--- a/reports/TaniAdapt_Comprehensive_EDA_Dossier.docx
+++ b/reports/TaniAdapt_Comprehensive_EDA_Dossier.docx
@@ -1750,7 +1750,7 @@
       <w:r>
         <w:drawing>
           <wp:inline xmlns:a="http://schemas.openxmlformats.org/drawingml/2006/main" xmlns:pic="http://schemas.openxmlformats.org/drawingml/2006/picture">
-            <wp:extent cx="5303520" cy="2372627"/>
+            <wp:extent cx="5303520" cy="2521711"/>
             <wp:docPr id="1" name="Picture 1"/>
             <wp:cNvGraphicFramePr>
               <a:graphicFrameLocks noChangeAspect="1"/>
@@ -1771,7 +1771,7 @@
                   <pic:spPr>
                     <a:xfrm>
                       <a:off x="0" y="0"/>
-                      <a:ext cx="5303520" cy="2372627"/>
+                      <a:ext cx="5303520" cy="2521711"/>
                     </a:xfrm>
                     <a:prstGeom prst="rect"/>
                   </pic:spPr>
@@ -1972,7 +1972,7 @@
         <w:spacing w:after="160"/>
       </w:pPr>
       <w:r>
-        <w:t>Gambar 4.4: Komparasi Padi Sawah vs Padi Ladang (Lonjakan Serempak 2019 Terjadi pada Kedua Sub-Sektor, Membuktikan Galat Konversi Dinas).</w:t>
+        <w:t>Gambar 4.4: Komparasi Padi Sawah vs Padi Ladang (Lonjakan Administratif Serentak 2019: Sawah +23%, Ladang +55%, Penyebab Belum Diketahui).</w:t>
       </w:r>
     </w:p>
     <w:p>
@@ -2461,7 +2461,7 @@
       <w:r>
         <w:drawing>
           <wp:inline xmlns:a="http://schemas.openxmlformats.org/drawingml/2006/main" xmlns:pic="http://schemas.openxmlformats.org/drawingml/2006/picture">
-            <wp:extent cx="5303520" cy="2263579"/>
+            <wp:extent cx="5303520" cy="2289766"/>
             <wp:docPr id="12" name="Picture 12"/>
             <wp:cNvGraphicFramePr>
               <a:graphicFrameLocks noChangeAspect="1"/>
@@ -2482,7 +2482,7 @@
                   <pic:spPr>
                     <a:xfrm>
                       <a:off x="0" y="0"/>
-                      <a:ext cx="5303520" cy="2263579"/>
+                      <a:ext cx="5303520" cy="2289766"/>
                     </a:xfrm>
                     <a:prstGeom prst="rect"/>
                   </pic:spPr>
@@ -2506,28 +2506,29 @@
         <w:pStyle w:val="Heading2"/>
       </w:pPr>
       <w:r>
-        <w:t>5.2 Evaluasi Hipotesis Terdaftar H_CORN_01 (Hujan Feb–Apr vs Hasil Jagung)</w:t>
+        <w:t>5.2 Evaluasi Hipotesis Terdaftar H_CORN_01 &amp; Estimasi Ulang Robust</w:t>
       </w:r>
     </w:p>
     <w:p>
       <w:r>
         <w:t>Evaluasi ekonometrika Added-Variable Plot Two-Way FE pada 18 sentra kabupaten (2015–2021, N = 124 observasi):</w:t>
         <w:br/>
-        <w:t>• Effect Size Point Estimate (beta): +0.0368 log points per 1 SD anomali cuaca (+3.68% perubahan hasil panen per standar deviasi presipitasi vegetatif Feb–Apr).</w:t>
+        <w:t>• Model 1 (Baseline OLS TWFE): beta = +0.0368 log points / SD, 95% Webb CI = [-0.0521, +0.1300], Bootstrap SE = 0.0516, MDE (2.8 x SE) = +-0.1444.</w:t>
         <w:br/>
-        <w:t>• Wild Cluster Bootstrap Webb (cluster = kabupaten, 999 bootstrap, seed = 42):</w:t>
+        <w:t>• Model 2 (WLS Bobot Luas Baseline 2015–2017): beta = +0.0395, 95% Webb CI = [-0.0161, +0.0932], Bootstrap SE = 0.0307, MDE = +-0.0859.</w:t>
         <w:br/>
-        <w:t xml:space="preserve">  - Bootstrap Standard Error = 0.0464</w:t>
+        <w:t>• Model 3 (Regresi Robust Huber / RLM): beta = +0.0198, 95% Webb CI = [-0.0292, +0.0709], Bootstrap SE = 0.0273, MDE = +-0.0765.</w:t>
         <w:br/>
-        <w:t xml:space="preserve">  - 95% Confidence Interval Webb = [-0.0521, +0.1300]</w:t>
+        <w:t>• Model 4 (Tanpa Outlier MAD-z P95 Cutoff): beta = +0.0555, 95% Webb CI = [-0.0275, +0.1398], Bootstrap SE = 0.0463, MDE = +-0.1298.</w:t>
         <w:br/>
-        <w:t>• Minimum Detectable Effect (Analytical MDE): +-0.2306 log points pada alpha = 0.05 dan Power = 0.80.</w:t>
         <w:br/>
-        <w:t>• Batas Efek Relevan Agronomis (Transfer Literatur): +-0.0650 log points (Schlenker &amp; Roberts 2009).</w:t>
+        <w:t>Efek yang Dikecualikan oleh Data: beta &lt; -0.0521 atau beta &gt; +0.1300.</w:t>
         <w:br/>
-        <w:t>• Status Evaluasi Resmi: EVIDENCE INSUFFICIENT.</w:t>
+        <w:t>Transfer dari Efek Suhu Literatur: +-0.0650 log points (Schlenker &amp; Roberts 2009).</w:t>
         <w:br/>
-        <w:t xml:space="preserve">  95% CI Wild Bootstrap Webb mencakup efek agronomis yang relevan (+0.0650) sekaligus mencakup efek nol (0.0000). Mengingat MDE panel makro tahunan sangat lebar (+-0.2306 &gt; 0.0650), data observasional makro tidak memiliki daya statistik untuk menarik kesimpulan konfirmatori.</w:t>
+        <w:t>Status Evaluasi Resmi: EVIDENCE INSUFFICIENT.</w:t>
+        <w:br/>
+        <w:t>Pada seluruh spesifikasi di atas, 95% CI Wild Bootstrap Webb melintasi nol dan mencakup rentang transfer efek suhu literatur (+-0.0650). Mengingat MDE panel makro tahunan lebih lebar dari benchmark efek (+-0.1444 &gt; 0.0650), data observasional makro tidak memiliki daya statistik untuk menarik kesimpulan kausal konfirmatori.</w:t>
       </w:r>
     </w:p>
     <w:p>
@@ -2576,7 +2577,7 @@
         <w:spacing w:after="160"/>
       </w:pPr>
       <w:r>
-        <w:t>Gambar 5.3: Added-Variable Plot H_CORN_01 Two-Way FE dengan 95% CI Wild Cluster Bootstrap Webb dan MDE Analitis (Status: Evidence Insufficient).</w:t>
+        <w:t>Gambar 5.3: Added-Variable Plot H_CORN_01 Two-Way FE dengan 95% CI Wild Cluster Bootstrap Webb dan MDE = 2.8 x SE (Status: Evidence Insufficient).</w:t>
       </w:r>
     </w:p>
     <w:p>
@@ -2704,9 +2705,11 @@
     </w:p>
     <w:p>
       <w:r>
-        <w:t>• Depresiasi Titik Embun Malam (Tmin - Tdew): Ketika Tmin - Tdew &lt; 1.0°C, kelembapan malam mendekati saturasi 100%, memicu kondensasi air bebas pada tajuk daun tanaman cabai.</w:t>
+        <w:t>• Depresiasi Titik Embun Malam (Tmin – Tdew): Tmin adalah nilai minimum 24 jam (subuh), sedangkan Tdew adalah rata-rata 24 jam. Sebanyak 40.3% hari mencatat depresiasi negatif (&lt; 0°C) murni akibat ketidaksesuaian rata-rata diurnal, bukan supersaturasi udara. Sebagai pelengkap proksi fajar, kelembapan relatif jam 06 lokal (RH_06h) mencatat persentil 90 sebesar 91.6%.</w:t>
         <w:br/>
-        <w:t>• Persistensi Hari Basah Ekstrem: Evaluasi run length hari berturut-turut di bawah P10 depresiasi embun bulanan dilaporkan murni deskriptif untuk sistem peringatan dini penyakit jamur (IFWC) tanpa menghubungkannya dengan regresi hasil panen.</w:t>
+        <w:t>• Persentil Ambang Batas: P10 seluruh musim tanam terhitung -0.70°C (bervariasi per bulan: -0.81°C Maret s.d. -0.48°C Agustus).</w:t>
+        <w:br/>
+        <w:t>• Persistensi Hari Basah Ekstrem: Run length hari berturut-turut di bawah P10 (hanya menghitung run &gt;= 1 hari) dilaporkan murni deskriptif untuk sistem peringatan dini jamur (IFWC) tanpa regresi terhadap hasil panen.</w:t>
       </w:r>
     </w:p>
     <w:p>
@@ -2718,7 +2721,7 @@
       <w:r>
         <w:drawing>
           <wp:inline xmlns:a="http://schemas.openxmlformats.org/drawingml/2006/main" xmlns:pic="http://schemas.openxmlformats.org/drawingml/2006/picture">
-            <wp:extent cx="5303520" cy="2188494"/>
+            <wp:extent cx="5303520" cy="2305771"/>
             <wp:docPr id="16" name="Picture 16"/>
             <wp:cNvGraphicFramePr>
               <a:graphicFrameLocks noChangeAspect="1"/>
@@ -2739,7 +2742,7 @@
                   <pic:spPr>
                     <a:xfrm>
                       <a:off x="0" y="0"/>
-                      <a:ext cx="5303520" cy="2188494"/>
+                      <a:ext cx="5303520" cy="2305771"/>
                     </a:xfrm>
                     <a:prstGeom prst="rect"/>
                   </pic:spPr>
@@ -2755,7 +2758,7 @@
         <w:spacing w:after="160"/>
       </w:pPr>
       <w:r>
-        <w:t>Gambar 5.6: Distribusi Depresiasi Titik Embun Malam (Tmin - Tdew) dan Frekuensi Run Length Hari Lembap Jenuh di Bawah P10 (Tier B Deskriptif).</w:t>
+        <w:t>Gambar 5.6: Distribusi Depresiasi Titik Embun Malam (Tmin – Tdew) dan Frekuensi Run Length Hari Lembap di Bawah P10 (Run &gt;= 1 Hari, Tier B Deskriptif).</w:t>
       </w:r>
     </w:p>
     <w:p>
@@ -2763,18 +2766,18 @@
         <w:pStyle w:val="Heading2"/>
       </w:pPr>
       <w:r>
-        <w:t>5.5 Daya Statistik Analitis (MDE) &amp; Dekomposisi Varians Lintas Komoditas</w:t>
+        <w:t>5.5 Daya Statistik (MDE = 2.8 x SE) &amp; Dekomposisi Varians Lintas Komoditas</w:t>
       </w:r>
     </w:p>
     <w:p>
       <w:r>
-        <w:t>Tabel komparasi MDE analitis dihitung langsung dari rumus varians residual:</w:t>
+        <w:t>Tabel komparasi MDE dihitung konsisten langsung dari Standard Error Wild Cluster Bootstrap (MDE = 2.8 x SE):</w:t>
         <w:br/>
-        <w:t>• Jagung (DS05, T=7, N=124): MDE = +-0.2306 (Underpowered, MDE 23.1% &gt; Efek Agronomis 6.5%).</w:t>
+        <w:t>• Jagung (DS05, T=7, N=124): Bootstrap SE = 0.0516, MDE = +-0.1444 (Daya Rendah, MDE 14.4% &gt; Efek Suhu 6.5%).</w:t>
         <w:br/>
-        <w:t>• Kedelai (DS07, T=7, N=108): MDE = +-0.1842 (Underpowered, MDE 18.4%).</w:t>
+        <w:t>• Kedelai (DS07, T=7, N=108): Bootstrap SE = 0.0503, MDE = +-0.1408 (Daya Rendah, MDE 14.1%).</w:t>
         <w:br/>
-        <w:t>• Padi Sawah (DS03, T=3, N=54): MDE = +-0.0325 (PERINGATAN: Degrees of freedom sempit df=33, bukan daya statistik tinggi).</w:t>
+        <w:t>• Padi Sawah (DS03, T=3, N=54): Bootstrap SE = 0.0163, MDE = +-0.0457 (PERINGATAN: Degrees of freedom sedikit df=33, bukan daya statistik tinggi!).</w:t>
         <w:br/>
         <w:br/>
         <w:t>Dekomposisi varians Two-Way FE:</w:t>
@@ -2783,7 +2786,7 @@
         <w:br/>
         <w:t>• Kedelai: FE Kabupaten = 58.4%, FE Tahun = 8.2%, Residu setelah FE = 33.4%.</w:t>
         <w:br/>
-        <w:t>Komponen residu setelah FE diberi label jujur sebagai gabungan cuaca lokal, noise acak, dan kesalahan ukur lapangan.</w:t>
+        <w:t>Komponen residu setelah FE diberi label jujur sebagai gabungan cuaca lokal, noise acak, dan variasi non-iklim.</w:t>
       </w:r>
     </w:p>
     <w:p>
@@ -2795,7 +2798,7 @@
       <w:r>
         <w:drawing>
           <wp:inline xmlns:a="http://schemas.openxmlformats.org/drawingml/2006/main" xmlns:pic="http://schemas.openxmlformats.org/drawingml/2006/picture">
-            <wp:extent cx="5303520" cy="2906579"/>
+            <wp:extent cx="5303520" cy="2692996"/>
             <wp:docPr id="17" name="Picture 17"/>
             <wp:cNvGraphicFramePr>
               <a:graphicFrameLocks noChangeAspect="1"/>
@@ -2816,7 +2819,7 @@
                   <pic:spPr>
                     <a:xfrm>
                       <a:off x="0" y="0"/>
-                      <a:ext cx="5303520" cy="2906579"/>
+                      <a:ext cx="5303520" cy="2692996"/>
                     </a:xfrm>
                     <a:prstGeom prst="rect"/>
                   </pic:spPr>
@@ -3107,7 +3110,7 @@
               <w:rPr>
                 <w:sz w:val="16"/>
               </w:rPr>
-              <w:t>Periode 2018-2020 UNVERIFIED; 2019 terdistorsi artefak dinas (+21.8%). Panel T=3 menyerap variasi dalam-kabupaten (Within-CV=2.14%). df=33 sempit. Advisory dibangun murni di atas Model Mekanistik Biofisik (Crop Calendar + GDD + Evapotranspirasi ET0).</w:t>
+              <w:t>Periode 2018-2020 UNVERIFIED; 2019 terdistorsi artefak administratif serentak (sawah +23%, ladang +55%), penyebab belum diketahui. Panel T=3 menyerap variasi dalam-kabupaten (Within-CV=2.14%). df=33 sempit. Advisory dibangun murni di atas Model Mekanistik Biofisik (Crop Calendar + GDD + Evapotranspirasi ET0).</w:t>
             </w:r>
           </w:p>
         </w:tc>
@@ -3206,7 +3209,7 @@
               <w:rPr>
                 <w:sz w:val="16"/>
               </w:rPr>
-              <w:t>Tahun 2022 dieksklusikan (imputasi seragam 75.70 ku/ha). Panel 2015-2021 memiliki integritas penuh. Status: Evidence Insufficient (Webb CI melintasi nol). Digunakan untuk uji sensitivitas iklim makro dan kalender tanam.</w:t>
+              <w:t>Tahun 2022 dieksklusikan (imputasi seragam 75.70 ku/ha). Panel 2015-2021 terdaftar ex-ante (dengan pengujian outlier eksplisit). MDE (2.8 x SE) = +-0.1444. Status: Evidence Insufficient (Webb CI melintasi nol). Digunakan untuk uji sensitivitas iklim makro dan kalender tanam.</w:t>
             </w:r>
           </w:p>
         </w:tc>
@@ -3305,7 +3308,7 @@
               <w:rPr>
                 <w:sz w:val="16"/>
               </w:rPr>
-              <w:t>Kriteria ex-ante N&gt;=6 tahun menyaring 17 sentra aktif. Tahun 2022 dieksklusikan (SD runtuh ke 0.19 ku/ha). MDE = +-0.1842. Berfungsi sebagai pembanding sekunder legum.</w:t>
+              <w:t>Kriteria ex-ante N&gt;=6 tahun menyaring 17 sentra aktif. Tahun 2022 dieksklusikan (SD runtuh ke 0.19 ku/ha). MDE (2.8 x SE) = +-0.1250. Berfungsi sebagai pembanding sekunder legum.</w:t>
             </w:r>
           </w:p>
         </w:tc>
@@ -3404,7 +3407,7 @@
               <w:rPr>
                 <w:sz w:val="16"/>
               </w:rPr>
-              <w:t>Zero temporal overlap kabupaten vs cuaca. Bebas label OPT. CV provinsi datar (~4-6%). Monitoring difokuskan pada mikroklimat kebasahan daun malam (Tmin - Tdew &lt; P10) untuk sistem peringatan dini jamur (IFWC).</w:t>
+              <w:t>Zero temporal overlap kabupaten vs cuaca. Bebas label OPT. CV provinsi datar (~4-6%). Monitoring difokuskan pada mikroklimat kebasahan daun malam (persentil P10 depresiasi embun &amp; proksi fajar RH 06h) untuk sistem peringatan dini jamur (IFWC).</w:t>
             </w:r>
           </w:p>
         </w:tc>

--- a/reports/TaniAdapt_Comprehensive_EDA_Dossier.docx
+++ b/reports/TaniAdapt_Comprehensive_EDA_Dossier.docx
@@ -40,7 +40,7 @@
           <w:color w:val="455A64"/>
           <w:sz w:val="22"/>
         </w:rPr>
-        <w:t>Laporan Teknis Standar PhD Data Scientist: Problem Formulation Protocol, Isolasi Artefak, Derajat Bebas Spasial (Neff), Inferensi Two-Way Fixed Effects, Wild Cluster Bootstrap Webb, dan Keputusan Arsitektur Komoditas.</w:t>
+        <w:t>Laporan Teknis Standar PhD Data Scientist: Problem Formulation Protocol, Isolasi Artefak Administratif, Derajat Bebas Spasial (Neff &amp; Demeaned PCA), Inferensi Two-Way Fixed Effects, Wild Cluster Bootstrap Webb, dan Keputusan Arsitektur Komoditas.</w:t>
       </w:r>
     </w:p>
     <w:tbl>
@@ -55,6 +55,67 @@
         <w:gridCol w:w="4680"/>
       </w:tblGrid>
       <w:tr>
+        <w:trPr>
+          <w:tblHeader/>
+          <w:cantSplit/>
+        </w:trPr>
+        <w:tc>
+          <w:tcPr>
+            <w:tcW w:type="dxa" w:w="3168"/>
+            <w:shd w:fill="1B5E20"/>
+            <w:tcMar>
+              <w:top w:w="70" w:type="dxa"/>
+              <w:bottom w:w="70" w:type="dxa"/>
+              <w:left w:w="90" w:type="dxa"/>
+              <w:right w:w="90" w:type="dxa"/>
+            </w:tcMar>
+          </w:tcPr>
+          <w:p>
+            <w:pPr>
+              <w:spacing w:after="0" w:line="252" w:lineRule="auto"/>
+            </w:pPr>
+            <w:r>
+              <w:rPr>
+                <w:rFonts w:ascii="Calibri" w:hAnsi="Calibri"/>
+                <w:b/>
+                <w:color w:val="FFFFFF"/>
+                <w:sz w:val="17"/>
+              </w:rPr>
+              <w:t>Parameter Audit Repositori</w:t>
+            </w:r>
+          </w:p>
+        </w:tc>
+        <w:tc>
+          <w:tcPr>
+            <w:tcW w:type="dxa" w:w="6192"/>
+            <w:shd w:fill="1B5E20"/>
+            <w:tcMar>
+              <w:top w:w="70" w:type="dxa"/>
+              <w:bottom w:w="70" w:type="dxa"/>
+              <w:left w:w="90" w:type="dxa"/>
+              <w:right w:w="90" w:type="dxa"/>
+            </w:tcMar>
+          </w:tcPr>
+          <w:p>
+            <w:pPr>
+              <w:spacing w:after="0" w:line="252" w:lineRule="auto"/>
+            </w:pPr>
+            <w:r>
+              <w:rPr>
+                <w:rFonts w:ascii="Calibri" w:hAnsi="Calibri"/>
+                <w:b/>
+                <w:color w:val="FFFFFF"/>
+                <w:sz w:val="17"/>
+              </w:rPr>
+              <w:t>Nilai &amp; Status Verifikasi</w:t>
+            </w:r>
+          </w:p>
+        </w:tc>
+      </w:tr>
+      <w:tr>
+        <w:trPr>
+          <w:cantSplit/>
+        </w:trPr>
         <w:tc>
           <w:tcPr>
             <w:tcW w:type="dxa" w:w="3168"/>
@@ -62,19 +123,19 @@
             <w:tcMar>
               <w:top w:w="50" w:type="dxa"/>
               <w:bottom w:w="50" w:type="dxa"/>
-              <w:left w:w="90" w:type="dxa"/>
-              <w:right w:w="90" w:type="dxa"/>
-            </w:tcMar>
-          </w:tcPr>
-          <w:p>
-            <w:pPr>
-              <w:spacing w:after="0"/>
-            </w:pPr>
-            <w:r>
-              <w:rPr>
+              <w:left w:w="70" w:type="dxa"/>
+              <w:right w:w="70" w:type="dxa"/>
+            </w:tcMar>
+          </w:tcPr>
+          <w:p>
+            <w:pPr>
+              <w:spacing w:after="0" w:line="252" w:lineRule="auto"/>
+            </w:pPr>
+            <w:r>
+              <w:rPr>
+                <w:rFonts w:ascii="Calibri" w:hAnsi="Calibri"/>
                 <w:b/>
-                <w:color w:val="2E7D32"/>
-                <w:sz w:val="18"/>
+                <w:sz w:val="16"/>
               </w:rPr>
               <w:t>Ditujukan Kepada:</w:t>
             </w:r>
@@ -83,21 +144,22 @@
         <w:tc>
           <w:tcPr>
             <w:tcW w:type="dxa" w:w="6192"/>
-            <w:shd w:fill="FAFAFA"/>
+            <w:shd w:fill="F1F8E9"/>
             <w:tcMar>
               <w:top w:w="50" w:type="dxa"/>
               <w:bottom w:w="50" w:type="dxa"/>
-              <w:left w:w="90" w:type="dxa"/>
-              <w:right w:w="90" w:type="dxa"/>
-            </w:tcMar>
-          </w:tcPr>
-          <w:p>
-            <w:pPr>
-              <w:spacing w:after="0"/>
-            </w:pPr>
-            <w:r>
-              <w:rPr>
-                <w:sz w:val="18"/>
+              <w:left w:w="70" w:type="dxa"/>
+              <w:right w:w="70" w:type="dxa"/>
+            </w:tcMar>
+          </w:tcPr>
+          <w:p>
+            <w:pPr>
+              <w:spacing w:after="0" w:line="252" w:lineRule="auto"/>
+            </w:pPr>
+            <w:r>
+              <w:rPr>
+                <w:rFonts w:ascii="Calibri" w:hAnsi="Calibri"/>
+                <w:sz w:val="16"/>
               </w:rPr>
               <w:t>Claude (Independent Reviewer, Econometrician &amp; Architecture Collaborator)</w:t>
             </w:r>
@@ -105,6 +167,63 @@
         </w:tc>
       </w:tr>
       <w:tr>
+        <w:trPr>
+          <w:cantSplit/>
+        </w:trPr>
+        <w:tc>
+          <w:tcPr>
+            <w:tcW w:type="dxa" w:w="3168"/>
+            <w:shd w:fill="FFFFFF"/>
+            <w:tcMar>
+              <w:top w:w="50" w:type="dxa"/>
+              <w:bottom w:w="50" w:type="dxa"/>
+              <w:left w:w="70" w:type="dxa"/>
+              <w:right w:w="70" w:type="dxa"/>
+            </w:tcMar>
+          </w:tcPr>
+          <w:p>
+            <w:pPr>
+              <w:spacing w:after="0" w:line="252" w:lineRule="auto"/>
+            </w:pPr>
+            <w:r>
+              <w:rPr>
+                <w:rFonts w:ascii="Calibri" w:hAnsi="Calibri"/>
+                <w:b/>
+                <w:sz w:val="16"/>
+              </w:rPr>
+              <w:t>Disusun Oleh:</w:t>
+            </w:r>
+          </w:p>
+        </w:tc>
+        <w:tc>
+          <w:tcPr>
+            <w:tcW w:type="dxa" w:w="6192"/>
+            <w:shd w:fill="FFFFFF"/>
+            <w:tcMar>
+              <w:top w:w="50" w:type="dxa"/>
+              <w:bottom w:w="50" w:type="dxa"/>
+              <w:left w:w="70" w:type="dxa"/>
+              <w:right w:w="70" w:type="dxa"/>
+            </w:tcMar>
+          </w:tcPr>
+          <w:p>
+            <w:pPr>
+              <w:spacing w:after="0" w:line="252" w:lineRule="auto"/>
+            </w:pPr>
+            <w:r>
+              <w:rPr>
+                <w:rFonts w:ascii="Calibri" w:hAnsi="Calibri"/>
+                <w:sz w:val="16"/>
+              </w:rPr>
+              <w:t>Antigravity Research Pair (PhD-Level Data Science Specialist)</w:t>
+            </w:r>
+          </w:p>
+        </w:tc>
+      </w:tr>
+      <w:tr>
+        <w:trPr>
+          <w:cantSplit/>
+        </w:trPr>
         <w:tc>
           <w:tcPr>
             <w:tcW w:type="dxa" w:w="3168"/>
@@ -112,49 +231,107 @@
             <w:tcMar>
               <w:top w:w="50" w:type="dxa"/>
               <w:bottom w:w="50" w:type="dxa"/>
-              <w:left w:w="90" w:type="dxa"/>
-              <w:right w:w="90" w:type="dxa"/>
-            </w:tcMar>
-          </w:tcPr>
-          <w:p>
-            <w:pPr>
-              <w:spacing w:after="0"/>
-            </w:pPr>
-            <w:r>
-              <w:rPr>
+              <w:left w:w="70" w:type="dxa"/>
+              <w:right w:w="70" w:type="dxa"/>
+            </w:tcMar>
+          </w:tcPr>
+          <w:p>
+            <w:pPr>
+              <w:spacing w:after="0" w:line="252" w:lineRule="auto"/>
+            </w:pPr>
+            <w:r>
+              <w:rPr>
+                <w:rFonts w:ascii="Calibri" w:hAnsi="Calibri"/>
                 <w:b/>
-                <w:color w:val="2E7D32"/>
-                <w:sz w:val="18"/>
-              </w:rPr>
-              <w:t>Disusun Oleh:</w:t>
+                <w:sz w:val="16"/>
+              </w:rPr>
+              <w:t>Unit Wilayah &amp; Periode:</w:t>
             </w:r>
           </w:p>
         </w:tc>
         <w:tc>
           <w:tcPr>
             <w:tcW w:type="dxa" w:w="6192"/>
-            <w:shd w:fill="FAFAFA"/>
+            <w:shd w:fill="F1F8E9"/>
             <w:tcMar>
               <w:top w:w="50" w:type="dxa"/>
               <w:bottom w:w="50" w:type="dxa"/>
-              <w:left w:w="90" w:type="dxa"/>
-              <w:right w:w="90" w:type="dxa"/>
-            </w:tcMar>
-          </w:tcPr>
-          <w:p>
-            <w:pPr>
-              <w:spacing w:after="0"/>
-            </w:pPr>
-            <w:r>
-              <w:rPr>
-                <w:sz w:val="18"/>
-              </w:rPr>
-              <w:t>Antigravity Research Pair (PhD-Level Data Science Specialist)</w:t>
+              <w:left w:w="70" w:type="dxa"/>
+              <w:right w:w="70" w:type="dxa"/>
+            </w:tcMar>
+          </w:tcPr>
+          <w:p>
+            <w:pPr>
+              <w:spacing w:after="0" w:line="252" w:lineRule="auto"/>
+            </w:pPr>
+            <w:r>
+              <w:rPr>
+                <w:rFonts w:ascii="Calibri" w:hAnsi="Calibri"/>
+                <w:sz w:val="16"/>
+              </w:rPr>
+              <w:t>27 Kabupaten/Kota Jawa Barat (ADM2 geoBoundaries) • 2015 s.d. 2024</w:t>
             </w:r>
           </w:p>
         </w:tc>
       </w:tr>
       <w:tr>
+        <w:trPr>
+          <w:cantSplit/>
+        </w:trPr>
+        <w:tc>
+          <w:tcPr>
+            <w:tcW w:type="dxa" w:w="3168"/>
+            <w:shd w:fill="FFFFFF"/>
+            <w:tcMar>
+              <w:top w:w="50" w:type="dxa"/>
+              <w:bottom w:w="50" w:type="dxa"/>
+              <w:left w:w="70" w:type="dxa"/>
+              <w:right w:w="70" w:type="dxa"/>
+            </w:tcMar>
+          </w:tcPr>
+          <w:p>
+            <w:pPr>
+              <w:spacing w:after="0" w:line="252" w:lineRule="auto"/>
+            </w:pPr>
+            <w:r>
+              <w:rPr>
+                <w:rFonts w:ascii="Calibri" w:hAnsi="Calibri"/>
+                <w:b/>
+                <w:sz w:val="16"/>
+              </w:rPr>
+              <w:t>Protokol Ekonometrika:</w:t>
+            </w:r>
+          </w:p>
+        </w:tc>
+        <w:tc>
+          <w:tcPr>
+            <w:tcW w:type="dxa" w:w="6192"/>
+            <w:shd w:fill="FFFFFF"/>
+            <w:tcMar>
+              <w:top w:w="50" w:type="dxa"/>
+              <w:bottom w:w="50" w:type="dxa"/>
+              <w:left w:w="70" w:type="dxa"/>
+              <w:right w:w="70" w:type="dxa"/>
+            </w:tcMar>
+          </w:tcPr>
+          <w:p>
+            <w:pPr>
+              <w:spacing w:after="0" w:line="252" w:lineRule="auto"/>
+            </w:pPr>
+            <w:r>
+              <w:rPr>
+                <w:rFonts w:ascii="Calibri" w:hAnsi="Calibri"/>
+                <w:sz w:val="16"/>
+              </w:rPr>
+              <w:t>Two-Way Fixed Effects, Wild Cluster Bootstrap Webb (2014), MDE (2.8 x SE), LOO Sensitivity</w:t>
+            </w:r>
+          </w:p>
+        </w:tc>
+      </w:tr>
+      <w:tr>
+        <w:trPr>
+          <w:cantSplit/>
+        </w:trPr>
         <w:tc>
           <w:tcPr>
             <w:tcW w:type="dxa" w:w="3168"/>
@@ -162,194 +339,99 @@
             <w:tcMar>
               <w:top w:w="50" w:type="dxa"/>
               <w:bottom w:w="50" w:type="dxa"/>
-              <w:left w:w="90" w:type="dxa"/>
-              <w:right w:w="90" w:type="dxa"/>
-            </w:tcMar>
-          </w:tcPr>
-          <w:p>
-            <w:pPr>
-              <w:spacing w:after="0"/>
-            </w:pPr>
-            <w:r>
-              <w:rPr>
+              <w:left w:w="70" w:type="dxa"/>
+              <w:right w:w="70" w:type="dxa"/>
+            </w:tcMar>
+          </w:tcPr>
+          <w:p>
+            <w:pPr>
+              <w:spacing w:after="0" w:line="252" w:lineRule="auto"/>
+            </w:pPr>
+            <w:r>
+              <w:rPr>
+                <w:rFonts w:ascii="Calibri" w:hAnsi="Calibri"/>
                 <w:b/>
-                <w:color w:val="2E7D32"/>
-                <w:sz w:val="18"/>
-              </w:rPr>
-              <w:t>Unit Wilayah &amp; Periode:</w:t>
+                <w:sz w:val="16"/>
+              </w:rPr>
+              <w:t>Integritas Sumber Data:</w:t>
             </w:r>
           </w:p>
         </w:tc>
         <w:tc>
           <w:tcPr>
             <w:tcW w:type="dxa" w:w="6192"/>
-            <w:shd w:fill="FAFAFA"/>
+            <w:shd w:fill="F1F8E9"/>
             <w:tcMar>
               <w:top w:w="50" w:type="dxa"/>
               <w:bottom w:w="50" w:type="dxa"/>
-              <w:left w:w="90" w:type="dxa"/>
-              <w:right w:w="90" w:type="dxa"/>
-            </w:tcMar>
-          </w:tcPr>
-          <w:p>
-            <w:pPr>
-              <w:spacing w:after="0"/>
-            </w:pPr>
-            <w:r>
-              <w:rPr>
-                <w:sz w:val="18"/>
-              </w:rPr>
-              <w:t>27 Kabupaten/Kota Jawa Barat (ADM2 geoBoundaries) • 2015 s.d. 2024</w:t>
+              <w:left w:w="70" w:type="dxa"/>
+              <w:right w:w="70" w:type="dxa"/>
+            </w:tcMar>
+          </w:tcPr>
+          <w:p>
+            <w:pPr>
+              <w:spacing w:after="0" w:line="252" w:lineRule="auto"/>
+            </w:pPr>
+            <w:r>
+              <w:rPr>
+                <w:rFonts w:ascii="Calibri" w:hAnsi="Calibri"/>
+                <w:sz w:val="16"/>
+              </w:rPr>
+              <w:t>BPS Manual Input Resmi (bps_manual_input.csv), AgERA5 Copernicus, CHIRPS NOAA ERDDAP</w:t>
             </w:r>
           </w:p>
         </w:tc>
       </w:tr>
       <w:tr>
+        <w:trPr>
+          <w:cantSplit/>
+        </w:trPr>
         <w:tc>
           <w:tcPr>
             <w:tcW w:type="dxa" w:w="3168"/>
-            <w:shd w:fill="F1F8E9"/>
+            <w:shd w:fill="FFFFFF"/>
             <w:tcMar>
               <w:top w:w="50" w:type="dxa"/>
               <w:bottom w:w="50" w:type="dxa"/>
-              <w:left w:w="90" w:type="dxa"/>
-              <w:right w:w="90" w:type="dxa"/>
-            </w:tcMar>
-          </w:tcPr>
-          <w:p>
-            <w:pPr>
-              <w:spacing w:after="0"/>
-            </w:pPr>
-            <w:r>
-              <w:rPr>
+              <w:left w:w="70" w:type="dxa"/>
+              <w:right w:w="70" w:type="dxa"/>
+            </w:tcMar>
+          </w:tcPr>
+          <w:p>
+            <w:pPr>
+              <w:spacing w:after="0" w:line="252" w:lineRule="auto"/>
+            </w:pPr>
+            <w:r>
+              <w:rPr>
+                <w:rFonts w:ascii="Calibri" w:hAnsi="Calibri"/>
                 <w:b/>
-                <w:color w:val="2E7D32"/>
-                <w:sz w:val="18"/>
-              </w:rPr>
-              <w:t>Protokol Ekonometrika:</w:t>
+                <w:sz w:val="16"/>
+              </w:rPr>
+              <w:t>Status Repositori:</w:t>
             </w:r>
           </w:p>
         </w:tc>
         <w:tc>
           <w:tcPr>
             <w:tcW w:type="dxa" w:w="6192"/>
-            <w:shd w:fill="FAFAFA"/>
+            <w:shd w:fill="FFFFFF"/>
             <w:tcMar>
               <w:top w:w="50" w:type="dxa"/>
               <w:bottom w:w="50" w:type="dxa"/>
-              <w:left w:w="90" w:type="dxa"/>
-              <w:right w:w="90" w:type="dxa"/>
-            </w:tcMar>
-          </w:tcPr>
-          <w:p>
-            <w:pPr>
-              <w:spacing w:after="0"/>
-            </w:pPr>
-            <w:r>
-              <w:rPr>
-                <w:sz w:val="18"/>
-              </w:rPr>
-              <w:t>Two-Way Fixed Effects, Wild Cluster Bootstrap Webb (2014), Analytical MDE, LOO Sensitivity</w:t>
-            </w:r>
-          </w:p>
-        </w:tc>
-      </w:tr>
-      <w:tr>
-        <w:tc>
-          <w:tcPr>
-            <w:tcW w:type="dxa" w:w="3168"/>
-            <w:shd w:fill="F1F8E9"/>
-            <w:tcMar>
-              <w:top w:w="50" w:type="dxa"/>
-              <w:bottom w:w="50" w:type="dxa"/>
-              <w:left w:w="90" w:type="dxa"/>
-              <w:right w:w="90" w:type="dxa"/>
-            </w:tcMar>
-          </w:tcPr>
-          <w:p>
-            <w:pPr>
-              <w:spacing w:after="0"/>
-            </w:pPr>
-            <w:r>
-              <w:rPr>
-                <w:b/>
-                <w:color w:val="2E7D32"/>
-                <w:sz w:val="18"/>
-              </w:rPr>
-              <w:t>Integritas Sumber Data:</w:t>
-            </w:r>
-          </w:p>
-        </w:tc>
-        <w:tc>
-          <w:tcPr>
-            <w:tcW w:type="dxa" w:w="6192"/>
-            <w:shd w:fill="FAFAFA"/>
-            <w:tcMar>
-              <w:top w:w="50" w:type="dxa"/>
-              <w:bottom w:w="50" w:type="dxa"/>
-              <w:left w:w="90" w:type="dxa"/>
-              <w:right w:w="90" w:type="dxa"/>
-            </w:tcMar>
-          </w:tcPr>
-          <w:p>
-            <w:pPr>
-              <w:spacing w:after="0"/>
-            </w:pPr>
-            <w:r>
-              <w:rPr>
-                <w:sz w:val="18"/>
-              </w:rPr>
-              <w:t>BPS Manual Input Resmi (bps_manual_input.csv), AgERA5 Copernicus, CHIRPS NOAA ERDDAP</w:t>
-            </w:r>
-          </w:p>
-        </w:tc>
-      </w:tr>
-      <w:tr>
-        <w:tc>
-          <w:tcPr>
-            <w:tcW w:type="dxa" w:w="3168"/>
-            <w:shd w:fill="F1F8E9"/>
-            <w:tcMar>
-              <w:top w:w="50" w:type="dxa"/>
-              <w:bottom w:w="50" w:type="dxa"/>
-              <w:left w:w="90" w:type="dxa"/>
-              <w:right w:w="90" w:type="dxa"/>
-            </w:tcMar>
-          </w:tcPr>
-          <w:p>
-            <w:pPr>
-              <w:spacing w:after="0"/>
-            </w:pPr>
-            <w:r>
-              <w:rPr>
-                <w:b/>
-                <w:color w:val="2E7D32"/>
-                <w:sz w:val="18"/>
-              </w:rPr>
-              <w:t>Status Repositori:</w:t>
-            </w:r>
-          </w:p>
-        </w:tc>
-        <w:tc>
-          <w:tcPr>
-            <w:tcW w:type="dxa" w:w="6192"/>
-            <w:shd w:fill="FAFAFA"/>
-            <w:tcMar>
-              <w:top w:w="50" w:type="dxa"/>
-              <w:bottom w:w="50" w:type="dxa"/>
-              <w:left w:w="90" w:type="dxa"/>
-              <w:right w:w="90" w:type="dxa"/>
-            </w:tcMar>
-          </w:tcPr>
-          <w:p>
-            <w:pPr>
-              <w:spacing w:after="0"/>
-            </w:pPr>
-            <w:r>
-              <w:rPr>
-                <w:sz w:val="18"/>
-              </w:rPr>
-              <w:t>Git Commit: bd5955d | Tag: v2-audit-closure | 10 Notebook Modular (0 Errors)</w:t>
+              <w:left w:w="70" w:type="dxa"/>
+              <w:right w:w="70" w:type="dxa"/>
+            </w:tcMar>
+          </w:tcPr>
+          <w:p>
+            <w:pPr>
+              <w:spacing w:after="0" w:line="252" w:lineRule="auto"/>
+            </w:pPr>
+            <w:r>
+              <w:rPr>
+                <w:rFonts w:ascii="Calibri" w:hAnsi="Calibri"/>
+                <w:sz w:val="16"/>
+              </w:rPr>
+              <w:t>Git Commit: 6c6ac5e | Tag: audit-v3 (1aa2e01) | Tag Lama: v2-audit-closure (f733079) | 10 Notebook Modular (0 Errors)</w:t>
             </w:r>
           </w:p>
         </w:tc>
@@ -357,7 +439,7 @@
     </w:tbl>
     <w:p>
       <w:pPr>
-        <w:spacing w:after="160"/>
+        <w:spacing w:after="120"/>
       </w:pPr>
     </w:p>
     <w:p>
@@ -426,9 +508,9 @@
               <w:br/>
               <w:t>2. Jenis Pertanyaan: Bukan estimasi kausal eksperimental acak. Analisis ini berjenis eksploratori panel dan dekomposisi varians: seberapa besar variasi hasil panen kabupaten yang dapat dikaitkan dengan variasi cuaca lokal setelah menyerap heterogenitas tetap kabupaten dan guncangan temporal provinsi?</w:t>
               <w:br/>
-              <w:t>3. Target Estimasi: Parameter respon regresi Two-Way Fixed Effects (beta) dan batas Minimum Detectable Effect (MDE) di bawah kendala daya statistik makro.</w:t>
+              <w:t>3. Target Estimasi: Parameter respon regresi Two-Way Fixed Effects (beta), rentang keyakinan Wild Cluster Bootstrap Webb, dan batas Minimum Detectable Effect (MDE = 2.8 x SE) di bawah kendala daya statistik makro.</w:t>
               <w:br/>
-              <w:t>4. Ketersediaan &amp; Batasan Data: N efektif terbatas oleh deret waktu tahunan (T=7 untuk jagung/kedelai, T=3 untuk padi bebas artefak). Wilayah independen iklim efektif hanya 2 moda regional (PCA 84.55%).</w:t>
+              <w:t>4. Ketersediaan &amp; Batasan Data: N efektif terbatas oleh deret waktu tahunan (T=7 untuk jagung/kedelai, T=3 untuk padi bebas artefak). Wilayah independen iklim efektif di Jawa Barat didominasi oleh dua komponen utama (PCA anomali demeaned 80.97%).</w:t>
               <w:br/>
               <w:t>5. Resiko Keputusan (Stake): Kesalahan estimasi kausal prematur dapat menyesatkan rekomendasi kalender tanam petani kecil; oleh karena itu, pelaporan Evidence Insufficient dan penguncian Tier Mekanistik menjadi keharusan moral akademis.</w:t>
             </w:r>
@@ -499,14 +581,28 @@
     </w:p>
     <w:p>
       <w:r>
-        <w:t>Formulasi Daya Analitis Minimum Detectable Effect (MDE):</w:t>
+        <w:t>Formulasi Daya Analitis Minimum Detectable Effect (MDE = 2.8 x SE):</w:t>
         <w:br/>
-        <w:t>Batas perubahan efek terkecil yang dapat dideteksi secara andal pada tingkat signifikansi alpha = 0.05 dan daya 1 - beta_power = 0.80 dihitung analitis:</w:t>
+        <w:t>Batas perubahan efek terkecil yang dapat dideteksi secara andal pada tingkat signifikansi alpha = 0.05 dan daya 1 - beta_power = 0.80 dihitung analitis langsung dari Standard Error bootstrap:</w:t>
         <w:br/>
-        <w:t>MDE = (t_{alpha/2, df} + t_{1-beta, df}) * [ sigma_{y,resid} / (sigma_{x,resid} * sqrt(N)) ]</w:t>
+        <w:t>MDE = (t_{alpha/2, df} + t_{1-beta, df}) * SE_boot ≈ 2.8 * SE_boot</w:t>
         <w:br/>
         <w:br/>
         <w:t>di mana df = N - G - T adalah derajat bebas residual sesungguhnya. Depletion derajat bebas: Ketika N kecil dan panel pendek (seperti Padi T=3, N=54), Two-Way FE mengonsumsi 18 + 3 = 21 parameter, menyisakan df = 33. Penyerapan variasi dalam-kabupaten membuat sigma_{y,resid} mengecil secara artifisial, menghasilkan MDE sempit yang menipu pengamat jika tidak diaudit secara jujur.</w:t>
+      </w:r>
+    </w:p>
+    <w:p>
+      <w:r>
+        <w:t>Kerangka Skrining Outlier Robust MAD-z Dalam-Kabupaten:</w:t>
+        <w:br/>
+        <w:t>Untuk menghindari cutoff absolut sembarang, outlier residual disaring menggunakan Median Absolute Deviation (MAD) dalam masing-masing kabupaten i:</w:t>
+        <w:br/>
+        <w:t>MAD_i = median(|y_{it} - median(y_{i.})|)</w:t>
+        <w:br/>
+        <w:t>z_{it}^{MAD} = 0.6745 * |y_{it} - median(y_{i.})| / MAD_i</w:t>
+        <w:br/>
+        <w:br/>
+        <w:t>Observasi dieksklusikan hanya jika z_{it}^{MAD} melebihi persentil ke-95 empiris (P95 cutoff). Seluruh 4 model re-estimasi (OLS, WLS bobot luas baseline, Robust Huber, dan Tanpa MAD-z) dibandingkan secara transparan.</w:t>
       </w:r>
     </w:p>
     <w:p>
@@ -537,6 +633,10 @@
         <w:gridCol w:w="2340"/>
       </w:tblGrid>
       <w:tr>
+        <w:trPr>
+          <w:tblHeader/>
+          <w:cantSplit/>
+        </w:trPr>
         <w:tc>
           <w:tcPr>
             <w:tcW w:type="dxa" w:w="1152"/>
@@ -550,10 +650,11 @@
           </w:tcPr>
           <w:p>
             <w:pPr>
-              <w:spacing w:after="0"/>
-            </w:pPr>
-            <w:r>
-              <w:rPr>
+              <w:spacing w:after="0" w:line="252" w:lineRule="auto"/>
+            </w:pPr>
+            <w:r>
+              <w:rPr>
+                <w:rFonts w:ascii="Calibri" w:hAnsi="Calibri"/>
                 <w:b/>
                 <w:color w:val="FFFFFF"/>
                 <w:sz w:val="17"/>
@@ -575,10 +676,11 @@
           </w:tcPr>
           <w:p>
             <w:pPr>
-              <w:spacing w:after="0"/>
-            </w:pPr>
-            <w:r>
-              <w:rPr>
+              <w:spacing w:after="0" w:line="252" w:lineRule="auto"/>
+            </w:pPr>
+            <w:r>
+              <w:rPr>
+                <w:rFonts w:ascii="Calibri" w:hAnsi="Calibri"/>
                 <w:b/>
                 <w:color w:val="FFFFFF"/>
                 <w:sz w:val="17"/>
@@ -600,10 +702,11 @@
           </w:tcPr>
           <w:p>
             <w:pPr>
-              <w:spacing w:after="0"/>
-            </w:pPr>
-            <w:r>
-              <w:rPr>
+              <w:spacing w:after="0" w:line="252" w:lineRule="auto"/>
+            </w:pPr>
+            <w:r>
+              <w:rPr>
+                <w:rFonts w:ascii="Calibri" w:hAnsi="Calibri"/>
                 <w:b/>
                 <w:color w:val="FFFFFF"/>
                 <w:sz w:val="17"/>
@@ -625,10 +728,11 @@
           </w:tcPr>
           <w:p>
             <w:pPr>
-              <w:spacing w:after="0"/>
-            </w:pPr>
-            <w:r>
-              <w:rPr>
+              <w:spacing w:after="0" w:line="252" w:lineRule="auto"/>
+            </w:pPr>
+            <w:r>
+              <w:rPr>
+                <w:rFonts w:ascii="Calibri" w:hAnsi="Calibri"/>
                 <w:b/>
                 <w:color w:val="FFFFFF"/>
                 <w:sz w:val="17"/>
@@ -639,6 +743,9 @@
         </w:tc>
       </w:tr>
       <w:tr>
+        <w:trPr>
+          <w:cantSplit/>
+        </w:trPr>
         <w:tc>
           <w:tcPr>
             <w:tcW w:type="dxa" w:w="1152"/>
@@ -652,10 +759,11 @@
           </w:tcPr>
           <w:p>
             <w:pPr>
-              <w:spacing w:after="0"/>
-            </w:pPr>
-            <w:r>
-              <w:rPr>
+              <w:spacing w:after="0" w:line="252" w:lineRule="auto"/>
+            </w:pPr>
+            <w:r>
+              <w:rPr>
+                <w:rFonts w:ascii="Calibri" w:hAnsi="Calibri"/>
                 <w:b/>
                 <w:sz w:val="16"/>
               </w:rPr>
@@ -676,10 +784,11 @@
           </w:tcPr>
           <w:p>
             <w:pPr>
-              <w:spacing w:after="0"/>
-            </w:pPr>
-            <w:r>
-              <w:rPr>
+              <w:spacing w:after="0" w:line="252" w:lineRule="auto"/>
+            </w:pPr>
+            <w:r>
+              <w:rPr>
+                <w:rFonts w:ascii="Calibri" w:hAnsi="Calibri"/>
                 <w:sz w:val="16"/>
               </w:rPr>
               <w:t>Rekonsiliasi Padi B1: BPS Tunggal &amp; 2018–2020</w:t>
@@ -699,12 +808,11 @@
           </w:tcPr>
           <w:p>
             <w:pPr>
-              <w:spacing w:after="0"/>
-            </w:pPr>
-            <w:r>
-              <w:rPr>
-                <w:b/>
-                <w:color w:val="2E7D32"/>
+              <w:spacing w:after="0" w:line="252" w:lineRule="auto"/>
+            </w:pPr>
+            <w:r>
+              <w:rPr>
+                <w:rFonts w:ascii="Calibri" w:hAnsi="Calibri"/>
                 <w:sz w:val="16"/>
               </w:rPr>
               <w:t>CLOSED</w:t>
@@ -724,18 +832,22 @@
           </w:tcPr>
           <w:p>
             <w:pPr>
-              <w:spacing w:after="0"/>
-            </w:pPr>
-            <w:r>
-              <w:rPr>
+              <w:spacing w:after="0" w:line="252" w:lineRule="auto"/>
+            </w:pPr>
+            <w:r>
+              <w:rPr>
+                <w:rFonts w:ascii="Calibri" w:hAnsi="Calibri"/>
                 <w:sz w:val="16"/>
               </w:rPr>
-              <w:t>Angka BPS tunggal dari bps_manual_input.csv: 2015=61.22, 2016=60.49, 2017=58.87 ku/ha. Rata-rata berbobot luas DS03 cocok 100.0% (selisih 0.01%). Periode 2018-2020 UNVERIFIED. 2019 diisolasi sebagai artefak reporting (+21.8%).</w:t>
+              <w:t>Angka BPS tunggal dari bps_manual_input.csv: 2015=61.22, 2016=60.49, 2017=58.87 ku/ha. Rata-rata berbobot luas DS03 cocok 100.0% (selisih 0.01%). Periode 2018-2020 UNVERIFIED. 2019: artefak administratif serentak (sawah +23%, ladang +55%), penyebab belum diketahui.</w:t>
             </w:r>
           </w:p>
         </w:tc>
       </w:tr>
       <w:tr>
+        <w:trPr>
+          <w:cantSplit/>
+        </w:trPr>
         <w:tc>
           <w:tcPr>
             <w:tcW w:type="dxa" w:w="1152"/>
@@ -749,10 +861,11 @@
           </w:tcPr>
           <w:p>
             <w:pPr>
-              <w:spacing w:after="0"/>
-            </w:pPr>
-            <w:r>
-              <w:rPr>
+              <w:spacing w:after="0" w:line="252" w:lineRule="auto"/>
+            </w:pPr>
+            <w:r>
+              <w:rPr>
+                <w:rFonts w:ascii="Calibri" w:hAnsi="Calibri"/>
                 <w:b/>
                 <w:sz w:val="16"/>
               </w:rPr>
@@ -773,10 +886,11 @@
           </w:tcPr>
           <w:p>
             <w:pPr>
-              <w:spacing w:after="0"/>
-            </w:pPr>
-            <w:r>
-              <w:rPr>
+              <w:spacing w:after="0" w:line="252" w:lineRule="auto"/>
+            </w:pPr>
+            <w:r>
+              <w:rPr>
+                <w:rFonts w:ascii="Calibri" w:hAnsi="Calibri"/>
                 <w:sz w:val="16"/>
               </w:rPr>
               <w:t>Validasi Presipitasi CHIRPS ERDDAP</w:t>
@@ -796,12 +910,11 @@
           </w:tcPr>
           <w:p>
             <w:pPr>
-              <w:spacing w:after="0"/>
-            </w:pPr>
-            <w:r>
-              <w:rPr>
-                <w:b/>
-                <w:color w:val="2E7D32"/>
+              <w:spacing w:after="0" w:line="252" w:lineRule="auto"/>
+            </w:pPr>
+            <w:r>
+              <w:rPr>
+                <w:rFonts w:ascii="Calibri" w:hAnsi="Calibri"/>
                 <w:sz w:val="16"/>
               </w:rPr>
               <w:t>CLOSED (3 Thn Benchmark)</w:t>
@@ -821,18 +934,22 @@
           </w:tcPr>
           <w:p>
             <w:pPr>
-              <w:spacing w:after="0"/>
-            </w:pPr>
-            <w:r>
-              <w:rPr>
+              <w:spacing w:after="0" w:line="252" w:lineRule="auto"/>
+            </w:pPr>
+            <w:r>
+              <w:rPr>
+                <w:rFonts w:ascii="Calibri" w:hAnsi="Calibri"/>
                 <w:sz w:val="16"/>
               </w:rPr>
-              <w:t>NOAA CoastWatch ERDDAP melayani 3 tahun benchmark (2016, 2020, 2024; N=972 unit-bulan, Pearson r=0.710, Spearman rho=0.737). Non-benchmark BLOCKED transparan. Sampling area poligon meredam bias 18-28% pada 6 sentra Tier A.</w:t>
+              <w:t>NOAA CoastWatch ERDDAP melayani 3 tahun benchmark (2016, 2020, 2024; N=972 unit-bulan). Korelasi dalam-tahun: 2016 r=0.6350, 2020 r=0.7277, 2024 r=0.6930; median per-unit r=0.7569 (0.5899 s.d. 0.8684). Max signed bias MH: +72.31% (Bandung Raya). Non-benchmark BLOCKED transparan. Sampling area poligon meredam bias 18-28% pada 6 sentra Tier A.</w:t>
             </w:r>
           </w:p>
         </w:tc>
       </w:tr>
       <w:tr>
+        <w:trPr>
+          <w:cantSplit/>
+        </w:trPr>
         <w:tc>
           <w:tcPr>
             <w:tcW w:type="dxa" w:w="1152"/>
@@ -846,10 +963,11 @@
           </w:tcPr>
           <w:p>
             <w:pPr>
-              <w:spacing w:after="0"/>
-            </w:pPr>
-            <w:r>
-              <w:rPr>
+              <w:spacing w:after="0" w:line="252" w:lineRule="auto"/>
+            </w:pPr>
+            <w:r>
+              <w:rPr>
+                <w:rFonts w:ascii="Calibri" w:hAnsi="Calibri"/>
                 <w:b/>
                 <w:sz w:val="16"/>
               </w:rPr>
@@ -870,13 +988,14 @@
           </w:tcPr>
           <w:p>
             <w:pPr>
-              <w:spacing w:after="0"/>
-            </w:pPr>
-            <w:r>
-              <w:rPr>
+              <w:spacing w:after="0" w:line="252" w:lineRule="auto"/>
+            </w:pPr>
+            <w:r>
+              <w:rPr>
+                <w:rFonts w:ascii="Calibri" w:hAnsi="Calibri"/>
                 <w:sz w:val="16"/>
               </w:rPr>
-              <w:t>Spatial Neff &amp; PCA Anomali Deseasonalized</w:t>
+              <w:t>Spatial Neff &amp; PCA Anomali Demeaned</w:t>
             </w:r>
           </w:p>
         </w:tc>
@@ -893,12 +1012,11 @@
           </w:tcPr>
           <w:p>
             <w:pPr>
-              <w:spacing w:after="0"/>
-            </w:pPr>
-            <w:r>
-              <w:rPr>
-                <w:b/>
-                <w:color w:val="2E7D32"/>
+              <w:spacing w:after="0" w:line="252" w:lineRule="auto"/>
+            </w:pPr>
+            <w:r>
+              <w:rPr>
+                <w:rFonts w:ascii="Calibri" w:hAnsi="Calibri"/>
                 <w:sz w:val="16"/>
               </w:rPr>
               <w:t>CLOSED</w:t>
@@ -918,18 +1036,22 @@
           </w:tcPr>
           <w:p>
             <w:pPr>
-              <w:spacing w:after="0"/>
-            </w:pPr>
-            <w:r>
-              <w:rPr>
+              <w:spacing w:after="0" w:line="252" w:lineRule="auto"/>
+            </w:pPr>
+            <w:r>
+              <w:rPr>
+                <w:rFonts w:ascii="Calibri" w:hAnsi="Calibri"/>
                 <w:sz w:val="16"/>
               </w:rPr>
-              <w:t>PCA pada 22 sel AgERA5 x 120 bulan deseasonalized membuktikan 2 komponen utama menjelaskan 84.55% varians spasial (PC1=68.91%, PC2=15.64%). Rata-rata korelasi anomali r=0.727. Derajat bebas iklim efektif Jabar hanya 2 moda spasial.</w:t>
+              <w:t>PCA pada anomali bulanan yang di-demean per tahun (22 sel x 120 bulan) membuktikan PC1=69.02% dan PC2=11.95% (kumulatif 80.97%). Rata-rata korelasi anomali antar-sel r=0.6671. PC1 merefleksikan variasi makro ENSO/monsun seragam, PC2 menangkap kontras orografis utara-selatan. Sisa 19.03% varians tersebar pada komponen 3-22. Klaim kaku 'tepat 2 moda' dihapus.</w:t>
             </w:r>
           </w:p>
         </w:tc>
       </w:tr>
       <w:tr>
+        <w:trPr>
+          <w:cantSplit/>
+        </w:trPr>
         <w:tc>
           <w:tcPr>
             <w:tcW w:type="dxa" w:w="1152"/>
@@ -943,10 +1065,11 @@
           </w:tcPr>
           <w:p>
             <w:pPr>
-              <w:spacing w:after="0"/>
-            </w:pPr>
-            <w:r>
-              <w:rPr>
+              <w:spacing w:after="0" w:line="252" w:lineRule="auto"/>
+            </w:pPr>
+            <w:r>
+              <w:rPr>
+                <w:rFonts w:ascii="Calibri" w:hAnsi="Calibri"/>
                 <w:b/>
                 <w:sz w:val="16"/>
               </w:rPr>
@@ -967,10 +1090,11 @@
           </w:tcPr>
           <w:p>
             <w:pPr>
-              <w:spacing w:after="0"/>
-            </w:pPr>
-            <w:r>
-              <w:rPr>
+              <w:spacing w:after="0" w:line="252" w:lineRule="auto"/>
+            </w:pPr>
+            <w:r>
+              <w:rPr>
+                <w:rFonts w:ascii="Calibri" w:hAnsi="Calibri"/>
                 <w:sz w:val="16"/>
               </w:rPr>
               <w:t>Inferensi Panel, Wild Bootstrap &amp; MDE</w:t>
@@ -990,12 +1114,11 @@
           </w:tcPr>
           <w:p>
             <w:pPr>
-              <w:spacing w:after="0"/>
-            </w:pPr>
-            <w:r>
-              <w:rPr>
-                <w:b/>
-                <w:color w:val="2E7D32"/>
+              <w:spacing w:after="0" w:line="252" w:lineRule="auto"/>
+            </w:pPr>
+            <w:r>
+              <w:rPr>
+                <w:rFonts w:ascii="Calibri" w:hAnsi="Calibri"/>
                 <w:sz w:val="16"/>
               </w:rPr>
               <w:t>CLOSED</w:t>
@@ -1015,18 +1138,22 @@
           </w:tcPr>
           <w:p>
             <w:pPr>
-              <w:spacing w:after="0"/>
-            </w:pPr>
-            <w:r>
-              <w:rPr>
+              <w:spacing w:after="0" w:line="252" w:lineRule="auto"/>
+            </w:pPr>
+            <w:r>
+              <w:rPr>
+                <w:rFonts w:ascii="Calibri" w:hAnsi="Calibri"/>
                 <w:sz w:val="16"/>
               </w:rPr>
-              <w:t>Estimasi bebas hardcoding: Jagung beta = +0.0368, 95% Webb CI [-0.0521, +0.1300], MDE = +-0.2306 (Evidence Insufficient). Padi T=3 MDE = +-0.0325 (df=33 semu). Lead placebo t+1 = +0.0075. Sesuai protokol Webb (2014).</w:t>
+              <w:t>Harmonisasi MDE = 2.8 x SE_boot. Jagung beta = +0.0368, 95% Webb CI [-0.0521, +0.1300], SE = 0.0516, MDE = +-0.1444 (Evidence Insufficient). Kedelai MDE = +-0.1250. Padi T=3 MDE = +-0.0255 (peringatan: df=33 semu, bukan daya tinggi). Batas efek dikecualikan data: &lt; -0.0521 atau &gt; +0.1300. Benchmark suhu literatur: +-0.0650.</w:t>
             </w:r>
           </w:p>
         </w:tc>
       </w:tr>
       <w:tr>
+        <w:trPr>
+          <w:cantSplit/>
+        </w:trPr>
         <w:tc>
           <w:tcPr>
             <w:tcW w:type="dxa" w:w="1152"/>
@@ -1040,10 +1167,11 @@
           </w:tcPr>
           <w:p>
             <w:pPr>
-              <w:spacing w:after="0"/>
-            </w:pPr>
-            <w:r>
-              <w:rPr>
+              <w:spacing w:after="0" w:line="252" w:lineRule="auto"/>
+            </w:pPr>
+            <w:r>
+              <w:rPr>
+                <w:rFonts w:ascii="Calibri" w:hAnsi="Calibri"/>
                 <w:b/>
                 <w:sz w:val="16"/>
               </w:rPr>
@@ -1064,10 +1192,11 @@
           </w:tcPr>
           <w:p>
             <w:pPr>
-              <w:spacing w:after="0"/>
-            </w:pPr>
-            <w:r>
-              <w:rPr>
+              <w:spacing w:after="0" w:line="252" w:lineRule="auto"/>
+            </w:pPr>
+            <w:r>
+              <w:rPr>
+                <w:rFonts w:ascii="Calibri" w:hAnsi="Calibri"/>
                 <w:sz w:val="16"/>
               </w:rPr>
               <w:t>Higienitas Klaim &amp; Sitasi Agronomi</w:t>
@@ -1087,12 +1216,11 @@
           </w:tcPr>
           <w:p>
             <w:pPr>
-              <w:spacing w:after="0"/>
-            </w:pPr>
-            <w:r>
-              <w:rPr>
-                <w:b/>
-                <w:color w:val="2E7D32"/>
+              <w:spacing w:after="0" w:line="252" w:lineRule="auto"/>
+            </w:pPr>
+            <w:r>
+              <w:rPr>
+                <w:rFonts w:ascii="Calibri" w:hAnsi="Calibri"/>
                 <w:sz w:val="16"/>
               </w:rPr>
               <w:t>CLOSED</w:t>
@@ -1112,10 +1240,11 @@
           </w:tcPr>
           <w:p>
             <w:pPr>
-              <w:spacing w:after="0"/>
-            </w:pPr>
-            <w:r>
-              <w:rPr>
+              <w:spacing w:after="0" w:line="252" w:lineRule="auto"/>
+            </w:pPr>
+            <w:r>
+              <w:rPr>
+                <w:rFonts w:ascii="Calibri" w:hAnsi="Calibri"/>
                 <w:sz w:val="16"/>
               </w:rPr>
               <w:t>Paper 15 (Wonogiri) diganti studi Prasad et al. (2006) sebagai transfer literature. Bahasa kausal dihapus; evaluasi diposisikan sebagai protokol eksploratori terdaftar ex-ante tanpa klaim konfirmatori.</w:t>
@@ -1124,6 +1253,9 @@
         </w:tc>
       </w:tr>
       <w:tr>
+        <w:trPr>
+          <w:cantSplit/>
+        </w:trPr>
         <w:tc>
           <w:tcPr>
             <w:tcW w:type="dxa" w:w="1152"/>
@@ -1137,10 +1269,11 @@
           </w:tcPr>
           <w:p>
             <w:pPr>
-              <w:spacing w:after="0"/>
-            </w:pPr>
-            <w:r>
-              <w:rPr>
+              <w:spacing w:after="0" w:line="252" w:lineRule="auto"/>
+            </w:pPr>
+            <w:r>
+              <w:rPr>
+                <w:rFonts w:ascii="Calibri" w:hAnsi="Calibri"/>
                 <w:b/>
                 <w:sz w:val="16"/>
               </w:rPr>
@@ -1161,10 +1294,11 @@
           </w:tcPr>
           <w:p>
             <w:pPr>
-              <w:spacing w:after="0"/>
-            </w:pPr>
-            <w:r>
-              <w:rPr>
+              <w:spacing w:after="0" w:line="252" w:lineRule="auto"/>
+            </w:pPr>
+            <w:r>
+              <w:rPr>
+                <w:rFonts w:ascii="Calibri" w:hAnsi="Calibri"/>
                 <w:sz w:val="16"/>
               </w:rPr>
               <w:t>Hortikultura Cabai IFWC &amp; Koreksi CV</w:t>
@@ -1184,12 +1318,11 @@
           </w:tcPr>
           <w:p>
             <w:pPr>
-              <w:spacing w:after="0"/>
-            </w:pPr>
-            <w:r>
-              <w:rPr>
-                <w:b/>
-                <w:color w:val="2E7D32"/>
+              <w:spacing w:after="0" w:line="252" w:lineRule="auto"/>
+            </w:pPr>
+            <w:r>
+              <w:rPr>
+                <w:rFonts w:ascii="Calibri" w:hAnsi="Calibri"/>
                 <w:sz w:val="16"/>
               </w:rPr>
               <w:t>CLOSED</w:t>
@@ -1209,18 +1342,22 @@
           </w:tcPr>
           <w:p>
             <w:pPr>
-              <w:spacing w:after="0"/>
-            </w:pPr>
-            <w:r>
-              <w:rPr>
+              <w:spacing w:after="0" w:line="252" w:lineRule="auto"/>
+            </w:pPr>
+            <w:r>
+              <w:rPr>
+                <w:rFonts w:ascii="Calibri" w:hAnsi="Calibri"/>
                 <w:sz w:val="16"/>
               </w:rPr>
-              <w:t>Ambang absolut 2.0°C diganti P10 depresiasi embun bulanan. CV empiris: Cabai Besar 4.49%, Cabai Rawit 5.71%. Overlap kab/kota vs cuaca = 0 thn. Dilarang supervised ML OPT. Terkunci di Tier B Rule-Based.</w:t>
+              <w:t>Ambang kaku dihapus. Penjelasan artefak depresiasi diurnal negatif: 40.31% hari Tmin - Tdew &lt; 0°C karena membandingkan subuh Tmin vs rata-rata 24 jam Tdew. Ditambahkan proksi fajar RH jam 06 lokal (P90 = 91.64%). Season-wide P10 = -0.70°C vs bulanan (-0.81°C s.d. -0.48°C). Run length &gt;= 1 hari (5.550 run). CV cabai: Besar 4.49%, Rawit 5.71%. Overlap 0 tahun.</w:t>
             </w:r>
           </w:p>
         </w:tc>
       </w:tr>
       <w:tr>
+        <w:trPr>
+          <w:cantSplit/>
+        </w:trPr>
         <w:tc>
           <w:tcPr>
             <w:tcW w:type="dxa" w:w="1152"/>
@@ -1234,10 +1371,11 @@
           </w:tcPr>
           <w:p>
             <w:pPr>
-              <w:spacing w:after="0"/>
-            </w:pPr>
-            <w:r>
-              <w:rPr>
+              <w:spacing w:after="0" w:line="252" w:lineRule="auto"/>
+            </w:pPr>
+            <w:r>
+              <w:rPr>
+                <w:rFonts w:ascii="Calibri" w:hAnsi="Calibri"/>
                 <w:b/>
                 <w:sz w:val="16"/>
               </w:rPr>
@@ -1258,10 +1396,11 @@
           </w:tcPr>
           <w:p>
             <w:pPr>
-              <w:spacing w:after="0"/>
-            </w:pPr>
-            <w:r>
-              <w:rPr>
+              <w:spacing w:after="0" w:line="252" w:lineRule="auto"/>
+            </w:pPr>
+            <w:r>
+              <w:rPr>
+                <w:rFonts w:ascii="Calibri" w:hAnsi="Calibri"/>
                 <w:sz w:val="16"/>
               </w:rPr>
               <w:t>Agroklimat DS04 &amp; Ambang CDD Persentil</w:t>
@@ -1281,12 +1420,11 @@
           </w:tcPr>
           <w:p>
             <w:pPr>
-              <w:spacing w:after="0"/>
-            </w:pPr>
-            <w:r>
-              <w:rPr>
-                <w:b/>
-                <w:color w:val="2E7D32"/>
+              <w:spacing w:after="0" w:line="252" w:lineRule="auto"/>
+            </w:pPr>
+            <w:r>
+              <w:rPr>
+                <w:rFonts w:ascii="Calibri" w:hAnsi="Calibri"/>
                 <w:sz w:val="16"/>
               </w:rPr>
               <w:t>CLOSED</w:t>
@@ -1306,18 +1444,22 @@
           </w:tcPr>
           <w:p>
             <w:pPr>
-              <w:spacing w:after="0"/>
-            </w:pPr>
-            <w:r>
-              <w:rPr>
+              <w:spacing w:after="0" w:line="252" w:lineRule="auto"/>
+            </w:pPr>
+            <w:r>
+              <w:rPr>
+                <w:rFonts w:ascii="Calibri" w:hAnsi="Calibri"/>
                 <w:sz w:val="16"/>
               </w:rPr>
-              <w:t>Ambang CDD kaku diganti persentil empiris (P90: 12-24 hari). Dipetakan ke 12 titik grid poligon daratan Jabar. Status formal: Pembanding internal sirkular ERA5 (r=0.993).</w:t>
+              <w:t>Ambang CDD kaku diganti persentil empiris (P90: 12-24 hari). Dipetakan ke 12 titik grid poligon daratan Jabar. Status formal: Pembanding internal sirkular ERA5 (r=0.9932).</w:t>
             </w:r>
           </w:p>
         </w:tc>
       </w:tr>
       <w:tr>
+        <w:trPr>
+          <w:cantSplit/>
+        </w:trPr>
         <w:tc>
           <w:tcPr>
             <w:tcW w:type="dxa" w:w="1152"/>
@@ -1331,10 +1473,11 @@
           </w:tcPr>
           <w:p>
             <w:pPr>
-              <w:spacing w:after="0"/>
-            </w:pPr>
-            <w:r>
-              <w:rPr>
+              <w:spacing w:after="0" w:line="252" w:lineRule="auto"/>
+            </w:pPr>
+            <w:r>
+              <w:rPr>
+                <w:rFonts w:ascii="Calibri" w:hAnsi="Calibri"/>
                 <w:b/>
                 <w:sz w:val="16"/>
               </w:rPr>
@@ -1355,10 +1498,11 @@
           </w:tcPr>
           <w:p>
             <w:pPr>
-              <w:spacing w:after="0"/>
-            </w:pPr>
-            <w:r>
-              <w:rPr>
+              <w:spacing w:after="0" w:line="252" w:lineRule="auto"/>
+            </w:pPr>
+            <w:r>
+              <w:rPr>
+                <w:rFonts w:ascii="Calibri" w:hAnsi="Calibri"/>
                 <w:sz w:val="16"/>
               </w:rPr>
               <w:t>Duplikasi Sel Grid AgERA5 &amp; Relasi Spasial</w:t>
@@ -1378,12 +1522,11 @@
           </w:tcPr>
           <w:p>
             <w:pPr>
-              <w:spacing w:after="0"/>
-            </w:pPr>
-            <w:r>
-              <w:rPr>
-                <w:b/>
-                <w:color w:val="2E7D32"/>
+              <w:spacing w:after="0" w:line="252" w:lineRule="auto"/>
+            </w:pPr>
+            <w:r>
+              <w:rPr>
+                <w:rFonts w:ascii="Calibri" w:hAnsi="Calibri"/>
                 <w:sz w:val="16"/>
               </w:rPr>
               <w:t>CLOSED</w:t>
@@ -1403,10 +1546,11 @@
           </w:tcPr>
           <w:p>
             <w:pPr>
-              <w:spacing w:after="0"/>
-            </w:pPr>
-            <w:r>
-              <w:rPr>
+              <w:spacing w:after="0" w:line="252" w:lineRule="auto"/>
+            </w:pPr>
+            <w:r>
+              <w:rPr>
+                <w:rFonts w:ascii="Calibri" w:hAnsi="Calibri"/>
                 <w:sz w:val="16"/>
               </w:rPr>
               <w:t>27 unit wilayah administrasi memetakan ke tepat 22 sel AgERA5 unik (5 pasang berbagi sel; jarak rata-rata 5.2 km). Tabel lookup resmi lookup_kab_cell_elev.csv dibuat.</w:t>
@@ -1415,6 +1559,9 @@
         </w:tc>
       </w:tr>
       <w:tr>
+        <w:trPr>
+          <w:cantSplit/>
+        </w:trPr>
         <w:tc>
           <w:tcPr>
             <w:tcW w:type="dxa" w:w="1152"/>
@@ -1428,10 +1575,11 @@
           </w:tcPr>
           <w:p>
             <w:pPr>
-              <w:spacing w:after="0"/>
-            </w:pPr>
-            <w:r>
-              <w:rPr>
+              <w:spacing w:after="0" w:line="252" w:lineRule="auto"/>
+            </w:pPr>
+            <w:r>
+              <w:rPr>
+                <w:rFonts w:ascii="Calibri" w:hAnsi="Calibri"/>
                 <w:b/>
                 <w:sz w:val="16"/>
               </w:rPr>
@@ -1452,10 +1600,11 @@
           </w:tcPr>
           <w:p>
             <w:pPr>
-              <w:spacing w:after="0"/>
-            </w:pPr>
-            <w:r>
-              <w:rPr>
+              <w:spacing w:after="0" w:line="252" w:lineRule="auto"/>
+            </w:pPr>
+            <w:r>
+              <w:rPr>
+                <w:rFonts w:ascii="Calibri" w:hAnsi="Calibri"/>
                 <w:sz w:val="16"/>
               </w:rPr>
               <w:t>Konsistensi Sentra Ex-Ante &amp; Baris Valid</w:t>
@@ -1475,12 +1624,11 @@
           </w:tcPr>
           <w:p>
             <w:pPr>
-              <w:spacing w:after="0"/>
-            </w:pPr>
-            <w:r>
-              <w:rPr>
-                <w:b/>
-                <w:color w:val="2E7D32"/>
+              <w:spacing w:after="0" w:line="252" w:lineRule="auto"/>
+            </w:pPr>
+            <w:r>
+              <w:rPr>
+                <w:rFonts w:ascii="Calibri" w:hAnsi="Calibri"/>
                 <w:sz w:val="16"/>
               </w:rPr>
               <w:t>CLOSED</w:t>
@@ -1500,18 +1648,22 @@
           </w:tcPr>
           <w:p>
             <w:pPr>
-              <w:spacing w:after="0"/>
-            </w:pPr>
-            <w:r>
-              <w:rPr>
+              <w:spacing w:after="0" w:line="252" w:lineRule="auto"/>
+            </w:pPr>
+            <w:r>
+              <w:rPr>
+                <w:rFonts w:ascii="Calibri" w:hAnsi="Calibri"/>
                 <w:sz w:val="16"/>
               </w:rPr>
-              <w:t>Kriteria sentra kedelai dibakukan ex-ante: aktif N &gt;= 6 tahun = tepat 17 sentra kabupaten. Baris valid terkunci: 156 baris aktif kedelai, 181 baris aktif jagung.</w:t>
+              <w:t>Kriteria sentra kedelai dibakukan ex-ante: aktif N &gt;= 6 tahun = tepat 17 sentra kabupaten. Baris valid terkunci: 108 baris aktif kedelai (2015-2021), 124 baris aktif jagung.</w:t>
             </w:r>
           </w:p>
         </w:tc>
       </w:tr>
       <w:tr>
+        <w:trPr>
+          <w:cantSplit/>
+        </w:trPr>
         <w:tc>
           <w:tcPr>
             <w:tcW w:type="dxa" w:w="1152"/>
@@ -1525,10 +1677,11 @@
           </w:tcPr>
           <w:p>
             <w:pPr>
-              <w:spacing w:after="0"/>
-            </w:pPr>
-            <w:r>
-              <w:rPr>
+              <w:spacing w:after="0" w:line="252" w:lineRule="auto"/>
+            </w:pPr>
+            <w:r>
+              <w:rPr>
+                <w:rFonts w:ascii="Calibri" w:hAnsi="Calibri"/>
                 <w:b/>
                 <w:sz w:val="16"/>
               </w:rPr>
@@ -1549,10 +1702,11 @@
           </w:tcPr>
           <w:p>
             <w:pPr>
-              <w:spacing w:after="0"/>
-            </w:pPr>
-            <w:r>
-              <w:rPr>
+              <w:spacing w:after="0" w:line="252" w:lineRule="auto"/>
+            </w:pPr>
+            <w:r>
+              <w:rPr>
+                <w:rFonts w:ascii="Calibri" w:hAnsi="Calibri"/>
                 <w:sz w:val="16"/>
               </w:rPr>
               <w:t>Jagung &amp; Kedelai 2022 SUSPECT</w:t>
@@ -1572,12 +1726,11 @@
           </w:tcPr>
           <w:p>
             <w:pPr>
-              <w:spacing w:after="0"/>
-            </w:pPr>
-            <w:r>
-              <w:rPr>
-                <w:b/>
-                <w:color w:val="2E7D32"/>
+              <w:spacing w:after="0" w:line="252" w:lineRule="auto"/>
+            </w:pPr>
+            <w:r>
+              <w:rPr>
+                <w:rFonts w:ascii="Calibri" w:hAnsi="Calibri"/>
                 <w:sz w:val="16"/>
               </w:rPr>
               <w:t>CLOSED</w:t>
@@ -1597,10 +1750,11 @@
           </w:tcPr>
           <w:p>
             <w:pPr>
-              <w:spacing w:after="0"/>
-            </w:pPr>
-            <w:r>
-              <w:rPr>
+              <w:spacing w:after="0" w:line="252" w:lineRule="auto"/>
+            </w:pPr>
+            <w:r>
+              <w:rPr>
+                <w:rFonts w:ascii="Calibri" w:hAnsi="Calibri"/>
                 <w:sz w:val="16"/>
               </w:rPr>
               <w:t>Tahun 2022 resmi ditandai SUSPECT (13 kab yield jagung persis 75.70 ku/ha; SD kedelai runtuh ke 0.19 ku/ha). 2022 resmi dieksklusikan dari panel utama regresi (T=7, 2015-2021).</w:t>
@@ -1609,6 +1763,9 @@
         </w:tc>
       </w:tr>
       <w:tr>
+        <w:trPr>
+          <w:cantSplit/>
+        </w:trPr>
         <w:tc>
           <w:tcPr>
             <w:tcW w:type="dxa" w:w="1152"/>
@@ -1622,10 +1779,11 @@
           </w:tcPr>
           <w:p>
             <w:pPr>
-              <w:spacing w:after="0"/>
-            </w:pPr>
-            <w:r>
-              <w:rPr>
+              <w:spacing w:after="0" w:line="252" w:lineRule="auto"/>
+            </w:pPr>
+            <w:r>
+              <w:rPr>
+                <w:rFonts w:ascii="Calibri" w:hAnsi="Calibri"/>
                 <w:b/>
                 <w:sz w:val="16"/>
               </w:rPr>
@@ -1646,10 +1804,11 @@
           </w:tcPr>
           <w:p>
             <w:pPr>
-              <w:spacing w:after="0"/>
-            </w:pPr>
-            <w:r>
-              <w:rPr>
+              <w:spacing w:after="0" w:line="252" w:lineRule="auto"/>
+            </w:pPr>
+            <w:r>
+              <w:rPr>
+                <w:rFonts w:ascii="Calibri" w:hAnsi="Calibri"/>
                 <w:sz w:val="16"/>
               </w:rPr>
               <w:t>Kebersihan Repositori &amp; Verifikasi Git</w:t>
@@ -1669,12 +1828,11 @@
           </w:tcPr>
           <w:p>
             <w:pPr>
-              <w:spacing w:after="0"/>
-            </w:pPr>
-            <w:r>
-              <w:rPr>
-                <w:b/>
-                <w:color w:val="2E7D32"/>
+              <w:spacing w:after="0" w:line="252" w:lineRule="auto"/>
+            </w:pPr>
+            <w:r>
+              <w:rPr>
+                <w:rFonts w:ascii="Calibri" w:hAnsi="Calibri"/>
                 <w:sz w:val="16"/>
               </w:rPr>
               <w:t>CLOSED</w:t>
@@ -1694,13 +1852,14 @@
           </w:tcPr>
           <w:p>
             <w:pPr>
-              <w:spacing w:after="0"/>
-            </w:pPr>
-            <w:r>
-              <w:rPr>
+              <w:spacing w:after="0" w:line="252" w:lineRule="auto"/>
+            </w:pPr>
+            <w:r>
+              <w:rPr>
+                <w:rFonts w:ascii="Calibri" w:hAnsi="Calibri"/>
                 <w:sz w:val="16"/>
               </w:rPr>
-              <w:t>Terverifikasi 45 file historis terlacak di git history tanpa ada script esensial yang hilang. Seluruh temporary script dibersihkan. Working tree bersih.</w:t>
+              <w:t>Tag v2-audit-closure utuh pada hash 7b645d2652ba52063e4da3313f8a7994cc39a7be di commit f733079. Tag audit-v3 terkunci pada hash 6df2e920cf9c5d93ed47de6d3c658edc29569121 di commit 1aa2e01. HEAD pada commit 6c6ac5e. Working tree bersih.</w:t>
             </w:r>
           </w:p>
         </w:tc>
@@ -1708,7 +1867,7 @@
     </w:tbl>
     <w:p>
       <w:pPr>
-        <w:spacing w:after="160"/>
+        <w:spacing w:after="120"/>
       </w:pPr>
     </w:p>
     <w:p>
@@ -1736,9 +1895,58 @@
         <w:br/>
         <w:t>• Resolusi Spasial Efektif: 27 unit kabupaten/kota memetakan ke tepat 22 sel grid unik (5 pasang wilayah administrasi bertetangga berbagi sel yang sama akibat kedekatan geografis: Kab/Kota Bogor, Kab/Kota Cirebon, Kab/Kota Bandung, Ciamis–Kota Tasikmalaya, dan Bandung Barat–Kota Cimahi).</w:t>
         <w:br/>
-        <w:t>• Analisis PCA Anomali Deseasonalized: Menguji apakah Jawa Barat memiliki banyak iklim independen. Anomali bulanan deseasonalized (anomali dari rata-rata kalender per sel) didekomposisi via PCA. Hasil membuktikan PC1 menjelaskan 68.91% varians dan PC2 menjelaskan 15.64% (kumulatif 84.55% &gt; 80%). Korelasi anomali antar-sel rata-rata r = 0.727. Derajat bebas spasial independen efektif terbukti hanya 2 moda spasial regional (Pantura dataran rendah dan Priangan dataran tinggi).</w:t>
+        <w:t>• Analisis PCA Anomali Demeaned per Tahun (22 Sel x 120 Bulan): Menguji variasi spasial murni tanpa bias tren tahunan bersama. Hasil dekomposisi membuktikan: PC1 menjelaskan 69.02% varians, PC2 menjelaskan 11.95% (kumulatif 2 komponen = 80.97%). Korelasi rata-rata anomali antar-sel adalah r = 0.6671. Loading PC1 bernilai seragam positif di seluruh sel (merekam sinkronisasi monsun/ENSO regional), sedangkan loading PC2 menangkap kontras spasial ilmiah antara dataran rendah pantai utara (Pantura) dan lereng vulkanik pegunungan selatan (Priangan). Varians tersisa sebesar 19.03% terdistribusi pada komponen 3 hingga 22, membuktikan variabilitas lokal tetap ada tanpa simplifikasi berlebihan.</w:t>
         <w:br/>
-        <w:t>• Dampak Two-Way FE terhadap Variasi Cuaca: Variasi hujan mentah Feb–Apr memiliki standar deviasi 229.36 mm. Setelah Fixed Effects kabupaten dan tahun diserap, standar deviasi residu cuaca hanya menyisakan 68.40 mm. Variasi residual tipis inilah yang tersedia untuk identifikasi hasil panen.</w:t>
+        <w:t>• Dampak Two-Way FE terhadap Variasi Cuaca: Variasi hujan mentah Feb–Apr memiliki standar deviasi 229.36 mm. Setelah Fixed Effects kabupaten dan tahun diserap, standar deviasi residu cuaca menyusut ke 101.74 mm (hujan) dan 0.09°C (Tmax). Variasi residual tipis inilah yang tersedia untuk identifikasi hasil panen.</w:t>
+      </w:r>
+    </w:p>
+    <w:p>
+      <w:pPr>
+        <w:spacing w:after="40"/>
+      </w:pPr>
+    </w:p>
+    <w:p>
+      <w:r>
+        <w:drawing>
+          <wp:inline xmlns:a="http://schemas.openxmlformats.org/drawingml/2006/main" xmlns:pic="http://schemas.openxmlformats.org/drawingml/2006/picture">
+            <wp:extent cx="5303520" cy="2851149"/>
+            <wp:docPr id="1" name="Picture 1"/>
+            <wp:cNvGraphicFramePr>
+              <a:graphicFrameLocks noChangeAspect="1"/>
+            </wp:cNvGraphicFramePr>
+            <a:graphic>
+              <a:graphicData uri="http://schemas.openxmlformats.org/drawingml/2006/picture">
+                <pic:pic>
+                  <pic:nvPicPr>
+                    <pic:cNvPr id="0" name="fig01_pemetaan_27_unit_ke_22_sel_grid_elevasi.png"/>
+                    <pic:cNvPicPr/>
+                  </pic:nvPicPr>
+                  <pic:blipFill>
+                    <a:blip r:embed="rId9"/>
+                    <a:stretch>
+                      <a:fillRect/>
+                    </a:stretch>
+                  </pic:blipFill>
+                  <pic:spPr>
+                    <a:xfrm>
+                      <a:off x="0" y="0"/>
+                      <a:ext cx="5303520" cy="2851149"/>
+                    </a:xfrm>
+                    <a:prstGeom prst="rect"/>
+                  </pic:spPr>
+                </pic:pic>
+              </a:graphicData>
+            </a:graphic>
+          </wp:inline>
+        </w:drawing>
+      </w:r>
+    </w:p>
+    <w:p>
+      <w:pPr>
+        <w:spacing w:after="160"/>
+      </w:pPr>
+      <w:r>
+        <w:t>Gambar 4.1: Pemetaan 27 Unit Administrasi Jawa Barat ke 22 Sel Grid AgERA5 Unik dan Kontras Elevasi SRTM DEM.</w:t>
       </w:r>
     </w:p>
     <w:p>
@@ -1751,7 +1959,7 @@
         <w:drawing>
           <wp:inline xmlns:a="http://schemas.openxmlformats.org/drawingml/2006/main" xmlns:pic="http://schemas.openxmlformats.org/drawingml/2006/picture">
             <wp:extent cx="5303520" cy="2521711"/>
-            <wp:docPr id="1" name="Picture 1"/>
+            <wp:docPr id="2" name="Picture 2"/>
             <wp:cNvGraphicFramePr>
               <a:graphicFrameLocks noChangeAspect="1"/>
             </wp:cNvGraphicFramePr>
@@ -1763,7 +1971,7 @@
                     <pic:cNvPicPr/>
                   </pic:nvPicPr>
                   <pic:blipFill>
-                    <a:blip r:embed="rId9"/>
+                    <a:blip r:embed="rId10"/>
                     <a:stretch>
                       <a:fillRect/>
                     </a:stretch>
@@ -1787,7 +1995,7 @@
         <w:spacing w:after="160"/>
       </w:pPr>
       <w:r>
-        <w:t>Gambar 4.1: Matriks Korelasi Spasial Anomali AgERA5 dan Dekomposisi PCA (2 Komponen Menjelaskan 84.55% Variansi Spasial; r Rata-rata = 0.727).</w:t>
+        <w:t>Gambar 4.2: Matriks Korelasi Spasial Anomali AgERA5 dan Dekomposisi PCA Demeaned per Tahun (PC1 = 69.02%, PC2 = 11.95%; Kumulatif = 80.97%; r Rata-rata = 0.6671).</w:t>
       </w:r>
     </w:p>
     <w:p>
@@ -1819,7 +2027,7 @@
         <w:drawing>
           <wp:inline xmlns:a="http://schemas.openxmlformats.org/drawingml/2006/main" xmlns:pic="http://schemas.openxmlformats.org/drawingml/2006/picture">
             <wp:extent cx="5303520" cy="3830320"/>
-            <wp:docPr id="2" name="Picture 2"/>
+            <wp:docPr id="3" name="Picture 3"/>
             <wp:cNvGraphicFramePr>
               <a:graphicFrameLocks noChangeAspect="1"/>
             </wp:cNvGraphicFramePr>
@@ -1831,7 +2039,7 @@
                     <pic:cNvPicPr/>
                   </pic:nvPicPr>
                   <pic:blipFill>
-                    <a:blip r:embed="rId10"/>
+                    <a:blip r:embed="rId11"/>
                     <a:stretch>
                       <a:fillRect/>
                     </a:stretch>
@@ -1855,7 +2063,7 @@
         <w:spacing w:after="160"/>
       </w:pPr>
       <w:r>
-        <w:t>Gambar 4.2: Dekomposisi Variansi Log Yield Padi Bangladesh (Komponen Musim &amp; Tahun Menyerap 64.82%, Distrik 11.42%, Residu Cuaca Lokal 23.76%).</w:t>
+        <w:t>Gambar 4.3: Dekomposisi Variansi Log Yield Padi Bangladesh (Komponen Musim &amp; Tahun Menyerap 64.82%, Distrik 11.42%, Residu Cuaca Lokal 23.76%).</w:t>
       </w:r>
     </w:p>
     <w:p>
@@ -1872,10 +2080,1093 @@
         <w:br/>
         <w:t>• Status 2018–2020 UNVERIFIED: Karena data publikasi BPS KSA per kabupaten/kota 2018–2020 belum tersedia secara terbuka di bps_manual_input.csv, periode ini dikunci sebagai UNVERIFIED dan dilarang sebagai pembanding.</w:t>
         <w:br/>
-        <w:t>• Isolasi Artefak Pelaporan 2019: Terjadi lonjakan serempak +19% s.d. +22% (median rasio 1.1913) di seluruh 27 kabupaten/kota pada 2019. Analisis membuktikan lonjakan terjadi simultan pada padi sawah dan padi ladang, mengonfirmasi galat administratif dinas (perubahan konversi GKG/GKP), bukan lonjakan biologis tanaman.</w:t>
+        <w:t>• Isolasi Artefak Pelaporan 2019: Terjadi lonjakan serempak +19% s.d. +22% (median rasio 1.1913) di seluruh 27 kabupaten/kota pada 2019. Analisis membuktikan lonjakan terjadi simultan pada padi sawah dan padi ladang: artefak administratif serentak (sawah +23%, ladang +55%), penyebab belum diketahui.</w:t>
         <w:br/>
-        <w:t>• Kegagalan Kelayakan Panel T=3: Pada baseline bebas artefak 2015–2017 (T=3, N=54), variasi dalam-kabupaten (Within-CV) hanya 2.14%. Two-Way FE menyerap hampir seluruh variabilitas, menyisakan derajat bebas sempit df = 33. MDE sempit (+-0.0325) terbukti palsu akibat kehabisan derajat bebas. Padi dinyatakan tidak layak masuk regresi empiris cuaca.</w:t>
+        <w:t>• Kegagalan Kelayakan Panel T=3: Pada baseline bebas artefak 2015–2017 (T=3, N=54), variasi dalam-kabupaten (Within-CV) hanya 2.14%. Two-Way FE menyerap hampir seluruh variabilitas, menyisakan derajat bebas sempit df = 33. MDE sempit (+-0.0255) terbukti palsu akibat kehabisan derajat bebas. Padi dinyatakan tidak layak masuk regresi empiris cuaca.</w:t>
       </w:r>
+    </w:p>
+    <w:tbl>
+      <w:tblPr>
+        <w:tblW w:type="auto" w:w="0"/>
+        <w:jc w:val="center"/>
+        <w:tblLayout w:type="fixed"/>
+        <w:tblLook w:firstColumn="1" w:firstRow="1" w:lastColumn="0" w:lastRow="0" w:noHBand="0" w:noVBand="1" w:val="04A0"/>
+      </w:tblPr>
+      <w:tblGrid>
+        <w:gridCol w:w="1560"/>
+        <w:gridCol w:w="1560"/>
+        <w:gridCol w:w="1560"/>
+        <w:gridCol w:w="1560"/>
+        <w:gridCol w:w="1560"/>
+        <w:gridCol w:w="1560"/>
+      </w:tblGrid>
+      <w:tr>
+        <w:trPr>
+          <w:tblHeader/>
+          <w:cantSplit/>
+        </w:trPr>
+        <w:tc>
+          <w:tcPr>
+            <w:tcW w:type="dxa" w:w="1008"/>
+            <w:shd w:fill="1B5E20"/>
+            <w:tcMar>
+              <w:top w:w="70" w:type="dxa"/>
+              <w:bottom w:w="70" w:type="dxa"/>
+              <w:left w:w="90" w:type="dxa"/>
+              <w:right w:w="90" w:type="dxa"/>
+            </w:tcMar>
+          </w:tcPr>
+          <w:p>
+            <w:pPr>
+              <w:spacing w:after="0" w:line="252" w:lineRule="auto"/>
+            </w:pPr>
+            <w:r>
+              <w:rPr>
+                <w:rFonts w:ascii="Calibri" w:hAnsi="Calibri"/>
+                <w:b/>
+                <w:color w:val="FFFFFF"/>
+                <w:sz w:val="17"/>
+              </w:rPr>
+              <w:t>Tahun</w:t>
+            </w:r>
+          </w:p>
+        </w:tc>
+        <w:tc>
+          <w:tcPr>
+            <w:tcW w:type="dxa" w:w="2160"/>
+            <w:shd w:fill="1B5E20"/>
+            <w:tcMar>
+              <w:top w:w="70" w:type="dxa"/>
+              <w:bottom w:w="70" w:type="dxa"/>
+              <w:left w:w="90" w:type="dxa"/>
+              <w:right w:w="90" w:type="dxa"/>
+            </w:tcMar>
+          </w:tcPr>
+          <w:p>
+            <w:pPr>
+              <w:spacing w:after="0" w:line="252" w:lineRule="auto"/>
+            </w:pPr>
+            <w:r>
+              <w:rPr>
+                <w:rFonts w:ascii="Calibri" w:hAnsi="Calibri"/>
+                <w:b/>
+                <w:color w:val="FFFFFF"/>
+                <w:sz w:val="17"/>
+              </w:rPr>
+              <w:t>BPS Jawa Barat Dalam Angka</w:t>
+            </w:r>
+          </w:p>
+        </w:tc>
+        <w:tc>
+          <w:tcPr>
+            <w:tcW w:type="dxa" w:w="2160"/>
+            <w:shd w:fill="1B5E20"/>
+            <w:tcMar>
+              <w:top w:w="70" w:type="dxa"/>
+              <w:bottom w:w="70" w:type="dxa"/>
+              <w:left w:w="90" w:type="dxa"/>
+              <w:right w:w="90" w:type="dxa"/>
+            </w:tcMar>
+          </w:tcPr>
+          <w:p>
+            <w:pPr>
+              <w:spacing w:after="0" w:line="252" w:lineRule="auto"/>
+            </w:pPr>
+            <w:r>
+              <w:rPr>
+                <w:rFonts w:ascii="Calibri" w:hAnsi="Calibri"/>
+                <w:b/>
+                <w:color w:val="FFFFFF"/>
+                <w:sz w:val="17"/>
+              </w:rPr>
+              <w:t>DS03 Rata-rata Berbobot Luas</w:t>
+            </w:r>
+          </w:p>
+        </w:tc>
+        <w:tc>
+          <w:tcPr>
+            <w:tcW w:type="dxa" w:w="1008"/>
+            <w:shd w:fill="1B5E20"/>
+            <w:tcMar>
+              <w:top w:w="70" w:type="dxa"/>
+              <w:bottom w:w="70" w:type="dxa"/>
+              <w:left w:w="90" w:type="dxa"/>
+              <w:right w:w="90" w:type="dxa"/>
+            </w:tcMar>
+          </w:tcPr>
+          <w:p>
+            <w:pPr>
+              <w:spacing w:after="0" w:line="252" w:lineRule="auto"/>
+            </w:pPr>
+            <w:r>
+              <w:rPr>
+                <w:rFonts w:ascii="Calibri" w:hAnsi="Calibri"/>
+                <w:b/>
+                <w:color w:val="FFFFFF"/>
+                <w:sz w:val="17"/>
+              </w:rPr>
+              <w:t>Selisih (%)</w:t>
+            </w:r>
+          </w:p>
+        </w:tc>
+        <w:tc>
+          <w:tcPr>
+            <w:tcW w:type="dxa" w:w="1440"/>
+            <w:shd w:fill="1B5E20"/>
+            <w:tcMar>
+              <w:top w:w="70" w:type="dxa"/>
+              <w:bottom w:w="70" w:type="dxa"/>
+              <w:left w:w="90" w:type="dxa"/>
+              <w:right w:w="90" w:type="dxa"/>
+            </w:tcMar>
+          </w:tcPr>
+          <w:p>
+            <w:pPr>
+              <w:spacing w:after="0" w:line="252" w:lineRule="auto"/>
+            </w:pPr>
+            <w:r>
+              <w:rPr>
+                <w:rFonts w:ascii="Calibri" w:hAnsi="Calibri"/>
+                <w:b/>
+                <w:color w:val="FFFFFF"/>
+                <w:sz w:val="17"/>
+              </w:rPr>
+              <w:t>Status Verifikasi</w:t>
+            </w:r>
+          </w:p>
+        </w:tc>
+        <w:tc>
+          <w:tcPr>
+            <w:tcW w:type="dxa" w:w="2304"/>
+            <w:shd w:fill="1B5E20"/>
+            <w:tcMar>
+              <w:top w:w="70" w:type="dxa"/>
+              <w:bottom w:w="70" w:type="dxa"/>
+              <w:left w:w="90" w:type="dxa"/>
+              <w:right w:w="90" w:type="dxa"/>
+            </w:tcMar>
+          </w:tcPr>
+          <w:p>
+            <w:pPr>
+              <w:spacing w:after="0" w:line="252" w:lineRule="auto"/>
+            </w:pPr>
+            <w:r>
+              <w:rPr>
+                <w:rFonts w:ascii="Calibri" w:hAnsi="Calibri"/>
+                <w:b/>
+                <w:color w:val="FFFFFF"/>
+                <w:sz w:val="17"/>
+              </w:rPr>
+              <w:t>Sumber Halaman / Referensi</w:t>
+            </w:r>
+          </w:p>
+        </w:tc>
+      </w:tr>
+      <w:tr>
+        <w:trPr>
+          <w:cantSplit/>
+        </w:trPr>
+        <w:tc>
+          <w:tcPr>
+            <w:tcW w:type="dxa" w:w="1008"/>
+            <w:shd w:fill="F1F8E9"/>
+            <w:tcMar>
+              <w:top w:w="50" w:type="dxa"/>
+              <w:bottom w:w="50" w:type="dxa"/>
+              <w:left w:w="70" w:type="dxa"/>
+              <w:right w:w="70" w:type="dxa"/>
+            </w:tcMar>
+          </w:tcPr>
+          <w:p>
+            <w:pPr>
+              <w:spacing w:after="0" w:line="252" w:lineRule="auto"/>
+            </w:pPr>
+            <w:r>
+              <w:rPr>
+                <w:rFonts w:ascii="Calibri" w:hAnsi="Calibri"/>
+                <w:b/>
+                <w:sz w:val="16"/>
+              </w:rPr>
+              <w:t>2015</w:t>
+            </w:r>
+          </w:p>
+        </w:tc>
+        <w:tc>
+          <w:tcPr>
+            <w:tcW w:type="dxa" w:w="2160"/>
+            <w:shd w:fill="F1F8E9"/>
+            <w:tcMar>
+              <w:top w:w="50" w:type="dxa"/>
+              <w:bottom w:w="50" w:type="dxa"/>
+              <w:left w:w="70" w:type="dxa"/>
+              <w:right w:w="70" w:type="dxa"/>
+            </w:tcMar>
+          </w:tcPr>
+          <w:p>
+            <w:pPr>
+              <w:spacing w:after="0" w:line="252" w:lineRule="auto"/>
+            </w:pPr>
+            <w:r>
+              <w:rPr>
+                <w:rFonts w:ascii="Calibri" w:hAnsi="Calibri"/>
+                <w:sz w:val="16"/>
+              </w:rPr>
+              <w:t>61.22 ku/ha</w:t>
+            </w:r>
+          </w:p>
+        </w:tc>
+        <w:tc>
+          <w:tcPr>
+            <w:tcW w:type="dxa" w:w="2160"/>
+            <w:shd w:fill="F1F8E9"/>
+            <w:tcMar>
+              <w:top w:w="50" w:type="dxa"/>
+              <w:bottom w:w="50" w:type="dxa"/>
+              <w:left w:w="70" w:type="dxa"/>
+              <w:right w:w="70" w:type="dxa"/>
+            </w:tcMar>
+          </w:tcPr>
+          <w:p>
+            <w:pPr>
+              <w:spacing w:after="0" w:line="252" w:lineRule="auto"/>
+            </w:pPr>
+            <w:r>
+              <w:rPr>
+                <w:rFonts w:ascii="Calibri" w:hAnsi="Calibri"/>
+                <w:sz w:val="16"/>
+              </w:rPr>
+              <w:t>61.22 ku/ha</w:t>
+            </w:r>
+          </w:p>
+        </w:tc>
+        <w:tc>
+          <w:tcPr>
+            <w:tcW w:type="dxa" w:w="1008"/>
+            <w:shd w:fill="F1F8E9"/>
+            <w:tcMar>
+              <w:top w:w="50" w:type="dxa"/>
+              <w:bottom w:w="50" w:type="dxa"/>
+              <w:left w:w="70" w:type="dxa"/>
+              <w:right w:w="70" w:type="dxa"/>
+            </w:tcMar>
+          </w:tcPr>
+          <w:p>
+            <w:pPr>
+              <w:spacing w:after="0" w:line="252" w:lineRule="auto"/>
+            </w:pPr>
+            <w:r>
+              <w:rPr>
+                <w:rFonts w:ascii="Calibri" w:hAnsi="Calibri"/>
+                <w:sz w:val="16"/>
+              </w:rPr>
+              <w:t>0.01%</w:t>
+            </w:r>
+          </w:p>
+        </w:tc>
+        <w:tc>
+          <w:tcPr>
+            <w:tcW w:type="dxa" w:w="1440"/>
+            <w:shd w:fill="F1F8E9"/>
+            <w:tcMar>
+              <w:top w:w="50" w:type="dxa"/>
+              <w:bottom w:w="50" w:type="dxa"/>
+              <w:left w:w="70" w:type="dxa"/>
+              <w:right w:w="70" w:type="dxa"/>
+            </w:tcMar>
+          </w:tcPr>
+          <w:p>
+            <w:pPr>
+              <w:spacing w:after="0" w:line="252" w:lineRule="auto"/>
+            </w:pPr>
+            <w:r>
+              <w:rPr>
+                <w:rFonts w:ascii="Calibri" w:hAnsi="Calibri"/>
+                <w:sz w:val="16"/>
+              </w:rPr>
+              <w:t>VERIFIED</w:t>
+            </w:r>
+          </w:p>
+        </w:tc>
+        <w:tc>
+          <w:tcPr>
+            <w:tcW w:type="dxa" w:w="2304"/>
+            <w:shd w:fill="F1F8E9"/>
+            <w:tcMar>
+              <w:top w:w="50" w:type="dxa"/>
+              <w:bottom w:w="50" w:type="dxa"/>
+              <w:left w:w="70" w:type="dxa"/>
+              <w:right w:w="70" w:type="dxa"/>
+            </w:tcMar>
+          </w:tcPr>
+          <w:p>
+            <w:pPr>
+              <w:spacing w:after="0" w:line="252" w:lineRule="auto"/>
+            </w:pPr>
+            <w:r>
+              <w:rPr>
+                <w:rFonts w:ascii="Calibri" w:hAnsi="Calibri"/>
+                <w:sz w:val="16"/>
+              </w:rPr>
+              <w:t>BPS Jabar DDA 2016, Tabel 5.1.1, hal. 245</w:t>
+            </w:r>
+          </w:p>
+        </w:tc>
+      </w:tr>
+      <w:tr>
+        <w:trPr>
+          <w:cantSplit/>
+        </w:trPr>
+        <w:tc>
+          <w:tcPr>
+            <w:tcW w:type="dxa" w:w="1008"/>
+            <w:shd w:fill="FFFFFF"/>
+            <w:tcMar>
+              <w:top w:w="50" w:type="dxa"/>
+              <w:bottom w:w="50" w:type="dxa"/>
+              <w:left w:w="70" w:type="dxa"/>
+              <w:right w:w="70" w:type="dxa"/>
+            </w:tcMar>
+          </w:tcPr>
+          <w:p>
+            <w:pPr>
+              <w:spacing w:after="0" w:line="252" w:lineRule="auto"/>
+            </w:pPr>
+            <w:r>
+              <w:rPr>
+                <w:rFonts w:ascii="Calibri" w:hAnsi="Calibri"/>
+                <w:b/>
+                <w:sz w:val="16"/>
+              </w:rPr>
+              <w:t>2016</w:t>
+            </w:r>
+          </w:p>
+        </w:tc>
+        <w:tc>
+          <w:tcPr>
+            <w:tcW w:type="dxa" w:w="2160"/>
+            <w:shd w:fill="FFFFFF"/>
+            <w:tcMar>
+              <w:top w:w="50" w:type="dxa"/>
+              <w:bottom w:w="50" w:type="dxa"/>
+              <w:left w:w="70" w:type="dxa"/>
+              <w:right w:w="70" w:type="dxa"/>
+            </w:tcMar>
+          </w:tcPr>
+          <w:p>
+            <w:pPr>
+              <w:spacing w:after="0" w:line="252" w:lineRule="auto"/>
+            </w:pPr>
+            <w:r>
+              <w:rPr>
+                <w:rFonts w:ascii="Calibri" w:hAnsi="Calibri"/>
+                <w:sz w:val="16"/>
+              </w:rPr>
+              <w:t>60.49 ku/ha</w:t>
+            </w:r>
+          </w:p>
+        </w:tc>
+        <w:tc>
+          <w:tcPr>
+            <w:tcW w:type="dxa" w:w="2160"/>
+            <w:shd w:fill="FFFFFF"/>
+            <w:tcMar>
+              <w:top w:w="50" w:type="dxa"/>
+              <w:bottom w:w="50" w:type="dxa"/>
+              <w:left w:w="70" w:type="dxa"/>
+              <w:right w:w="70" w:type="dxa"/>
+            </w:tcMar>
+          </w:tcPr>
+          <w:p>
+            <w:pPr>
+              <w:spacing w:after="0" w:line="252" w:lineRule="auto"/>
+            </w:pPr>
+            <w:r>
+              <w:rPr>
+                <w:rFonts w:ascii="Calibri" w:hAnsi="Calibri"/>
+                <w:sz w:val="16"/>
+              </w:rPr>
+              <w:t>60.49 ku/ha</w:t>
+            </w:r>
+          </w:p>
+        </w:tc>
+        <w:tc>
+          <w:tcPr>
+            <w:tcW w:type="dxa" w:w="1008"/>
+            <w:shd w:fill="FFFFFF"/>
+            <w:tcMar>
+              <w:top w:w="50" w:type="dxa"/>
+              <w:bottom w:w="50" w:type="dxa"/>
+              <w:left w:w="70" w:type="dxa"/>
+              <w:right w:w="70" w:type="dxa"/>
+            </w:tcMar>
+          </w:tcPr>
+          <w:p>
+            <w:pPr>
+              <w:spacing w:after="0" w:line="252" w:lineRule="auto"/>
+            </w:pPr>
+            <w:r>
+              <w:rPr>
+                <w:rFonts w:ascii="Calibri" w:hAnsi="Calibri"/>
+                <w:sz w:val="16"/>
+              </w:rPr>
+              <w:t>0.00%</w:t>
+            </w:r>
+          </w:p>
+        </w:tc>
+        <w:tc>
+          <w:tcPr>
+            <w:tcW w:type="dxa" w:w="1440"/>
+            <w:shd w:fill="FFFFFF"/>
+            <w:tcMar>
+              <w:top w:w="50" w:type="dxa"/>
+              <w:bottom w:w="50" w:type="dxa"/>
+              <w:left w:w="70" w:type="dxa"/>
+              <w:right w:w="70" w:type="dxa"/>
+            </w:tcMar>
+          </w:tcPr>
+          <w:p>
+            <w:pPr>
+              <w:spacing w:after="0" w:line="252" w:lineRule="auto"/>
+            </w:pPr>
+            <w:r>
+              <w:rPr>
+                <w:rFonts w:ascii="Calibri" w:hAnsi="Calibri"/>
+                <w:sz w:val="16"/>
+              </w:rPr>
+              <w:t>VERIFIED</w:t>
+            </w:r>
+          </w:p>
+        </w:tc>
+        <w:tc>
+          <w:tcPr>
+            <w:tcW w:type="dxa" w:w="2304"/>
+            <w:shd w:fill="FFFFFF"/>
+            <w:tcMar>
+              <w:top w:w="50" w:type="dxa"/>
+              <w:bottom w:w="50" w:type="dxa"/>
+              <w:left w:w="70" w:type="dxa"/>
+              <w:right w:w="70" w:type="dxa"/>
+            </w:tcMar>
+          </w:tcPr>
+          <w:p>
+            <w:pPr>
+              <w:spacing w:after="0" w:line="252" w:lineRule="auto"/>
+            </w:pPr>
+            <w:r>
+              <w:rPr>
+                <w:rFonts w:ascii="Calibri" w:hAnsi="Calibri"/>
+                <w:sz w:val="16"/>
+              </w:rPr>
+              <w:t>BPS Jabar DDA 2017, Tabel 5.1.1, hal. 248</w:t>
+            </w:r>
+          </w:p>
+        </w:tc>
+      </w:tr>
+      <w:tr>
+        <w:trPr>
+          <w:cantSplit/>
+        </w:trPr>
+        <w:tc>
+          <w:tcPr>
+            <w:tcW w:type="dxa" w:w="1008"/>
+            <w:shd w:fill="F1F8E9"/>
+            <w:tcMar>
+              <w:top w:w="50" w:type="dxa"/>
+              <w:bottom w:w="50" w:type="dxa"/>
+              <w:left w:w="70" w:type="dxa"/>
+              <w:right w:w="70" w:type="dxa"/>
+            </w:tcMar>
+          </w:tcPr>
+          <w:p>
+            <w:pPr>
+              <w:spacing w:after="0" w:line="252" w:lineRule="auto"/>
+            </w:pPr>
+            <w:r>
+              <w:rPr>
+                <w:rFonts w:ascii="Calibri" w:hAnsi="Calibri"/>
+                <w:b/>
+                <w:sz w:val="16"/>
+              </w:rPr>
+              <w:t>2017</w:t>
+            </w:r>
+          </w:p>
+        </w:tc>
+        <w:tc>
+          <w:tcPr>
+            <w:tcW w:type="dxa" w:w="2160"/>
+            <w:shd w:fill="F1F8E9"/>
+            <w:tcMar>
+              <w:top w:w="50" w:type="dxa"/>
+              <w:bottom w:w="50" w:type="dxa"/>
+              <w:left w:w="70" w:type="dxa"/>
+              <w:right w:w="70" w:type="dxa"/>
+            </w:tcMar>
+          </w:tcPr>
+          <w:p>
+            <w:pPr>
+              <w:spacing w:after="0" w:line="252" w:lineRule="auto"/>
+            </w:pPr>
+            <w:r>
+              <w:rPr>
+                <w:rFonts w:ascii="Calibri" w:hAnsi="Calibri"/>
+                <w:sz w:val="16"/>
+              </w:rPr>
+              <w:t>58.87 ku/ha</w:t>
+            </w:r>
+          </w:p>
+        </w:tc>
+        <w:tc>
+          <w:tcPr>
+            <w:tcW w:type="dxa" w:w="2160"/>
+            <w:shd w:fill="F1F8E9"/>
+            <w:tcMar>
+              <w:top w:w="50" w:type="dxa"/>
+              <w:bottom w:w="50" w:type="dxa"/>
+              <w:left w:w="70" w:type="dxa"/>
+              <w:right w:w="70" w:type="dxa"/>
+            </w:tcMar>
+          </w:tcPr>
+          <w:p>
+            <w:pPr>
+              <w:spacing w:after="0" w:line="252" w:lineRule="auto"/>
+            </w:pPr>
+            <w:r>
+              <w:rPr>
+                <w:rFonts w:ascii="Calibri" w:hAnsi="Calibri"/>
+                <w:sz w:val="16"/>
+              </w:rPr>
+              <w:t>58.87 ku/ha</w:t>
+            </w:r>
+          </w:p>
+        </w:tc>
+        <w:tc>
+          <w:tcPr>
+            <w:tcW w:type="dxa" w:w="1008"/>
+            <w:shd w:fill="F1F8E9"/>
+            <w:tcMar>
+              <w:top w:w="50" w:type="dxa"/>
+              <w:bottom w:w="50" w:type="dxa"/>
+              <w:left w:w="70" w:type="dxa"/>
+              <w:right w:w="70" w:type="dxa"/>
+            </w:tcMar>
+          </w:tcPr>
+          <w:p>
+            <w:pPr>
+              <w:spacing w:after="0" w:line="252" w:lineRule="auto"/>
+            </w:pPr>
+            <w:r>
+              <w:rPr>
+                <w:rFonts w:ascii="Calibri" w:hAnsi="Calibri"/>
+                <w:sz w:val="16"/>
+              </w:rPr>
+              <w:t>0.00%</w:t>
+            </w:r>
+          </w:p>
+        </w:tc>
+        <w:tc>
+          <w:tcPr>
+            <w:tcW w:type="dxa" w:w="1440"/>
+            <w:shd w:fill="F1F8E9"/>
+            <w:tcMar>
+              <w:top w:w="50" w:type="dxa"/>
+              <w:bottom w:w="50" w:type="dxa"/>
+              <w:left w:w="70" w:type="dxa"/>
+              <w:right w:w="70" w:type="dxa"/>
+            </w:tcMar>
+          </w:tcPr>
+          <w:p>
+            <w:pPr>
+              <w:spacing w:after="0" w:line="252" w:lineRule="auto"/>
+            </w:pPr>
+            <w:r>
+              <w:rPr>
+                <w:rFonts w:ascii="Calibri" w:hAnsi="Calibri"/>
+                <w:sz w:val="16"/>
+              </w:rPr>
+              <w:t>VERIFIED</w:t>
+            </w:r>
+          </w:p>
+        </w:tc>
+        <w:tc>
+          <w:tcPr>
+            <w:tcW w:type="dxa" w:w="2304"/>
+            <w:shd w:fill="F1F8E9"/>
+            <w:tcMar>
+              <w:top w:w="50" w:type="dxa"/>
+              <w:bottom w:w="50" w:type="dxa"/>
+              <w:left w:w="70" w:type="dxa"/>
+              <w:right w:w="70" w:type="dxa"/>
+            </w:tcMar>
+          </w:tcPr>
+          <w:p>
+            <w:pPr>
+              <w:spacing w:after="0" w:line="252" w:lineRule="auto"/>
+            </w:pPr>
+            <w:r>
+              <w:rPr>
+                <w:rFonts w:ascii="Calibri" w:hAnsi="Calibri"/>
+                <w:sz w:val="16"/>
+              </w:rPr>
+              <w:t>BPS Jabar DDA 2018, Tabel 5.1.1, hal. 252</w:t>
+            </w:r>
+          </w:p>
+        </w:tc>
+      </w:tr>
+      <w:tr>
+        <w:trPr>
+          <w:cantSplit/>
+        </w:trPr>
+        <w:tc>
+          <w:tcPr>
+            <w:tcW w:type="dxa" w:w="1008"/>
+            <w:shd w:fill="FFFFFF"/>
+            <w:tcMar>
+              <w:top w:w="50" w:type="dxa"/>
+              <w:bottom w:w="50" w:type="dxa"/>
+              <w:left w:w="70" w:type="dxa"/>
+              <w:right w:w="70" w:type="dxa"/>
+            </w:tcMar>
+          </w:tcPr>
+          <w:p>
+            <w:pPr>
+              <w:spacing w:after="0" w:line="252" w:lineRule="auto"/>
+            </w:pPr>
+            <w:r>
+              <w:rPr>
+                <w:rFonts w:ascii="Calibri" w:hAnsi="Calibri"/>
+                <w:b/>
+                <w:sz w:val="16"/>
+              </w:rPr>
+              <w:t>2018</w:t>
+            </w:r>
+          </w:p>
+        </w:tc>
+        <w:tc>
+          <w:tcPr>
+            <w:tcW w:type="dxa" w:w="2160"/>
+            <w:shd w:fill="FFFFFF"/>
+            <w:tcMar>
+              <w:top w:w="50" w:type="dxa"/>
+              <w:bottom w:w="50" w:type="dxa"/>
+              <w:left w:w="70" w:type="dxa"/>
+              <w:right w:w="70" w:type="dxa"/>
+            </w:tcMar>
+          </w:tcPr>
+          <w:p>
+            <w:pPr>
+              <w:spacing w:after="0" w:line="252" w:lineRule="auto"/>
+            </w:pPr>
+            <w:r>
+              <w:rPr>
+                <w:rFonts w:ascii="Calibri" w:hAnsi="Calibri"/>
+                <w:sz w:val="16"/>
+              </w:rPr>
+              <w:t>[UNVERIFIED]</w:t>
+            </w:r>
+          </w:p>
+        </w:tc>
+        <w:tc>
+          <w:tcPr>
+            <w:tcW w:type="dxa" w:w="2160"/>
+            <w:shd w:fill="FFFFFF"/>
+            <w:tcMar>
+              <w:top w:w="50" w:type="dxa"/>
+              <w:bottom w:w="50" w:type="dxa"/>
+              <w:left w:w="70" w:type="dxa"/>
+              <w:right w:w="70" w:type="dxa"/>
+            </w:tcMar>
+          </w:tcPr>
+          <w:p>
+            <w:pPr>
+              <w:spacing w:after="0" w:line="252" w:lineRule="auto"/>
+            </w:pPr>
+            <w:r>
+              <w:rPr>
+                <w:rFonts w:ascii="Calibri" w:hAnsi="Calibri"/>
+                <w:sz w:val="16"/>
+              </w:rPr>
+              <w:t>57.14 ku/ha</w:t>
+            </w:r>
+          </w:p>
+        </w:tc>
+        <w:tc>
+          <w:tcPr>
+            <w:tcW w:type="dxa" w:w="1008"/>
+            <w:shd w:fill="FFFFFF"/>
+            <w:tcMar>
+              <w:top w:w="50" w:type="dxa"/>
+              <w:bottom w:w="50" w:type="dxa"/>
+              <w:left w:w="70" w:type="dxa"/>
+              <w:right w:w="70" w:type="dxa"/>
+            </w:tcMar>
+          </w:tcPr>
+          <w:p>
+            <w:pPr>
+              <w:spacing w:after="0" w:line="252" w:lineRule="auto"/>
+            </w:pPr>
+            <w:r>
+              <w:rPr>
+                <w:rFonts w:ascii="Calibri" w:hAnsi="Calibri"/>
+                <w:sz w:val="16"/>
+              </w:rPr>
+              <w:t>—</w:t>
+            </w:r>
+          </w:p>
+        </w:tc>
+        <w:tc>
+          <w:tcPr>
+            <w:tcW w:type="dxa" w:w="1440"/>
+            <w:shd w:fill="FFFFFF"/>
+            <w:tcMar>
+              <w:top w:w="50" w:type="dxa"/>
+              <w:bottom w:w="50" w:type="dxa"/>
+              <w:left w:w="70" w:type="dxa"/>
+              <w:right w:w="70" w:type="dxa"/>
+            </w:tcMar>
+          </w:tcPr>
+          <w:p>
+            <w:pPr>
+              <w:spacing w:after="0" w:line="252" w:lineRule="auto"/>
+            </w:pPr>
+            <w:r>
+              <w:rPr>
+                <w:rFonts w:ascii="Calibri" w:hAnsi="Calibri"/>
+                <w:sz w:val="16"/>
+              </w:rPr>
+              <w:t>UNVERIFIED</w:t>
+            </w:r>
+          </w:p>
+        </w:tc>
+        <w:tc>
+          <w:tcPr>
+            <w:tcW w:type="dxa" w:w="2304"/>
+            <w:shd w:fill="FFFFFF"/>
+            <w:tcMar>
+              <w:top w:w="50" w:type="dxa"/>
+              <w:bottom w:w="50" w:type="dxa"/>
+              <w:left w:w="70" w:type="dxa"/>
+              <w:right w:w="70" w:type="dxa"/>
+            </w:tcMar>
+          </w:tcPr>
+          <w:p>
+            <w:pPr>
+              <w:spacing w:after="0" w:line="252" w:lineRule="auto"/>
+            </w:pPr>
+            <w:r>
+              <w:rPr>
+                <w:rFonts w:ascii="Calibri" w:hAnsi="Calibri"/>
+                <w:sz w:val="16"/>
+              </w:rPr>
+              <w:t>Menunggu Publikasi Resmi BPS KSA Kab/Kota</w:t>
+            </w:r>
+          </w:p>
+        </w:tc>
+      </w:tr>
+      <w:tr>
+        <w:trPr>
+          <w:cantSplit/>
+        </w:trPr>
+        <w:tc>
+          <w:tcPr>
+            <w:tcW w:type="dxa" w:w="1008"/>
+            <w:shd w:fill="F1F8E9"/>
+            <w:tcMar>
+              <w:top w:w="50" w:type="dxa"/>
+              <w:bottom w:w="50" w:type="dxa"/>
+              <w:left w:w="70" w:type="dxa"/>
+              <w:right w:w="70" w:type="dxa"/>
+            </w:tcMar>
+          </w:tcPr>
+          <w:p>
+            <w:pPr>
+              <w:spacing w:after="0" w:line="252" w:lineRule="auto"/>
+            </w:pPr>
+            <w:r>
+              <w:rPr>
+                <w:rFonts w:ascii="Calibri" w:hAnsi="Calibri"/>
+                <w:b/>
+                <w:sz w:val="16"/>
+              </w:rPr>
+              <w:t>2019</w:t>
+            </w:r>
+          </w:p>
+        </w:tc>
+        <w:tc>
+          <w:tcPr>
+            <w:tcW w:type="dxa" w:w="2160"/>
+            <w:shd w:fill="F1F8E9"/>
+            <w:tcMar>
+              <w:top w:w="50" w:type="dxa"/>
+              <w:bottom w:w="50" w:type="dxa"/>
+              <w:left w:w="70" w:type="dxa"/>
+              <w:right w:w="70" w:type="dxa"/>
+            </w:tcMar>
+          </w:tcPr>
+          <w:p>
+            <w:pPr>
+              <w:spacing w:after="0" w:line="252" w:lineRule="auto"/>
+            </w:pPr>
+            <w:r>
+              <w:rPr>
+                <w:rFonts w:ascii="Calibri" w:hAnsi="Calibri"/>
+                <w:sz w:val="16"/>
+              </w:rPr>
+              <w:t>[UNVERIFIED]</w:t>
+            </w:r>
+          </w:p>
+        </w:tc>
+        <w:tc>
+          <w:tcPr>
+            <w:tcW w:type="dxa" w:w="2160"/>
+            <w:shd w:fill="F1F8E9"/>
+            <w:tcMar>
+              <w:top w:w="50" w:type="dxa"/>
+              <w:bottom w:w="50" w:type="dxa"/>
+              <w:left w:w="70" w:type="dxa"/>
+              <w:right w:w="70" w:type="dxa"/>
+            </w:tcMar>
+          </w:tcPr>
+          <w:p>
+            <w:pPr>
+              <w:spacing w:after="0" w:line="252" w:lineRule="auto"/>
+            </w:pPr>
+            <w:r>
+              <w:rPr>
+                <w:rFonts w:ascii="Calibri" w:hAnsi="Calibri"/>
+                <w:sz w:val="16"/>
+              </w:rPr>
+              <w:t>69.64 ku/ha (+21.8%)</w:t>
+            </w:r>
+          </w:p>
+        </w:tc>
+        <w:tc>
+          <w:tcPr>
+            <w:tcW w:type="dxa" w:w="1008"/>
+            <w:shd w:fill="F1F8E9"/>
+            <w:tcMar>
+              <w:top w:w="50" w:type="dxa"/>
+              <w:bottom w:w="50" w:type="dxa"/>
+              <w:left w:w="70" w:type="dxa"/>
+              <w:right w:w="70" w:type="dxa"/>
+            </w:tcMar>
+          </w:tcPr>
+          <w:p>
+            <w:pPr>
+              <w:spacing w:after="0" w:line="252" w:lineRule="auto"/>
+            </w:pPr>
+            <w:r>
+              <w:rPr>
+                <w:rFonts w:ascii="Calibri" w:hAnsi="Calibri"/>
+                <w:sz w:val="16"/>
+              </w:rPr>
+              <w:t>—</w:t>
+            </w:r>
+          </w:p>
+        </w:tc>
+        <w:tc>
+          <w:tcPr>
+            <w:tcW w:type="dxa" w:w="1440"/>
+            <w:shd w:fill="F1F8E9"/>
+            <w:tcMar>
+              <w:top w:w="50" w:type="dxa"/>
+              <w:bottom w:w="50" w:type="dxa"/>
+              <w:left w:w="70" w:type="dxa"/>
+              <w:right w:w="70" w:type="dxa"/>
+            </w:tcMar>
+          </w:tcPr>
+          <w:p>
+            <w:pPr>
+              <w:spacing w:after="0" w:line="252" w:lineRule="auto"/>
+            </w:pPr>
+            <w:r>
+              <w:rPr>
+                <w:rFonts w:ascii="Calibri" w:hAnsi="Calibri"/>
+                <w:sz w:val="16"/>
+              </w:rPr>
+              <w:t>UNVERIFIED (ARTEFAK)</w:t>
+            </w:r>
+          </w:p>
+        </w:tc>
+        <w:tc>
+          <w:tcPr>
+            <w:tcW w:type="dxa" w:w="2304"/>
+            <w:shd w:fill="F1F8E9"/>
+            <w:tcMar>
+              <w:top w:w="50" w:type="dxa"/>
+              <w:bottom w:w="50" w:type="dxa"/>
+              <w:left w:w="70" w:type="dxa"/>
+              <w:right w:w="70" w:type="dxa"/>
+            </w:tcMar>
+          </w:tcPr>
+          <w:p>
+            <w:pPr>
+              <w:spacing w:after="0" w:line="252" w:lineRule="auto"/>
+            </w:pPr>
+            <w:r>
+              <w:rPr>
+                <w:rFonts w:ascii="Calibri" w:hAnsi="Calibri"/>
+                <w:sz w:val="16"/>
+              </w:rPr>
+              <w:t>Artefak Administratif Serentak (Sawah +23%, Ladang +55%)</w:t>
+            </w:r>
+          </w:p>
+        </w:tc>
+      </w:tr>
+      <w:tr>
+        <w:trPr>
+          <w:cantSplit/>
+        </w:trPr>
+        <w:tc>
+          <w:tcPr>
+            <w:tcW w:type="dxa" w:w="1008"/>
+            <w:shd w:fill="FFFFFF"/>
+            <w:tcMar>
+              <w:top w:w="50" w:type="dxa"/>
+              <w:bottom w:w="50" w:type="dxa"/>
+              <w:left w:w="70" w:type="dxa"/>
+              <w:right w:w="70" w:type="dxa"/>
+            </w:tcMar>
+          </w:tcPr>
+          <w:p>
+            <w:pPr>
+              <w:spacing w:after="0" w:line="252" w:lineRule="auto"/>
+            </w:pPr>
+            <w:r>
+              <w:rPr>
+                <w:rFonts w:ascii="Calibri" w:hAnsi="Calibri"/>
+                <w:b/>
+                <w:sz w:val="16"/>
+              </w:rPr>
+              <w:t>2020</w:t>
+            </w:r>
+          </w:p>
+        </w:tc>
+        <w:tc>
+          <w:tcPr>
+            <w:tcW w:type="dxa" w:w="2160"/>
+            <w:shd w:fill="FFFFFF"/>
+            <w:tcMar>
+              <w:top w:w="50" w:type="dxa"/>
+              <w:bottom w:w="50" w:type="dxa"/>
+              <w:left w:w="70" w:type="dxa"/>
+              <w:right w:w="70" w:type="dxa"/>
+            </w:tcMar>
+          </w:tcPr>
+          <w:p>
+            <w:pPr>
+              <w:spacing w:after="0" w:line="252" w:lineRule="auto"/>
+            </w:pPr>
+            <w:r>
+              <w:rPr>
+                <w:rFonts w:ascii="Calibri" w:hAnsi="Calibri"/>
+                <w:sz w:val="16"/>
+              </w:rPr>
+              <w:t>[UNVERIFIED]</w:t>
+            </w:r>
+          </w:p>
+        </w:tc>
+        <w:tc>
+          <w:tcPr>
+            <w:tcW w:type="dxa" w:w="2160"/>
+            <w:shd w:fill="FFFFFF"/>
+            <w:tcMar>
+              <w:top w:w="50" w:type="dxa"/>
+              <w:bottom w:w="50" w:type="dxa"/>
+              <w:left w:w="70" w:type="dxa"/>
+              <w:right w:w="70" w:type="dxa"/>
+            </w:tcMar>
+          </w:tcPr>
+          <w:p>
+            <w:pPr>
+              <w:spacing w:after="0" w:line="252" w:lineRule="auto"/>
+            </w:pPr>
+            <w:r>
+              <w:rPr>
+                <w:rFonts w:ascii="Calibri" w:hAnsi="Calibri"/>
+                <w:sz w:val="16"/>
+              </w:rPr>
+              <w:t>56.40 ku/ha</w:t>
+            </w:r>
+          </w:p>
+        </w:tc>
+        <w:tc>
+          <w:tcPr>
+            <w:tcW w:type="dxa" w:w="1008"/>
+            <w:shd w:fill="FFFFFF"/>
+            <w:tcMar>
+              <w:top w:w="50" w:type="dxa"/>
+              <w:bottom w:w="50" w:type="dxa"/>
+              <w:left w:w="70" w:type="dxa"/>
+              <w:right w:w="70" w:type="dxa"/>
+            </w:tcMar>
+          </w:tcPr>
+          <w:p>
+            <w:pPr>
+              <w:spacing w:after="0" w:line="252" w:lineRule="auto"/>
+            </w:pPr>
+            <w:r>
+              <w:rPr>
+                <w:rFonts w:ascii="Calibri" w:hAnsi="Calibri"/>
+                <w:sz w:val="16"/>
+              </w:rPr>
+              <w:t>—</w:t>
+            </w:r>
+          </w:p>
+        </w:tc>
+        <w:tc>
+          <w:tcPr>
+            <w:tcW w:type="dxa" w:w="1440"/>
+            <w:shd w:fill="FFFFFF"/>
+            <w:tcMar>
+              <w:top w:w="50" w:type="dxa"/>
+              <w:bottom w:w="50" w:type="dxa"/>
+              <w:left w:w="70" w:type="dxa"/>
+              <w:right w:w="70" w:type="dxa"/>
+            </w:tcMar>
+          </w:tcPr>
+          <w:p>
+            <w:pPr>
+              <w:spacing w:after="0" w:line="252" w:lineRule="auto"/>
+            </w:pPr>
+            <w:r>
+              <w:rPr>
+                <w:rFonts w:ascii="Calibri" w:hAnsi="Calibri"/>
+                <w:sz w:val="16"/>
+              </w:rPr>
+              <w:t>UNVERIFIED</w:t>
+            </w:r>
+          </w:p>
+        </w:tc>
+        <w:tc>
+          <w:tcPr>
+            <w:tcW w:type="dxa" w:w="2304"/>
+            <w:shd w:fill="FFFFFF"/>
+            <w:tcMar>
+              <w:top w:w="50" w:type="dxa"/>
+              <w:bottom w:w="50" w:type="dxa"/>
+              <w:left w:w="70" w:type="dxa"/>
+              <w:right w:w="70" w:type="dxa"/>
+            </w:tcMar>
+          </w:tcPr>
+          <w:p>
+            <w:pPr>
+              <w:spacing w:after="0" w:line="252" w:lineRule="auto"/>
+            </w:pPr>
+            <w:r>
+              <w:rPr>
+                <w:rFonts w:ascii="Calibri" w:hAnsi="Calibri"/>
+                <w:sz w:val="16"/>
+              </w:rPr>
+              <w:t>Menunggu Publikasi Resmi BPS KSA Kab/Kota</w:t>
+            </w:r>
+          </w:p>
+        </w:tc>
+      </w:tr>
+    </w:tbl>
+    <w:p>
+      <w:pPr>
+        <w:spacing w:after="120"/>
+      </w:pPr>
     </w:p>
     <w:p>
       <w:pPr>
@@ -1887,7 +3178,7 @@
         <w:drawing>
           <wp:inline xmlns:a="http://schemas.openxmlformats.org/drawingml/2006/main" xmlns:pic="http://schemas.openxmlformats.org/drawingml/2006/picture">
             <wp:extent cx="5303520" cy="3124230"/>
-            <wp:docPr id="3" name="Picture 3"/>
+            <wp:docPr id="4" name="Picture 4"/>
             <wp:cNvGraphicFramePr>
               <a:graphicFrameLocks noChangeAspect="1"/>
             </wp:cNvGraphicFramePr>
@@ -1899,7 +3190,7 @@
                     <pic:cNvPicPr/>
                   </pic:nvPicPr>
                   <pic:blipFill>
-                    <a:blip r:embed="rId11"/>
+                    <a:blip r:embed="rId12"/>
                     <a:stretch>
                       <a:fillRect/>
                     </a:stretch>
@@ -1923,7 +3214,7 @@
         <w:spacing w:after="160"/>
       </w:pPr>
       <w:r>
-        <w:t>Gambar 4.3: Rekonsiliasi Runtun Waktu DS03 Berbobot Luas vs Angka Resmi BPS Jabar (2015–2017 Cocok 100%; 2019 Terisolasi sebagai Artefak Administratif Serentak).</w:t>
+        <w:t>Gambar 4.4: Rekonsiliasi Runtun Waktu DS03 Berbobot Luas vs Angka Resmi BPS Jabar (2015–2017 Cocok 100%; 2019 Terisolasi sebagai Artefak Administratif Serentak).</w:t>
       </w:r>
     </w:p>
     <w:p>
@@ -1936,7 +3227,7 @@
         <w:drawing>
           <wp:inline xmlns:a="http://schemas.openxmlformats.org/drawingml/2006/main" xmlns:pic="http://schemas.openxmlformats.org/drawingml/2006/picture">
             <wp:extent cx="5303520" cy="3254098"/>
-            <wp:docPr id="4" name="Picture 4"/>
+            <wp:docPr id="5" name="Picture 5"/>
             <wp:cNvGraphicFramePr>
               <a:graphicFrameLocks noChangeAspect="1"/>
             </wp:cNvGraphicFramePr>
@@ -1948,7 +3239,7 @@
                     <pic:cNvPicPr/>
                   </pic:nvPicPr>
                   <pic:blipFill>
-                    <a:blip r:embed="rId12"/>
+                    <a:blip r:embed="rId13"/>
                     <a:stretch>
                       <a:fillRect/>
                     </a:stretch>
@@ -1972,7 +3263,7 @@
         <w:spacing w:after="160"/>
       </w:pPr>
       <w:r>
-        <w:t>Gambar 4.4: Komparasi Padi Sawah vs Padi Ladang (Lonjakan Administratif Serentak 2019: Sawah +23%, Ladang +55%, Penyebab Belum Diketahui).</w:t>
+        <w:t>Gambar 4.5: Komparasi Padi Sawah vs Padi Ladang (Lonjakan Administratif Serentak 2019: Sawah +23%, Ladang +55%, Penyebab Belum Diketahui).</w:t>
       </w:r>
     </w:p>
     <w:p>
@@ -2002,7 +3293,7 @@
         <w:drawing>
           <wp:inline xmlns:a="http://schemas.openxmlformats.org/drawingml/2006/main" xmlns:pic="http://schemas.openxmlformats.org/drawingml/2006/picture">
             <wp:extent cx="5303520" cy="3056939"/>
-            <wp:docPr id="5" name="Picture 5"/>
+            <wp:docPr id="6" name="Picture 6"/>
             <wp:cNvGraphicFramePr>
               <a:graphicFrameLocks noChangeAspect="1"/>
             </wp:cNvGraphicFramePr>
@@ -2014,7 +3305,7 @@
                     <pic:cNvPicPr/>
                   </pic:nvPicPr>
                   <pic:blipFill>
-                    <a:blip r:embed="rId13"/>
+                    <a:blip r:embed="rId14"/>
                     <a:stretch>
                       <a:fillRect/>
                     </a:stretch>
@@ -2038,7 +3329,7 @@
         <w:spacing w:after="160"/>
       </w:pPr>
       <w:r>
-        <w:t>Gambar 4.5: Distribusi Persentil Empiris Hari Kering Berturut-turut (CDD) Tanpa Ambang Batas Kaku (P50, P75, P90 Bebas Ambang Buatan).</w:t>
+        <w:t>Gambar 4.6: Distribusi Persentil Empiris Hari Kering Berturut-turut (CDD) Tanpa Ambang Batas Kaku (P50, P75, P90 Bebas Ambang Buatan).</w:t>
       </w:r>
     </w:p>
     <w:p>
@@ -2058,7 +3349,1959 @@
         <w:t>• Investigasi Kasus Subang: Volatilitas Subang 2019 (+56.4% lonjakan yield) terbukti merupakan artefak denominator luas panen yang menyusut drastis (&lt;800 ha). Setelah tahun 2022 dieksklusikan, residu detrended linear Subang sangat stabil dengan CV 5.49%.</w:t>
         <w:br/>
         <w:t>• Partisi Variansi: FE Kabupaten menyerap 48.41%, FE Tahun menyerap 4.25%, dan residu menyisakan 47.34%.</w:t>
+        <w:br/>
+        <w:t>• Audit Outlier Spesifik: Ditemukan outlier administratif ekstrem pada Kab. Bandung 2017–2020 yang diidentifikasi sebagai placeholder dinas, serta lonjakan luas panen |Δln A| ekstrem di Indramayu dan Subang.</w:t>
       </w:r>
+    </w:p>
+    <w:tbl>
+      <w:tblPr>
+        <w:tblW w:type="auto" w:w="0"/>
+        <w:jc w:val="center"/>
+        <w:tblLayout w:type="fixed"/>
+        <w:tblLook w:firstColumn="1" w:firstRow="1" w:lastColumn="0" w:lastRow="0" w:noHBand="0" w:noVBand="1" w:val="04A0"/>
+      </w:tblPr>
+      <w:tblGrid>
+        <w:gridCol w:w="1337"/>
+        <w:gridCol w:w="1337"/>
+        <w:gridCol w:w="1337"/>
+        <w:gridCol w:w="1337"/>
+        <w:gridCol w:w="1337"/>
+        <w:gridCol w:w="1337"/>
+        <w:gridCol w:w="1337"/>
+      </w:tblGrid>
+      <w:tr>
+        <w:trPr>
+          <w:tblHeader/>
+          <w:cantSplit/>
+        </w:trPr>
+        <w:tc>
+          <w:tcPr>
+            <w:tcW w:type="dxa" w:w="1584"/>
+            <w:shd w:fill="2E7D32"/>
+            <w:tcMar>
+              <w:top w:w="70" w:type="dxa"/>
+              <w:bottom w:w="70" w:type="dxa"/>
+              <w:left w:w="90" w:type="dxa"/>
+              <w:right w:w="90" w:type="dxa"/>
+            </w:tcMar>
+          </w:tcPr>
+          <w:p>
+            <w:pPr>
+              <w:spacing w:after="0" w:line="252" w:lineRule="auto"/>
+            </w:pPr>
+            <w:r>
+              <w:rPr>
+                <w:rFonts w:ascii="Calibri" w:hAnsi="Calibri"/>
+                <w:b/>
+                <w:color w:val="FFFFFF"/>
+                <w:sz w:val="17"/>
+              </w:rPr>
+              <w:t>Kategori Outlier</w:t>
+            </w:r>
+          </w:p>
+        </w:tc>
+        <w:tc>
+          <w:tcPr>
+            <w:tcW w:type="dxa" w:w="1440"/>
+            <w:shd w:fill="2E7D32"/>
+            <w:tcMar>
+              <w:top w:w="70" w:type="dxa"/>
+              <w:bottom w:w="70" w:type="dxa"/>
+              <w:left w:w="90" w:type="dxa"/>
+              <w:right w:w="90" w:type="dxa"/>
+            </w:tcMar>
+          </w:tcPr>
+          <w:p>
+            <w:pPr>
+              <w:spacing w:after="0" w:line="252" w:lineRule="auto"/>
+            </w:pPr>
+            <w:r>
+              <w:rPr>
+                <w:rFonts w:ascii="Calibri" w:hAnsi="Calibri"/>
+                <w:b/>
+                <w:color w:val="FFFFFF"/>
+                <w:sz w:val="17"/>
+              </w:rPr>
+              <w:t>Kabupaten</w:t>
+            </w:r>
+          </w:p>
+        </w:tc>
+        <w:tc>
+          <w:tcPr>
+            <w:tcW w:type="dxa" w:w="864"/>
+            <w:shd w:fill="2E7D32"/>
+            <w:tcMar>
+              <w:top w:w="70" w:type="dxa"/>
+              <w:bottom w:w="70" w:type="dxa"/>
+              <w:left w:w="90" w:type="dxa"/>
+              <w:right w:w="90" w:type="dxa"/>
+            </w:tcMar>
+          </w:tcPr>
+          <w:p>
+            <w:pPr>
+              <w:spacing w:after="0" w:line="252" w:lineRule="auto"/>
+            </w:pPr>
+            <w:r>
+              <w:rPr>
+                <w:rFonts w:ascii="Calibri" w:hAnsi="Calibri"/>
+                <w:b/>
+                <w:color w:val="FFFFFF"/>
+                <w:sz w:val="17"/>
+              </w:rPr>
+              <w:t>Tahun</w:t>
+            </w:r>
+          </w:p>
+        </w:tc>
+        <w:tc>
+          <w:tcPr>
+            <w:tcW w:type="dxa" w:w="1152"/>
+            <w:shd w:fill="2E7D32"/>
+            <w:tcMar>
+              <w:top w:w="70" w:type="dxa"/>
+              <w:bottom w:w="70" w:type="dxa"/>
+              <w:left w:w="90" w:type="dxa"/>
+              <w:right w:w="90" w:type="dxa"/>
+            </w:tcMar>
+          </w:tcPr>
+          <w:p>
+            <w:pPr>
+              <w:spacing w:after="0" w:line="252" w:lineRule="auto"/>
+            </w:pPr>
+            <w:r>
+              <w:rPr>
+                <w:rFonts w:ascii="Calibri" w:hAnsi="Calibri"/>
+                <w:b/>
+                <w:color w:val="FFFFFF"/>
+                <w:sz w:val="17"/>
+              </w:rPr>
+              <w:t>Yield (ku/ha)</w:t>
+            </w:r>
+          </w:p>
+        </w:tc>
+        <w:tc>
+          <w:tcPr>
+            <w:tcW w:type="dxa" w:w="1440"/>
+            <w:shd w:fill="2E7D32"/>
+            <w:tcMar>
+              <w:top w:w="70" w:type="dxa"/>
+              <w:bottom w:w="70" w:type="dxa"/>
+              <w:left w:w="90" w:type="dxa"/>
+              <w:right w:w="90" w:type="dxa"/>
+            </w:tcMar>
+          </w:tcPr>
+          <w:p>
+            <w:pPr>
+              <w:spacing w:after="0" w:line="252" w:lineRule="auto"/>
+            </w:pPr>
+            <w:r>
+              <w:rPr>
+                <w:rFonts w:ascii="Calibri" w:hAnsi="Calibri"/>
+                <w:b/>
+                <w:color w:val="FFFFFF"/>
+                <w:sz w:val="17"/>
+              </w:rPr>
+              <w:t>Luas Panen (ha)</w:t>
+            </w:r>
+          </w:p>
+        </w:tc>
+        <w:tc>
+          <w:tcPr>
+            <w:tcW w:type="dxa" w:w="1296"/>
+            <w:shd w:fill="2E7D32"/>
+            <w:tcMar>
+              <w:top w:w="70" w:type="dxa"/>
+              <w:bottom w:w="70" w:type="dxa"/>
+              <w:left w:w="90" w:type="dxa"/>
+              <w:right w:w="90" w:type="dxa"/>
+            </w:tcMar>
+          </w:tcPr>
+          <w:p>
+            <w:pPr>
+              <w:spacing w:after="0" w:line="252" w:lineRule="auto"/>
+            </w:pPr>
+            <w:r>
+              <w:rPr>
+                <w:rFonts w:ascii="Calibri" w:hAnsi="Calibri"/>
+                <w:b/>
+                <w:color w:val="FFFFFF"/>
+                <w:sz w:val="17"/>
+              </w:rPr>
+              <w:t>Produksi (ton)</w:t>
+            </w:r>
+          </w:p>
+        </w:tc>
+        <w:tc>
+          <w:tcPr>
+            <w:tcW w:type="dxa" w:w="2304"/>
+            <w:shd w:fill="2E7D32"/>
+            <w:tcMar>
+              <w:top w:w="70" w:type="dxa"/>
+              <w:bottom w:w="70" w:type="dxa"/>
+              <w:left w:w="90" w:type="dxa"/>
+              <w:right w:w="90" w:type="dxa"/>
+            </w:tcMar>
+          </w:tcPr>
+          <w:p>
+            <w:pPr>
+              <w:spacing w:after="0" w:line="252" w:lineRule="auto"/>
+            </w:pPr>
+            <w:r>
+              <w:rPr>
+                <w:rFonts w:ascii="Calibri" w:hAnsi="Calibri"/>
+                <w:b/>
+                <w:color w:val="FFFFFF"/>
+                <w:sz w:val="17"/>
+              </w:rPr>
+              <w:t>Diagnosis Metodologis</w:t>
+            </w:r>
+          </w:p>
+        </w:tc>
+      </w:tr>
+      <w:tr>
+        <w:trPr>
+          <w:cantSplit/>
+        </w:trPr>
+        <w:tc>
+          <w:tcPr>
+            <w:tcW w:type="dxa" w:w="1584"/>
+            <w:shd w:fill="F9FBE7"/>
+            <w:tcMar>
+              <w:top w:w="50" w:type="dxa"/>
+              <w:bottom w:w="50" w:type="dxa"/>
+              <w:left w:w="70" w:type="dxa"/>
+              <w:right w:w="70" w:type="dxa"/>
+            </w:tcMar>
+          </w:tcPr>
+          <w:p>
+            <w:pPr>
+              <w:spacing w:after="0" w:line="252" w:lineRule="auto"/>
+            </w:pPr>
+            <w:r>
+              <w:rPr>
+                <w:rFonts w:ascii="Calibri" w:hAnsi="Calibri"/>
+                <w:b/>
+                <w:sz w:val="16"/>
+              </w:rPr>
+              <w:t>Yield Terendah #1</w:t>
+            </w:r>
+          </w:p>
+        </w:tc>
+        <w:tc>
+          <w:tcPr>
+            <w:tcW w:type="dxa" w:w="1440"/>
+            <w:shd w:fill="F9FBE7"/>
+            <w:tcMar>
+              <w:top w:w="50" w:type="dxa"/>
+              <w:bottom w:w="50" w:type="dxa"/>
+              <w:left w:w="70" w:type="dxa"/>
+              <w:right w:w="70" w:type="dxa"/>
+            </w:tcMar>
+          </w:tcPr>
+          <w:p>
+            <w:pPr>
+              <w:spacing w:after="0" w:line="252" w:lineRule="auto"/>
+            </w:pPr>
+            <w:r>
+              <w:rPr>
+                <w:rFonts w:ascii="Calibri" w:hAnsi="Calibri"/>
+                <w:sz w:val="16"/>
+              </w:rPr>
+              <w:t>Kab. Bandung</w:t>
+            </w:r>
+          </w:p>
+        </w:tc>
+        <w:tc>
+          <w:tcPr>
+            <w:tcW w:type="dxa" w:w="864"/>
+            <w:shd w:fill="F9FBE7"/>
+            <w:tcMar>
+              <w:top w:w="50" w:type="dxa"/>
+              <w:bottom w:w="50" w:type="dxa"/>
+              <w:left w:w="70" w:type="dxa"/>
+              <w:right w:w="70" w:type="dxa"/>
+            </w:tcMar>
+          </w:tcPr>
+          <w:p>
+            <w:pPr>
+              <w:spacing w:after="0" w:line="252" w:lineRule="auto"/>
+            </w:pPr>
+            <w:r>
+              <w:rPr>
+                <w:rFonts w:ascii="Calibri" w:hAnsi="Calibri"/>
+                <w:sz w:val="16"/>
+              </w:rPr>
+              <w:t>2017</w:t>
+            </w:r>
+          </w:p>
+        </w:tc>
+        <w:tc>
+          <w:tcPr>
+            <w:tcW w:type="dxa" w:w="1152"/>
+            <w:shd w:fill="F9FBE7"/>
+            <w:tcMar>
+              <w:top w:w="50" w:type="dxa"/>
+              <w:bottom w:w="50" w:type="dxa"/>
+              <w:left w:w="70" w:type="dxa"/>
+              <w:right w:w="70" w:type="dxa"/>
+            </w:tcMar>
+          </w:tcPr>
+          <w:p>
+            <w:pPr>
+              <w:spacing w:after="0" w:line="252" w:lineRule="auto"/>
+            </w:pPr>
+            <w:r>
+              <w:rPr>
+                <w:rFonts w:ascii="Calibri" w:hAnsi="Calibri"/>
+                <w:sz w:val="16"/>
+              </w:rPr>
+              <w:t>0.00</w:t>
+            </w:r>
+          </w:p>
+        </w:tc>
+        <w:tc>
+          <w:tcPr>
+            <w:tcW w:type="dxa" w:w="1440"/>
+            <w:shd w:fill="F9FBE7"/>
+            <w:tcMar>
+              <w:top w:w="50" w:type="dxa"/>
+              <w:bottom w:w="50" w:type="dxa"/>
+              <w:left w:w="70" w:type="dxa"/>
+              <w:right w:w="70" w:type="dxa"/>
+            </w:tcMar>
+          </w:tcPr>
+          <w:p>
+            <w:pPr>
+              <w:spacing w:after="0" w:line="252" w:lineRule="auto"/>
+            </w:pPr>
+            <w:r>
+              <w:rPr>
+                <w:rFonts w:ascii="Calibri" w:hAnsi="Calibri"/>
+                <w:sz w:val="16"/>
+              </w:rPr>
+              <w:t>18,774</w:t>
+            </w:r>
+          </w:p>
+        </w:tc>
+        <w:tc>
+          <w:tcPr>
+            <w:tcW w:type="dxa" w:w="1296"/>
+            <w:shd w:fill="F9FBE7"/>
+            <w:tcMar>
+              <w:top w:w="50" w:type="dxa"/>
+              <w:bottom w:w="50" w:type="dxa"/>
+              <w:left w:w="70" w:type="dxa"/>
+              <w:right w:w="70" w:type="dxa"/>
+            </w:tcMar>
+          </w:tcPr>
+          <w:p>
+            <w:pPr>
+              <w:spacing w:after="0" w:line="252" w:lineRule="auto"/>
+            </w:pPr>
+            <w:r>
+              <w:rPr>
+                <w:rFonts w:ascii="Calibri" w:hAnsi="Calibri"/>
+                <w:sz w:val="16"/>
+              </w:rPr>
+              <w:t>142,458</w:t>
+            </w:r>
+          </w:p>
+        </w:tc>
+        <w:tc>
+          <w:tcPr>
+            <w:tcW w:type="dxa" w:w="2304"/>
+            <w:shd w:fill="F9FBE7"/>
+            <w:tcMar>
+              <w:top w:w="50" w:type="dxa"/>
+              <w:bottom w:w="50" w:type="dxa"/>
+              <w:left w:w="70" w:type="dxa"/>
+              <w:right w:w="70" w:type="dxa"/>
+            </w:tcMar>
+          </w:tcPr>
+          <w:p>
+            <w:pPr>
+              <w:spacing w:after="0" w:line="252" w:lineRule="auto"/>
+            </w:pPr>
+            <w:r>
+              <w:rPr>
+                <w:rFonts w:ascii="Calibri" w:hAnsi="Calibri"/>
+                <w:sz w:val="16"/>
+              </w:rPr>
+              <w:t>Anomali identitas: Produksi masif tetapi yield dicatat 0.00 ku/ha</w:t>
+            </w:r>
+          </w:p>
+        </w:tc>
+      </w:tr>
+      <w:tr>
+        <w:trPr>
+          <w:cantSplit/>
+        </w:trPr>
+        <w:tc>
+          <w:tcPr>
+            <w:tcW w:type="dxa" w:w="1584"/>
+            <w:shd w:fill="FFFFFF"/>
+            <w:tcMar>
+              <w:top w:w="50" w:type="dxa"/>
+              <w:bottom w:w="50" w:type="dxa"/>
+              <w:left w:w="70" w:type="dxa"/>
+              <w:right w:w="70" w:type="dxa"/>
+            </w:tcMar>
+          </w:tcPr>
+          <w:p>
+            <w:pPr>
+              <w:spacing w:after="0" w:line="252" w:lineRule="auto"/>
+            </w:pPr>
+            <w:r>
+              <w:rPr>
+                <w:rFonts w:ascii="Calibri" w:hAnsi="Calibri"/>
+                <w:b/>
+                <w:sz w:val="16"/>
+              </w:rPr>
+              <w:t>Yield Terendah #2</w:t>
+            </w:r>
+          </w:p>
+        </w:tc>
+        <w:tc>
+          <w:tcPr>
+            <w:tcW w:type="dxa" w:w="1440"/>
+            <w:shd w:fill="FFFFFF"/>
+            <w:tcMar>
+              <w:top w:w="50" w:type="dxa"/>
+              <w:bottom w:w="50" w:type="dxa"/>
+              <w:left w:w="70" w:type="dxa"/>
+              <w:right w:w="70" w:type="dxa"/>
+            </w:tcMar>
+          </w:tcPr>
+          <w:p>
+            <w:pPr>
+              <w:spacing w:after="0" w:line="252" w:lineRule="auto"/>
+            </w:pPr>
+            <w:r>
+              <w:rPr>
+                <w:rFonts w:ascii="Calibri" w:hAnsi="Calibri"/>
+                <w:sz w:val="16"/>
+              </w:rPr>
+              <w:t>Kab. Bandung</w:t>
+            </w:r>
+          </w:p>
+        </w:tc>
+        <w:tc>
+          <w:tcPr>
+            <w:tcW w:type="dxa" w:w="864"/>
+            <w:shd w:fill="FFFFFF"/>
+            <w:tcMar>
+              <w:top w:w="50" w:type="dxa"/>
+              <w:bottom w:w="50" w:type="dxa"/>
+              <w:left w:w="70" w:type="dxa"/>
+              <w:right w:w="70" w:type="dxa"/>
+            </w:tcMar>
+          </w:tcPr>
+          <w:p>
+            <w:pPr>
+              <w:spacing w:after="0" w:line="252" w:lineRule="auto"/>
+            </w:pPr>
+            <w:r>
+              <w:rPr>
+                <w:rFonts w:ascii="Calibri" w:hAnsi="Calibri"/>
+                <w:sz w:val="16"/>
+              </w:rPr>
+              <w:t>2018</w:t>
+            </w:r>
+          </w:p>
+        </w:tc>
+        <w:tc>
+          <w:tcPr>
+            <w:tcW w:type="dxa" w:w="1152"/>
+            <w:shd w:fill="FFFFFF"/>
+            <w:tcMar>
+              <w:top w:w="50" w:type="dxa"/>
+              <w:bottom w:w="50" w:type="dxa"/>
+              <w:left w:w="70" w:type="dxa"/>
+              <w:right w:w="70" w:type="dxa"/>
+            </w:tcMar>
+          </w:tcPr>
+          <w:p>
+            <w:pPr>
+              <w:spacing w:after="0" w:line="252" w:lineRule="auto"/>
+            </w:pPr>
+            <w:r>
+              <w:rPr>
+                <w:rFonts w:ascii="Calibri" w:hAnsi="Calibri"/>
+                <w:sz w:val="16"/>
+              </w:rPr>
+              <w:t>1.00</w:t>
+            </w:r>
+          </w:p>
+        </w:tc>
+        <w:tc>
+          <w:tcPr>
+            <w:tcW w:type="dxa" w:w="1440"/>
+            <w:shd w:fill="FFFFFF"/>
+            <w:tcMar>
+              <w:top w:w="50" w:type="dxa"/>
+              <w:bottom w:w="50" w:type="dxa"/>
+              <w:left w:w="70" w:type="dxa"/>
+              <w:right w:w="70" w:type="dxa"/>
+            </w:tcMar>
+          </w:tcPr>
+          <w:p>
+            <w:pPr>
+              <w:spacing w:after="0" w:line="252" w:lineRule="auto"/>
+            </w:pPr>
+            <w:r>
+              <w:rPr>
+                <w:rFonts w:ascii="Calibri" w:hAnsi="Calibri"/>
+                <w:sz w:val="16"/>
+              </w:rPr>
+              <w:t>19,000</w:t>
+            </w:r>
+          </w:p>
+        </w:tc>
+        <w:tc>
+          <w:tcPr>
+            <w:tcW w:type="dxa" w:w="1296"/>
+            <w:shd w:fill="FFFFFF"/>
+            <w:tcMar>
+              <w:top w:w="50" w:type="dxa"/>
+              <w:bottom w:w="50" w:type="dxa"/>
+              <w:left w:w="70" w:type="dxa"/>
+              <w:right w:w="70" w:type="dxa"/>
+            </w:tcMar>
+          </w:tcPr>
+          <w:p>
+            <w:pPr>
+              <w:spacing w:after="0" w:line="252" w:lineRule="auto"/>
+            </w:pPr>
+            <w:r>
+              <w:rPr>
+                <w:rFonts w:ascii="Calibri" w:hAnsi="Calibri"/>
+                <w:sz w:val="16"/>
+              </w:rPr>
+              <w:t>19,000</w:t>
+            </w:r>
+          </w:p>
+        </w:tc>
+        <w:tc>
+          <w:tcPr>
+            <w:tcW w:type="dxa" w:w="2304"/>
+            <w:shd w:fill="FFFFFF"/>
+            <w:tcMar>
+              <w:top w:w="50" w:type="dxa"/>
+              <w:bottom w:w="50" w:type="dxa"/>
+              <w:left w:w="70" w:type="dxa"/>
+              <w:right w:w="70" w:type="dxa"/>
+            </w:tcMar>
+          </w:tcPr>
+          <w:p>
+            <w:pPr>
+              <w:spacing w:after="0" w:line="252" w:lineRule="auto"/>
+            </w:pPr>
+            <w:r>
+              <w:rPr>
+                <w:rFonts w:ascii="Calibri" w:hAnsi="Calibri"/>
+                <w:sz w:val="16"/>
+              </w:rPr>
+              <w:t>Artefak indexing placeholder administratif (1.00 ku/ha)</w:t>
+            </w:r>
+          </w:p>
+        </w:tc>
+      </w:tr>
+      <w:tr>
+        <w:trPr>
+          <w:cantSplit/>
+        </w:trPr>
+        <w:tc>
+          <w:tcPr>
+            <w:tcW w:type="dxa" w:w="1584"/>
+            <w:shd w:fill="F9FBE7"/>
+            <w:tcMar>
+              <w:top w:w="50" w:type="dxa"/>
+              <w:bottom w:w="50" w:type="dxa"/>
+              <w:left w:w="70" w:type="dxa"/>
+              <w:right w:w="70" w:type="dxa"/>
+            </w:tcMar>
+          </w:tcPr>
+          <w:p>
+            <w:pPr>
+              <w:spacing w:after="0" w:line="252" w:lineRule="auto"/>
+            </w:pPr>
+            <w:r>
+              <w:rPr>
+                <w:rFonts w:ascii="Calibri" w:hAnsi="Calibri"/>
+                <w:b/>
+                <w:sz w:val="16"/>
+              </w:rPr>
+              <w:t>Yield Terendah #3</w:t>
+            </w:r>
+          </w:p>
+        </w:tc>
+        <w:tc>
+          <w:tcPr>
+            <w:tcW w:type="dxa" w:w="1440"/>
+            <w:shd w:fill="F9FBE7"/>
+            <w:tcMar>
+              <w:top w:w="50" w:type="dxa"/>
+              <w:bottom w:w="50" w:type="dxa"/>
+              <w:left w:w="70" w:type="dxa"/>
+              <w:right w:w="70" w:type="dxa"/>
+            </w:tcMar>
+          </w:tcPr>
+          <w:p>
+            <w:pPr>
+              <w:spacing w:after="0" w:line="252" w:lineRule="auto"/>
+            </w:pPr>
+            <w:r>
+              <w:rPr>
+                <w:rFonts w:ascii="Calibri" w:hAnsi="Calibri"/>
+                <w:sz w:val="16"/>
+              </w:rPr>
+              <w:t>Kab. Bandung</w:t>
+            </w:r>
+          </w:p>
+        </w:tc>
+        <w:tc>
+          <w:tcPr>
+            <w:tcW w:type="dxa" w:w="864"/>
+            <w:shd w:fill="F9FBE7"/>
+            <w:tcMar>
+              <w:top w:w="50" w:type="dxa"/>
+              <w:bottom w:w="50" w:type="dxa"/>
+              <w:left w:w="70" w:type="dxa"/>
+              <w:right w:w="70" w:type="dxa"/>
+            </w:tcMar>
+          </w:tcPr>
+          <w:p>
+            <w:pPr>
+              <w:spacing w:after="0" w:line="252" w:lineRule="auto"/>
+            </w:pPr>
+            <w:r>
+              <w:rPr>
+                <w:rFonts w:ascii="Calibri" w:hAnsi="Calibri"/>
+                <w:sz w:val="16"/>
+              </w:rPr>
+              <w:t>2019</w:t>
+            </w:r>
+          </w:p>
+        </w:tc>
+        <w:tc>
+          <w:tcPr>
+            <w:tcW w:type="dxa" w:w="1152"/>
+            <w:shd w:fill="F9FBE7"/>
+            <w:tcMar>
+              <w:top w:w="50" w:type="dxa"/>
+              <w:bottom w:w="50" w:type="dxa"/>
+              <w:left w:w="70" w:type="dxa"/>
+              <w:right w:w="70" w:type="dxa"/>
+            </w:tcMar>
+          </w:tcPr>
+          <w:p>
+            <w:pPr>
+              <w:spacing w:after="0" w:line="252" w:lineRule="auto"/>
+            </w:pPr>
+            <w:r>
+              <w:rPr>
+                <w:rFonts w:ascii="Calibri" w:hAnsi="Calibri"/>
+                <w:sz w:val="16"/>
+              </w:rPr>
+              <w:t>2.00</w:t>
+            </w:r>
+          </w:p>
+        </w:tc>
+        <w:tc>
+          <w:tcPr>
+            <w:tcW w:type="dxa" w:w="1440"/>
+            <w:shd w:fill="F9FBE7"/>
+            <w:tcMar>
+              <w:top w:w="50" w:type="dxa"/>
+              <w:bottom w:w="50" w:type="dxa"/>
+              <w:left w:w="70" w:type="dxa"/>
+              <w:right w:w="70" w:type="dxa"/>
+            </w:tcMar>
+          </w:tcPr>
+          <w:p>
+            <w:pPr>
+              <w:spacing w:after="0" w:line="252" w:lineRule="auto"/>
+            </w:pPr>
+            <w:r>
+              <w:rPr>
+                <w:rFonts w:ascii="Calibri" w:hAnsi="Calibri"/>
+                <w:sz w:val="16"/>
+              </w:rPr>
+              <w:t>19,500</w:t>
+            </w:r>
+          </w:p>
+        </w:tc>
+        <w:tc>
+          <w:tcPr>
+            <w:tcW w:type="dxa" w:w="1296"/>
+            <w:shd w:fill="F9FBE7"/>
+            <w:tcMar>
+              <w:top w:w="50" w:type="dxa"/>
+              <w:bottom w:w="50" w:type="dxa"/>
+              <w:left w:w="70" w:type="dxa"/>
+              <w:right w:w="70" w:type="dxa"/>
+            </w:tcMar>
+          </w:tcPr>
+          <w:p>
+            <w:pPr>
+              <w:spacing w:after="0" w:line="252" w:lineRule="auto"/>
+            </w:pPr>
+            <w:r>
+              <w:rPr>
+                <w:rFonts w:ascii="Calibri" w:hAnsi="Calibri"/>
+                <w:sz w:val="16"/>
+              </w:rPr>
+              <w:t>39,000</w:t>
+            </w:r>
+          </w:p>
+        </w:tc>
+        <w:tc>
+          <w:tcPr>
+            <w:tcW w:type="dxa" w:w="2304"/>
+            <w:shd w:fill="F9FBE7"/>
+            <w:tcMar>
+              <w:top w:w="50" w:type="dxa"/>
+              <w:bottom w:w="50" w:type="dxa"/>
+              <w:left w:w="70" w:type="dxa"/>
+              <w:right w:w="70" w:type="dxa"/>
+            </w:tcMar>
+          </w:tcPr>
+          <w:p>
+            <w:pPr>
+              <w:spacing w:after="0" w:line="252" w:lineRule="auto"/>
+            </w:pPr>
+            <w:r>
+              <w:rPr>
+                <w:rFonts w:ascii="Calibri" w:hAnsi="Calibri"/>
+                <w:sz w:val="16"/>
+              </w:rPr>
+              <w:t>Artefak indexing placeholder administratif (2.00 ku/ha)</w:t>
+            </w:r>
+          </w:p>
+        </w:tc>
+      </w:tr>
+      <w:tr>
+        <w:trPr>
+          <w:cantSplit/>
+        </w:trPr>
+        <w:tc>
+          <w:tcPr>
+            <w:tcW w:type="dxa" w:w="1584"/>
+            <w:shd w:fill="FFFFFF"/>
+            <w:tcMar>
+              <w:top w:w="50" w:type="dxa"/>
+              <w:bottom w:w="50" w:type="dxa"/>
+              <w:left w:w="70" w:type="dxa"/>
+              <w:right w:w="70" w:type="dxa"/>
+            </w:tcMar>
+          </w:tcPr>
+          <w:p>
+            <w:pPr>
+              <w:spacing w:after="0" w:line="252" w:lineRule="auto"/>
+            </w:pPr>
+            <w:r>
+              <w:rPr>
+                <w:rFonts w:ascii="Calibri" w:hAnsi="Calibri"/>
+                <w:b/>
+                <w:sz w:val="16"/>
+              </w:rPr>
+              <w:t>Yield Terendah #4</w:t>
+            </w:r>
+          </w:p>
+        </w:tc>
+        <w:tc>
+          <w:tcPr>
+            <w:tcW w:type="dxa" w:w="1440"/>
+            <w:shd w:fill="FFFFFF"/>
+            <w:tcMar>
+              <w:top w:w="50" w:type="dxa"/>
+              <w:bottom w:w="50" w:type="dxa"/>
+              <w:left w:w="70" w:type="dxa"/>
+              <w:right w:w="70" w:type="dxa"/>
+            </w:tcMar>
+          </w:tcPr>
+          <w:p>
+            <w:pPr>
+              <w:spacing w:after="0" w:line="252" w:lineRule="auto"/>
+            </w:pPr>
+            <w:r>
+              <w:rPr>
+                <w:rFonts w:ascii="Calibri" w:hAnsi="Calibri"/>
+                <w:sz w:val="16"/>
+              </w:rPr>
+              <w:t>Kab. Bandung</w:t>
+            </w:r>
+          </w:p>
+        </w:tc>
+        <w:tc>
+          <w:tcPr>
+            <w:tcW w:type="dxa" w:w="864"/>
+            <w:shd w:fill="FFFFFF"/>
+            <w:tcMar>
+              <w:top w:w="50" w:type="dxa"/>
+              <w:bottom w:w="50" w:type="dxa"/>
+              <w:left w:w="70" w:type="dxa"/>
+              <w:right w:w="70" w:type="dxa"/>
+            </w:tcMar>
+          </w:tcPr>
+          <w:p>
+            <w:pPr>
+              <w:spacing w:after="0" w:line="252" w:lineRule="auto"/>
+            </w:pPr>
+            <w:r>
+              <w:rPr>
+                <w:rFonts w:ascii="Calibri" w:hAnsi="Calibri"/>
+                <w:sz w:val="16"/>
+              </w:rPr>
+              <w:t>2020</w:t>
+            </w:r>
+          </w:p>
+        </w:tc>
+        <w:tc>
+          <w:tcPr>
+            <w:tcW w:type="dxa" w:w="1152"/>
+            <w:shd w:fill="FFFFFF"/>
+            <w:tcMar>
+              <w:top w:w="50" w:type="dxa"/>
+              <w:bottom w:w="50" w:type="dxa"/>
+              <w:left w:w="70" w:type="dxa"/>
+              <w:right w:w="70" w:type="dxa"/>
+            </w:tcMar>
+          </w:tcPr>
+          <w:p>
+            <w:pPr>
+              <w:spacing w:after="0" w:line="252" w:lineRule="auto"/>
+            </w:pPr>
+            <w:r>
+              <w:rPr>
+                <w:rFonts w:ascii="Calibri" w:hAnsi="Calibri"/>
+                <w:sz w:val="16"/>
+              </w:rPr>
+              <w:t>3.00</w:t>
+            </w:r>
+          </w:p>
+        </w:tc>
+        <w:tc>
+          <w:tcPr>
+            <w:tcW w:type="dxa" w:w="1440"/>
+            <w:shd w:fill="FFFFFF"/>
+            <w:tcMar>
+              <w:top w:w="50" w:type="dxa"/>
+              <w:bottom w:w="50" w:type="dxa"/>
+              <w:left w:w="70" w:type="dxa"/>
+              <w:right w:w="70" w:type="dxa"/>
+            </w:tcMar>
+          </w:tcPr>
+          <w:p>
+            <w:pPr>
+              <w:spacing w:after="0" w:line="252" w:lineRule="auto"/>
+            </w:pPr>
+            <w:r>
+              <w:rPr>
+                <w:rFonts w:ascii="Calibri" w:hAnsi="Calibri"/>
+                <w:sz w:val="16"/>
+              </w:rPr>
+              <w:t>20,000</w:t>
+            </w:r>
+          </w:p>
+        </w:tc>
+        <w:tc>
+          <w:tcPr>
+            <w:tcW w:type="dxa" w:w="1296"/>
+            <w:shd w:fill="FFFFFF"/>
+            <w:tcMar>
+              <w:top w:w="50" w:type="dxa"/>
+              <w:bottom w:w="50" w:type="dxa"/>
+              <w:left w:w="70" w:type="dxa"/>
+              <w:right w:w="70" w:type="dxa"/>
+            </w:tcMar>
+          </w:tcPr>
+          <w:p>
+            <w:pPr>
+              <w:spacing w:after="0" w:line="252" w:lineRule="auto"/>
+            </w:pPr>
+            <w:r>
+              <w:rPr>
+                <w:rFonts w:ascii="Calibri" w:hAnsi="Calibri"/>
+                <w:sz w:val="16"/>
+              </w:rPr>
+              <w:t>60,000</w:t>
+            </w:r>
+          </w:p>
+        </w:tc>
+        <w:tc>
+          <w:tcPr>
+            <w:tcW w:type="dxa" w:w="2304"/>
+            <w:shd w:fill="FFFFFF"/>
+            <w:tcMar>
+              <w:top w:w="50" w:type="dxa"/>
+              <w:bottom w:w="50" w:type="dxa"/>
+              <w:left w:w="70" w:type="dxa"/>
+              <w:right w:w="70" w:type="dxa"/>
+            </w:tcMar>
+          </w:tcPr>
+          <w:p>
+            <w:pPr>
+              <w:spacing w:after="0" w:line="252" w:lineRule="auto"/>
+            </w:pPr>
+            <w:r>
+              <w:rPr>
+                <w:rFonts w:ascii="Calibri" w:hAnsi="Calibri"/>
+                <w:sz w:val="16"/>
+              </w:rPr>
+              <w:t>Artefak indexing placeholder administratif (3.00 ku/ha)</w:t>
+            </w:r>
+          </w:p>
+        </w:tc>
+      </w:tr>
+      <w:tr>
+        <w:trPr>
+          <w:cantSplit/>
+        </w:trPr>
+        <w:tc>
+          <w:tcPr>
+            <w:tcW w:type="dxa" w:w="1584"/>
+            <w:shd w:fill="F9FBE7"/>
+            <w:tcMar>
+              <w:top w:w="50" w:type="dxa"/>
+              <w:bottom w:w="50" w:type="dxa"/>
+              <w:left w:w="70" w:type="dxa"/>
+              <w:right w:w="70" w:type="dxa"/>
+            </w:tcMar>
+          </w:tcPr>
+          <w:p>
+            <w:pPr>
+              <w:spacing w:after="0" w:line="252" w:lineRule="auto"/>
+            </w:pPr>
+            <w:r>
+              <w:rPr>
+                <w:rFonts w:ascii="Calibri" w:hAnsi="Calibri"/>
+                <w:b/>
+                <w:sz w:val="16"/>
+              </w:rPr>
+              <w:t>Yield Terendah #5</w:t>
+            </w:r>
+          </w:p>
+        </w:tc>
+        <w:tc>
+          <w:tcPr>
+            <w:tcW w:type="dxa" w:w="1440"/>
+            <w:shd w:fill="F9FBE7"/>
+            <w:tcMar>
+              <w:top w:w="50" w:type="dxa"/>
+              <w:bottom w:w="50" w:type="dxa"/>
+              <w:left w:w="70" w:type="dxa"/>
+              <w:right w:w="70" w:type="dxa"/>
+            </w:tcMar>
+          </w:tcPr>
+          <w:p>
+            <w:pPr>
+              <w:spacing w:after="0" w:line="252" w:lineRule="auto"/>
+            </w:pPr>
+            <w:r>
+              <w:rPr>
+                <w:rFonts w:ascii="Calibri" w:hAnsi="Calibri"/>
+                <w:sz w:val="16"/>
+              </w:rPr>
+              <w:t>Kab. Subang</w:t>
+            </w:r>
+          </w:p>
+        </w:tc>
+        <w:tc>
+          <w:tcPr>
+            <w:tcW w:type="dxa" w:w="864"/>
+            <w:shd w:fill="F9FBE7"/>
+            <w:tcMar>
+              <w:top w:w="50" w:type="dxa"/>
+              <w:bottom w:w="50" w:type="dxa"/>
+              <w:left w:w="70" w:type="dxa"/>
+              <w:right w:w="70" w:type="dxa"/>
+            </w:tcMar>
+          </w:tcPr>
+          <w:p>
+            <w:pPr>
+              <w:spacing w:after="0" w:line="252" w:lineRule="auto"/>
+            </w:pPr>
+            <w:r>
+              <w:rPr>
+                <w:rFonts w:ascii="Calibri" w:hAnsi="Calibri"/>
+                <w:sz w:val="16"/>
+              </w:rPr>
+              <w:t>2017</w:t>
+            </w:r>
+          </w:p>
+        </w:tc>
+        <w:tc>
+          <w:tcPr>
+            <w:tcW w:type="dxa" w:w="1152"/>
+            <w:shd w:fill="F9FBE7"/>
+            <w:tcMar>
+              <w:top w:w="50" w:type="dxa"/>
+              <w:bottom w:w="50" w:type="dxa"/>
+              <w:left w:w="70" w:type="dxa"/>
+              <w:right w:w="70" w:type="dxa"/>
+            </w:tcMar>
+          </w:tcPr>
+          <w:p>
+            <w:pPr>
+              <w:spacing w:after="0" w:line="252" w:lineRule="auto"/>
+            </w:pPr>
+            <w:r>
+              <w:rPr>
+                <w:rFonts w:ascii="Calibri" w:hAnsi="Calibri"/>
+                <w:sz w:val="16"/>
+              </w:rPr>
+              <w:t>28.52</w:t>
+            </w:r>
+          </w:p>
+        </w:tc>
+        <w:tc>
+          <w:tcPr>
+            <w:tcW w:type="dxa" w:w="1440"/>
+            <w:shd w:fill="F9FBE7"/>
+            <w:tcMar>
+              <w:top w:w="50" w:type="dxa"/>
+              <w:bottom w:w="50" w:type="dxa"/>
+              <w:left w:w="70" w:type="dxa"/>
+              <w:right w:w="70" w:type="dxa"/>
+            </w:tcMar>
+          </w:tcPr>
+          <w:p>
+            <w:pPr>
+              <w:spacing w:after="0" w:line="252" w:lineRule="auto"/>
+            </w:pPr>
+            <w:r>
+              <w:rPr>
+                <w:rFonts w:ascii="Calibri" w:hAnsi="Calibri"/>
+                <w:sz w:val="16"/>
+              </w:rPr>
+              <w:t>621</w:t>
+            </w:r>
+          </w:p>
+        </w:tc>
+        <w:tc>
+          <w:tcPr>
+            <w:tcW w:type="dxa" w:w="1296"/>
+            <w:shd w:fill="F9FBE7"/>
+            <w:tcMar>
+              <w:top w:w="50" w:type="dxa"/>
+              <w:bottom w:w="50" w:type="dxa"/>
+              <w:left w:w="70" w:type="dxa"/>
+              <w:right w:w="70" w:type="dxa"/>
+            </w:tcMar>
+          </w:tcPr>
+          <w:p>
+            <w:pPr>
+              <w:spacing w:after="0" w:line="252" w:lineRule="auto"/>
+            </w:pPr>
+            <w:r>
+              <w:rPr>
+                <w:rFonts w:ascii="Calibri" w:hAnsi="Calibri"/>
+                <w:sz w:val="16"/>
+              </w:rPr>
+              <w:t>1,771</w:t>
+            </w:r>
+          </w:p>
+        </w:tc>
+        <w:tc>
+          <w:tcPr>
+            <w:tcW w:type="dxa" w:w="2304"/>
+            <w:shd w:fill="F9FBE7"/>
+            <w:tcMar>
+              <w:top w:w="50" w:type="dxa"/>
+              <w:bottom w:w="50" w:type="dxa"/>
+              <w:left w:w="70" w:type="dxa"/>
+              <w:right w:w="70" w:type="dxa"/>
+            </w:tcMar>
+          </w:tcPr>
+          <w:p>
+            <w:pPr>
+              <w:spacing w:after="0" w:line="252" w:lineRule="auto"/>
+            </w:pPr>
+            <w:r>
+              <w:rPr>
+                <w:rFonts w:ascii="Calibri" w:hAnsi="Calibri"/>
+                <w:sz w:val="16"/>
+              </w:rPr>
+              <w:t>Small-denominator effect pada sentra minoritas (&lt;800 ha)</w:t>
+            </w:r>
+          </w:p>
+        </w:tc>
+      </w:tr>
+      <w:tr>
+        <w:trPr>
+          <w:cantSplit/>
+        </w:trPr>
+        <w:tc>
+          <w:tcPr>
+            <w:tcW w:type="dxa" w:w="1584"/>
+            <w:shd w:fill="FFFFFF"/>
+            <w:tcMar>
+              <w:top w:w="50" w:type="dxa"/>
+              <w:bottom w:w="50" w:type="dxa"/>
+              <w:left w:w="70" w:type="dxa"/>
+              <w:right w:w="70" w:type="dxa"/>
+            </w:tcMar>
+          </w:tcPr>
+          <w:p>
+            <w:pPr>
+              <w:spacing w:after="0" w:line="252" w:lineRule="auto"/>
+            </w:pPr>
+            <w:r>
+              <w:rPr>
+                <w:rFonts w:ascii="Calibri" w:hAnsi="Calibri"/>
+                <w:b/>
+                <w:sz w:val="16"/>
+              </w:rPr>
+              <w:t>|Δln Luas| #1</w:t>
+            </w:r>
+          </w:p>
+        </w:tc>
+        <w:tc>
+          <w:tcPr>
+            <w:tcW w:type="dxa" w:w="1440"/>
+            <w:shd w:fill="FFFFFF"/>
+            <w:tcMar>
+              <w:top w:w="50" w:type="dxa"/>
+              <w:bottom w:w="50" w:type="dxa"/>
+              <w:left w:w="70" w:type="dxa"/>
+              <w:right w:w="70" w:type="dxa"/>
+            </w:tcMar>
+          </w:tcPr>
+          <w:p>
+            <w:pPr>
+              <w:spacing w:after="0" w:line="252" w:lineRule="auto"/>
+            </w:pPr>
+            <w:r>
+              <w:rPr>
+                <w:rFonts w:ascii="Calibri" w:hAnsi="Calibri"/>
+                <w:sz w:val="16"/>
+              </w:rPr>
+              <w:t>Indramayu</w:t>
+            </w:r>
+          </w:p>
+        </w:tc>
+        <w:tc>
+          <w:tcPr>
+            <w:tcW w:type="dxa" w:w="864"/>
+            <w:shd w:fill="FFFFFF"/>
+            <w:tcMar>
+              <w:top w:w="50" w:type="dxa"/>
+              <w:bottom w:w="50" w:type="dxa"/>
+              <w:left w:w="70" w:type="dxa"/>
+              <w:right w:w="70" w:type="dxa"/>
+            </w:tcMar>
+          </w:tcPr>
+          <w:p>
+            <w:pPr>
+              <w:spacing w:after="0" w:line="252" w:lineRule="auto"/>
+            </w:pPr>
+            <w:r>
+              <w:rPr>
+                <w:rFonts w:ascii="Calibri" w:hAnsi="Calibri"/>
+                <w:sz w:val="16"/>
+              </w:rPr>
+              <w:t>2016</w:t>
+            </w:r>
+          </w:p>
+        </w:tc>
+        <w:tc>
+          <w:tcPr>
+            <w:tcW w:type="dxa" w:w="1152"/>
+            <w:shd w:fill="FFFFFF"/>
+            <w:tcMar>
+              <w:top w:w="50" w:type="dxa"/>
+              <w:bottom w:w="50" w:type="dxa"/>
+              <w:left w:w="70" w:type="dxa"/>
+              <w:right w:w="70" w:type="dxa"/>
+            </w:tcMar>
+          </w:tcPr>
+          <w:p>
+            <w:pPr>
+              <w:spacing w:after="0" w:line="252" w:lineRule="auto"/>
+            </w:pPr>
+            <w:r>
+              <w:rPr>
+                <w:rFonts w:ascii="Calibri" w:hAnsi="Calibri"/>
+                <w:sz w:val="16"/>
+              </w:rPr>
+              <w:t>58.12</w:t>
+            </w:r>
+          </w:p>
+        </w:tc>
+        <w:tc>
+          <w:tcPr>
+            <w:tcW w:type="dxa" w:w="1440"/>
+            <w:shd w:fill="FFFFFF"/>
+            <w:tcMar>
+              <w:top w:w="50" w:type="dxa"/>
+              <w:bottom w:w="50" w:type="dxa"/>
+              <w:left w:w="70" w:type="dxa"/>
+              <w:right w:w="70" w:type="dxa"/>
+            </w:tcMar>
+          </w:tcPr>
+          <w:p>
+            <w:pPr>
+              <w:spacing w:after="0" w:line="252" w:lineRule="auto"/>
+            </w:pPr>
+            <w:r>
+              <w:rPr>
+                <w:rFonts w:ascii="Calibri" w:hAnsi="Calibri"/>
+                <w:sz w:val="16"/>
+              </w:rPr>
+              <w:t>13,134 (vs 89)</w:t>
+            </w:r>
+          </w:p>
+        </w:tc>
+        <w:tc>
+          <w:tcPr>
+            <w:tcW w:type="dxa" w:w="1296"/>
+            <w:shd w:fill="FFFFFF"/>
+            <w:tcMar>
+              <w:top w:w="50" w:type="dxa"/>
+              <w:bottom w:w="50" w:type="dxa"/>
+              <w:left w:w="70" w:type="dxa"/>
+              <w:right w:w="70" w:type="dxa"/>
+            </w:tcMar>
+          </w:tcPr>
+          <w:p>
+            <w:pPr>
+              <w:spacing w:after="0" w:line="252" w:lineRule="auto"/>
+            </w:pPr>
+            <w:r>
+              <w:rPr>
+                <w:rFonts w:ascii="Calibri" w:hAnsi="Calibri"/>
+                <w:sz w:val="16"/>
+              </w:rPr>
+              <w:t>76,335</w:t>
+            </w:r>
+          </w:p>
+        </w:tc>
+        <w:tc>
+          <w:tcPr>
+            <w:tcW w:type="dxa" w:w="2304"/>
+            <w:shd w:fill="FFFFFF"/>
+            <w:tcMar>
+              <w:top w:w="50" w:type="dxa"/>
+              <w:bottom w:w="50" w:type="dxa"/>
+              <w:left w:w="70" w:type="dxa"/>
+              <w:right w:w="70" w:type="dxa"/>
+            </w:tcMar>
+          </w:tcPr>
+          <w:p>
+            <w:pPr>
+              <w:spacing w:after="0" w:line="252" w:lineRule="auto"/>
+            </w:pPr>
+            <w:r>
+              <w:rPr>
+                <w:rFonts w:ascii="Calibri" w:hAnsi="Calibri"/>
+                <w:sz w:val="16"/>
+              </w:rPr>
+              <w:t>|Δln A| = 4.993: Lonjakan area 147x lipat dalam 1 tahun kalender</w:t>
+            </w:r>
+          </w:p>
+        </w:tc>
+      </w:tr>
+      <w:tr>
+        <w:trPr>
+          <w:cantSplit/>
+        </w:trPr>
+        <w:tc>
+          <w:tcPr>
+            <w:tcW w:type="dxa" w:w="1584"/>
+            <w:shd w:fill="F9FBE7"/>
+            <w:tcMar>
+              <w:top w:w="50" w:type="dxa"/>
+              <w:bottom w:w="50" w:type="dxa"/>
+              <w:left w:w="70" w:type="dxa"/>
+              <w:right w:w="70" w:type="dxa"/>
+            </w:tcMar>
+          </w:tcPr>
+          <w:p>
+            <w:pPr>
+              <w:spacing w:after="0" w:line="252" w:lineRule="auto"/>
+            </w:pPr>
+            <w:r>
+              <w:rPr>
+                <w:rFonts w:ascii="Calibri" w:hAnsi="Calibri"/>
+                <w:b/>
+                <w:sz w:val="16"/>
+              </w:rPr>
+              <w:t>|Δln Luas| #2</w:t>
+            </w:r>
+          </w:p>
+        </w:tc>
+        <w:tc>
+          <w:tcPr>
+            <w:tcW w:type="dxa" w:w="1440"/>
+            <w:shd w:fill="F9FBE7"/>
+            <w:tcMar>
+              <w:top w:w="50" w:type="dxa"/>
+              <w:bottom w:w="50" w:type="dxa"/>
+              <w:left w:w="70" w:type="dxa"/>
+              <w:right w:w="70" w:type="dxa"/>
+            </w:tcMar>
+          </w:tcPr>
+          <w:p>
+            <w:pPr>
+              <w:spacing w:after="0" w:line="252" w:lineRule="auto"/>
+            </w:pPr>
+            <w:r>
+              <w:rPr>
+                <w:rFonts w:ascii="Calibri" w:hAnsi="Calibri"/>
+                <w:sz w:val="16"/>
+              </w:rPr>
+              <w:t>Subang</w:t>
+            </w:r>
+          </w:p>
+        </w:tc>
+        <w:tc>
+          <w:tcPr>
+            <w:tcW w:type="dxa" w:w="864"/>
+            <w:shd w:fill="F9FBE7"/>
+            <w:tcMar>
+              <w:top w:w="50" w:type="dxa"/>
+              <w:bottom w:w="50" w:type="dxa"/>
+              <w:left w:w="70" w:type="dxa"/>
+              <w:right w:w="70" w:type="dxa"/>
+            </w:tcMar>
+          </w:tcPr>
+          <w:p>
+            <w:pPr>
+              <w:spacing w:after="0" w:line="252" w:lineRule="auto"/>
+            </w:pPr>
+            <w:r>
+              <w:rPr>
+                <w:rFonts w:ascii="Calibri" w:hAnsi="Calibri"/>
+                <w:sz w:val="16"/>
+              </w:rPr>
+              <w:t>2018</w:t>
+            </w:r>
+          </w:p>
+        </w:tc>
+        <w:tc>
+          <w:tcPr>
+            <w:tcW w:type="dxa" w:w="1152"/>
+            <w:shd w:fill="F9FBE7"/>
+            <w:tcMar>
+              <w:top w:w="50" w:type="dxa"/>
+              <w:bottom w:w="50" w:type="dxa"/>
+              <w:left w:w="70" w:type="dxa"/>
+              <w:right w:w="70" w:type="dxa"/>
+            </w:tcMar>
+          </w:tcPr>
+          <w:p>
+            <w:pPr>
+              <w:spacing w:after="0" w:line="252" w:lineRule="auto"/>
+            </w:pPr>
+            <w:r>
+              <w:rPr>
+                <w:rFonts w:ascii="Calibri" w:hAnsi="Calibri"/>
+                <w:sz w:val="16"/>
+              </w:rPr>
+              <w:t>42.10</w:t>
+            </w:r>
+          </w:p>
+        </w:tc>
+        <w:tc>
+          <w:tcPr>
+            <w:tcW w:type="dxa" w:w="1440"/>
+            <w:shd w:fill="F9FBE7"/>
+            <w:tcMar>
+              <w:top w:w="50" w:type="dxa"/>
+              <w:bottom w:w="50" w:type="dxa"/>
+              <w:left w:w="70" w:type="dxa"/>
+              <w:right w:w="70" w:type="dxa"/>
+            </w:tcMar>
+          </w:tcPr>
+          <w:p>
+            <w:pPr>
+              <w:spacing w:after="0" w:line="252" w:lineRule="auto"/>
+            </w:pPr>
+            <w:r>
+              <w:rPr>
+                <w:rFonts w:ascii="Calibri" w:hAnsi="Calibri"/>
+                <w:sz w:val="16"/>
+              </w:rPr>
+              <w:t>7,208 (vs 621)</w:t>
+            </w:r>
+          </w:p>
+        </w:tc>
+        <w:tc>
+          <w:tcPr>
+            <w:tcW w:type="dxa" w:w="1296"/>
+            <w:shd w:fill="F9FBE7"/>
+            <w:tcMar>
+              <w:top w:w="50" w:type="dxa"/>
+              <w:bottom w:w="50" w:type="dxa"/>
+              <w:left w:w="70" w:type="dxa"/>
+              <w:right w:w="70" w:type="dxa"/>
+            </w:tcMar>
+          </w:tcPr>
+          <w:p>
+            <w:pPr>
+              <w:spacing w:after="0" w:line="252" w:lineRule="auto"/>
+            </w:pPr>
+            <w:r>
+              <w:rPr>
+                <w:rFonts w:ascii="Calibri" w:hAnsi="Calibri"/>
+                <w:sz w:val="16"/>
+              </w:rPr>
+              <w:t>30,346</w:t>
+            </w:r>
+          </w:p>
+        </w:tc>
+        <w:tc>
+          <w:tcPr>
+            <w:tcW w:type="dxa" w:w="2304"/>
+            <w:shd w:fill="F9FBE7"/>
+            <w:tcMar>
+              <w:top w:w="50" w:type="dxa"/>
+              <w:bottom w:w="50" w:type="dxa"/>
+              <w:left w:w="70" w:type="dxa"/>
+              <w:right w:w="70" w:type="dxa"/>
+            </w:tcMar>
+          </w:tcPr>
+          <w:p>
+            <w:pPr>
+              <w:spacing w:after="0" w:line="252" w:lineRule="auto"/>
+            </w:pPr>
+            <w:r>
+              <w:rPr>
+                <w:rFonts w:ascii="Calibri" w:hAnsi="Calibri"/>
+                <w:sz w:val="16"/>
+              </w:rPr>
+              <w:t>|Δln A| = 2.451: Ekspansi luas panen mendadak 11.6x</w:t>
+            </w:r>
+          </w:p>
+        </w:tc>
+      </w:tr>
+      <w:tr>
+        <w:trPr>
+          <w:cantSplit/>
+        </w:trPr>
+        <w:tc>
+          <w:tcPr>
+            <w:tcW w:type="dxa" w:w="1584"/>
+            <w:shd w:fill="FFFFFF"/>
+            <w:tcMar>
+              <w:top w:w="50" w:type="dxa"/>
+              <w:bottom w:w="50" w:type="dxa"/>
+              <w:left w:w="70" w:type="dxa"/>
+              <w:right w:w="70" w:type="dxa"/>
+            </w:tcMar>
+          </w:tcPr>
+          <w:p>
+            <w:pPr>
+              <w:spacing w:after="0" w:line="252" w:lineRule="auto"/>
+            </w:pPr>
+            <w:r>
+              <w:rPr>
+                <w:rFonts w:ascii="Calibri" w:hAnsi="Calibri"/>
+                <w:b/>
+                <w:sz w:val="16"/>
+              </w:rPr>
+              <w:t>|Δln Luas| #3</w:t>
+            </w:r>
+          </w:p>
+        </w:tc>
+        <w:tc>
+          <w:tcPr>
+            <w:tcW w:type="dxa" w:w="1440"/>
+            <w:shd w:fill="FFFFFF"/>
+            <w:tcMar>
+              <w:top w:w="50" w:type="dxa"/>
+              <w:bottom w:w="50" w:type="dxa"/>
+              <w:left w:w="70" w:type="dxa"/>
+              <w:right w:w="70" w:type="dxa"/>
+            </w:tcMar>
+          </w:tcPr>
+          <w:p>
+            <w:pPr>
+              <w:spacing w:after="0" w:line="252" w:lineRule="auto"/>
+            </w:pPr>
+            <w:r>
+              <w:rPr>
+                <w:rFonts w:ascii="Calibri" w:hAnsi="Calibri"/>
+                <w:sz w:val="16"/>
+              </w:rPr>
+              <w:t>Subang</w:t>
+            </w:r>
+          </w:p>
+        </w:tc>
+        <w:tc>
+          <w:tcPr>
+            <w:tcW w:type="dxa" w:w="864"/>
+            <w:shd w:fill="FFFFFF"/>
+            <w:tcMar>
+              <w:top w:w="50" w:type="dxa"/>
+              <w:bottom w:w="50" w:type="dxa"/>
+              <w:left w:w="70" w:type="dxa"/>
+              <w:right w:w="70" w:type="dxa"/>
+            </w:tcMar>
+          </w:tcPr>
+          <w:p>
+            <w:pPr>
+              <w:spacing w:after="0" w:line="252" w:lineRule="auto"/>
+            </w:pPr>
+            <w:r>
+              <w:rPr>
+                <w:rFonts w:ascii="Calibri" w:hAnsi="Calibri"/>
+                <w:sz w:val="16"/>
+              </w:rPr>
+              <w:t>2019</w:t>
+            </w:r>
+          </w:p>
+        </w:tc>
+        <w:tc>
+          <w:tcPr>
+            <w:tcW w:type="dxa" w:w="1152"/>
+            <w:shd w:fill="FFFFFF"/>
+            <w:tcMar>
+              <w:top w:w="50" w:type="dxa"/>
+              <w:bottom w:w="50" w:type="dxa"/>
+              <w:left w:w="70" w:type="dxa"/>
+              <w:right w:w="70" w:type="dxa"/>
+            </w:tcMar>
+          </w:tcPr>
+          <w:p>
+            <w:pPr>
+              <w:spacing w:after="0" w:line="252" w:lineRule="auto"/>
+            </w:pPr>
+            <w:r>
+              <w:rPr>
+                <w:rFonts w:ascii="Calibri" w:hAnsi="Calibri"/>
+                <w:sz w:val="16"/>
+              </w:rPr>
+              <w:t>65.85</w:t>
+            </w:r>
+          </w:p>
+        </w:tc>
+        <w:tc>
+          <w:tcPr>
+            <w:tcW w:type="dxa" w:w="1440"/>
+            <w:shd w:fill="FFFFFF"/>
+            <w:tcMar>
+              <w:top w:w="50" w:type="dxa"/>
+              <w:bottom w:w="50" w:type="dxa"/>
+              <w:left w:w="70" w:type="dxa"/>
+              <w:right w:w="70" w:type="dxa"/>
+            </w:tcMar>
+          </w:tcPr>
+          <w:p>
+            <w:pPr>
+              <w:spacing w:after="0" w:line="252" w:lineRule="auto"/>
+            </w:pPr>
+            <w:r>
+              <w:rPr>
+                <w:rFonts w:ascii="Calibri" w:hAnsi="Calibri"/>
+                <w:sz w:val="16"/>
+              </w:rPr>
+              <w:t>787 (vs 7,208)</w:t>
+            </w:r>
+          </w:p>
+        </w:tc>
+        <w:tc>
+          <w:tcPr>
+            <w:tcW w:type="dxa" w:w="1296"/>
+            <w:shd w:fill="FFFFFF"/>
+            <w:tcMar>
+              <w:top w:w="50" w:type="dxa"/>
+              <w:bottom w:w="50" w:type="dxa"/>
+              <w:left w:w="70" w:type="dxa"/>
+              <w:right w:w="70" w:type="dxa"/>
+            </w:tcMar>
+          </w:tcPr>
+          <w:p>
+            <w:pPr>
+              <w:spacing w:after="0" w:line="252" w:lineRule="auto"/>
+            </w:pPr>
+            <w:r>
+              <w:rPr>
+                <w:rFonts w:ascii="Calibri" w:hAnsi="Calibri"/>
+                <w:sz w:val="16"/>
+              </w:rPr>
+              <w:t>5,182</w:t>
+            </w:r>
+          </w:p>
+        </w:tc>
+        <w:tc>
+          <w:tcPr>
+            <w:tcW w:type="dxa" w:w="2304"/>
+            <w:shd w:fill="FFFFFF"/>
+            <w:tcMar>
+              <w:top w:w="50" w:type="dxa"/>
+              <w:bottom w:w="50" w:type="dxa"/>
+              <w:left w:w="70" w:type="dxa"/>
+              <w:right w:w="70" w:type="dxa"/>
+            </w:tcMar>
+          </w:tcPr>
+          <w:p>
+            <w:pPr>
+              <w:spacing w:after="0" w:line="252" w:lineRule="auto"/>
+            </w:pPr>
+            <w:r>
+              <w:rPr>
+                <w:rFonts w:ascii="Calibri" w:hAnsi="Calibri"/>
+                <w:sz w:val="16"/>
+              </w:rPr>
+              <w:t>|Δln A| = 2.215: Kontraksi luas panen mendadak 89%</w:t>
+            </w:r>
+          </w:p>
+        </w:tc>
+      </w:tr>
+      <w:tr>
+        <w:trPr>
+          <w:cantSplit/>
+        </w:trPr>
+        <w:tc>
+          <w:tcPr>
+            <w:tcW w:type="dxa" w:w="1584"/>
+            <w:shd w:fill="F9FBE7"/>
+            <w:tcMar>
+              <w:top w:w="50" w:type="dxa"/>
+              <w:bottom w:w="50" w:type="dxa"/>
+              <w:left w:w="70" w:type="dxa"/>
+              <w:right w:w="70" w:type="dxa"/>
+            </w:tcMar>
+          </w:tcPr>
+          <w:p>
+            <w:pPr>
+              <w:spacing w:after="0" w:line="252" w:lineRule="auto"/>
+            </w:pPr>
+            <w:r>
+              <w:rPr>
+                <w:rFonts w:ascii="Calibri" w:hAnsi="Calibri"/>
+                <w:b/>
+                <w:sz w:val="16"/>
+              </w:rPr>
+              <w:t>|Δln Luas| #4</w:t>
+            </w:r>
+          </w:p>
+        </w:tc>
+        <w:tc>
+          <w:tcPr>
+            <w:tcW w:type="dxa" w:w="1440"/>
+            <w:shd w:fill="F9FBE7"/>
+            <w:tcMar>
+              <w:top w:w="50" w:type="dxa"/>
+              <w:bottom w:w="50" w:type="dxa"/>
+              <w:left w:w="70" w:type="dxa"/>
+              <w:right w:w="70" w:type="dxa"/>
+            </w:tcMar>
+          </w:tcPr>
+          <w:p>
+            <w:pPr>
+              <w:spacing w:after="0" w:line="252" w:lineRule="auto"/>
+            </w:pPr>
+            <w:r>
+              <w:rPr>
+                <w:rFonts w:ascii="Calibri" w:hAnsi="Calibri"/>
+                <w:sz w:val="16"/>
+              </w:rPr>
+              <w:t>Pangandaran</w:t>
+            </w:r>
+          </w:p>
+        </w:tc>
+        <w:tc>
+          <w:tcPr>
+            <w:tcW w:type="dxa" w:w="864"/>
+            <w:shd w:fill="F9FBE7"/>
+            <w:tcMar>
+              <w:top w:w="50" w:type="dxa"/>
+              <w:bottom w:w="50" w:type="dxa"/>
+              <w:left w:w="70" w:type="dxa"/>
+              <w:right w:w="70" w:type="dxa"/>
+            </w:tcMar>
+          </w:tcPr>
+          <w:p>
+            <w:pPr>
+              <w:spacing w:after="0" w:line="252" w:lineRule="auto"/>
+            </w:pPr>
+            <w:r>
+              <w:rPr>
+                <w:rFonts w:ascii="Calibri" w:hAnsi="Calibri"/>
+                <w:sz w:val="16"/>
+              </w:rPr>
+              <w:t>2016</w:t>
+            </w:r>
+          </w:p>
+        </w:tc>
+        <w:tc>
+          <w:tcPr>
+            <w:tcW w:type="dxa" w:w="1152"/>
+            <w:shd w:fill="F9FBE7"/>
+            <w:tcMar>
+              <w:top w:w="50" w:type="dxa"/>
+              <w:bottom w:w="50" w:type="dxa"/>
+              <w:left w:w="70" w:type="dxa"/>
+              <w:right w:w="70" w:type="dxa"/>
+            </w:tcMar>
+          </w:tcPr>
+          <w:p>
+            <w:pPr>
+              <w:spacing w:after="0" w:line="252" w:lineRule="auto"/>
+            </w:pPr>
+            <w:r>
+              <w:rPr>
+                <w:rFonts w:ascii="Calibri" w:hAnsi="Calibri"/>
+                <w:sz w:val="16"/>
+              </w:rPr>
+              <w:t>49.50</w:t>
+            </w:r>
+          </w:p>
+        </w:tc>
+        <w:tc>
+          <w:tcPr>
+            <w:tcW w:type="dxa" w:w="1440"/>
+            <w:shd w:fill="F9FBE7"/>
+            <w:tcMar>
+              <w:top w:w="50" w:type="dxa"/>
+              <w:bottom w:w="50" w:type="dxa"/>
+              <w:left w:w="70" w:type="dxa"/>
+              <w:right w:w="70" w:type="dxa"/>
+            </w:tcMar>
+          </w:tcPr>
+          <w:p>
+            <w:pPr>
+              <w:spacing w:after="0" w:line="252" w:lineRule="auto"/>
+            </w:pPr>
+            <w:r>
+              <w:rPr>
+                <w:rFonts w:ascii="Calibri" w:hAnsi="Calibri"/>
+                <w:sz w:val="16"/>
+              </w:rPr>
+              <w:t>10,705 (vs 1,250)</w:t>
+            </w:r>
+          </w:p>
+        </w:tc>
+        <w:tc>
+          <w:tcPr>
+            <w:tcW w:type="dxa" w:w="1296"/>
+            <w:shd w:fill="F9FBE7"/>
+            <w:tcMar>
+              <w:top w:w="50" w:type="dxa"/>
+              <w:bottom w:w="50" w:type="dxa"/>
+              <w:left w:w="70" w:type="dxa"/>
+              <w:right w:w="70" w:type="dxa"/>
+            </w:tcMar>
+          </w:tcPr>
+          <w:p>
+            <w:pPr>
+              <w:spacing w:after="0" w:line="252" w:lineRule="auto"/>
+            </w:pPr>
+            <w:r>
+              <w:rPr>
+                <w:rFonts w:ascii="Calibri" w:hAnsi="Calibri"/>
+                <w:sz w:val="16"/>
+              </w:rPr>
+              <w:t>52,990</w:t>
+            </w:r>
+          </w:p>
+        </w:tc>
+        <w:tc>
+          <w:tcPr>
+            <w:tcW w:type="dxa" w:w="2304"/>
+            <w:shd w:fill="F9FBE7"/>
+            <w:tcMar>
+              <w:top w:w="50" w:type="dxa"/>
+              <w:bottom w:w="50" w:type="dxa"/>
+              <w:left w:w="70" w:type="dxa"/>
+              <w:right w:w="70" w:type="dxa"/>
+            </w:tcMar>
+          </w:tcPr>
+          <w:p>
+            <w:pPr>
+              <w:spacing w:after="0" w:line="252" w:lineRule="auto"/>
+            </w:pPr>
+            <w:r>
+              <w:rPr>
+                <w:rFonts w:ascii="Calibri" w:hAnsi="Calibri"/>
+                <w:sz w:val="16"/>
+              </w:rPr>
+              <w:t>|Δln A| = 2.148: Ekspansi wilayah pemekaran administratif baru</w:t>
+            </w:r>
+          </w:p>
+        </w:tc>
+      </w:tr>
+      <w:tr>
+        <w:trPr>
+          <w:cantSplit/>
+        </w:trPr>
+        <w:tc>
+          <w:tcPr>
+            <w:tcW w:type="dxa" w:w="1584"/>
+            <w:shd w:fill="FFFFFF"/>
+            <w:tcMar>
+              <w:top w:w="50" w:type="dxa"/>
+              <w:bottom w:w="50" w:type="dxa"/>
+              <w:left w:w="70" w:type="dxa"/>
+              <w:right w:w="70" w:type="dxa"/>
+            </w:tcMar>
+          </w:tcPr>
+          <w:p>
+            <w:pPr>
+              <w:spacing w:after="0" w:line="252" w:lineRule="auto"/>
+            </w:pPr>
+            <w:r>
+              <w:rPr>
+                <w:rFonts w:ascii="Calibri" w:hAnsi="Calibri"/>
+                <w:b/>
+                <w:sz w:val="16"/>
+              </w:rPr>
+              <w:t>|Δln Luas| #5</w:t>
+            </w:r>
+          </w:p>
+        </w:tc>
+        <w:tc>
+          <w:tcPr>
+            <w:tcW w:type="dxa" w:w="1440"/>
+            <w:shd w:fill="FFFFFF"/>
+            <w:tcMar>
+              <w:top w:w="50" w:type="dxa"/>
+              <w:bottom w:w="50" w:type="dxa"/>
+              <w:left w:w="70" w:type="dxa"/>
+              <w:right w:w="70" w:type="dxa"/>
+            </w:tcMar>
+          </w:tcPr>
+          <w:p>
+            <w:pPr>
+              <w:spacing w:after="0" w:line="252" w:lineRule="auto"/>
+            </w:pPr>
+            <w:r>
+              <w:rPr>
+                <w:rFonts w:ascii="Calibri" w:hAnsi="Calibri"/>
+                <w:sz w:val="16"/>
+              </w:rPr>
+              <w:t>Sukabumi</w:t>
+            </w:r>
+          </w:p>
+        </w:tc>
+        <w:tc>
+          <w:tcPr>
+            <w:tcW w:type="dxa" w:w="864"/>
+            <w:shd w:fill="FFFFFF"/>
+            <w:tcMar>
+              <w:top w:w="50" w:type="dxa"/>
+              <w:bottom w:w="50" w:type="dxa"/>
+              <w:left w:w="70" w:type="dxa"/>
+              <w:right w:w="70" w:type="dxa"/>
+            </w:tcMar>
+          </w:tcPr>
+          <w:p>
+            <w:pPr>
+              <w:spacing w:after="0" w:line="252" w:lineRule="auto"/>
+            </w:pPr>
+            <w:r>
+              <w:rPr>
+                <w:rFonts w:ascii="Calibri" w:hAnsi="Calibri"/>
+                <w:sz w:val="16"/>
+              </w:rPr>
+              <w:t>2017</w:t>
+            </w:r>
+          </w:p>
+        </w:tc>
+        <w:tc>
+          <w:tcPr>
+            <w:tcW w:type="dxa" w:w="1152"/>
+            <w:shd w:fill="FFFFFF"/>
+            <w:tcMar>
+              <w:top w:w="50" w:type="dxa"/>
+              <w:bottom w:w="50" w:type="dxa"/>
+              <w:left w:w="70" w:type="dxa"/>
+              <w:right w:w="70" w:type="dxa"/>
+            </w:tcMar>
+          </w:tcPr>
+          <w:p>
+            <w:pPr>
+              <w:spacing w:after="0" w:line="252" w:lineRule="auto"/>
+            </w:pPr>
+            <w:r>
+              <w:rPr>
+                <w:rFonts w:ascii="Calibri" w:hAnsi="Calibri"/>
+                <w:sz w:val="16"/>
+              </w:rPr>
+              <w:t>62.30</w:t>
+            </w:r>
+          </w:p>
+        </w:tc>
+        <w:tc>
+          <w:tcPr>
+            <w:tcW w:type="dxa" w:w="1440"/>
+            <w:shd w:fill="FFFFFF"/>
+            <w:tcMar>
+              <w:top w:w="50" w:type="dxa"/>
+              <w:bottom w:w="50" w:type="dxa"/>
+              <w:left w:w="70" w:type="dxa"/>
+              <w:right w:w="70" w:type="dxa"/>
+            </w:tcMar>
+          </w:tcPr>
+          <w:p>
+            <w:pPr>
+              <w:spacing w:after="0" w:line="252" w:lineRule="auto"/>
+            </w:pPr>
+            <w:r>
+              <w:rPr>
+                <w:rFonts w:ascii="Calibri" w:hAnsi="Calibri"/>
+                <w:sz w:val="16"/>
+              </w:rPr>
+              <w:t>9,642 (vs 1,540)</w:t>
+            </w:r>
+          </w:p>
+        </w:tc>
+        <w:tc>
+          <w:tcPr>
+            <w:tcW w:type="dxa" w:w="1296"/>
+            <w:shd w:fill="FFFFFF"/>
+            <w:tcMar>
+              <w:top w:w="50" w:type="dxa"/>
+              <w:bottom w:w="50" w:type="dxa"/>
+              <w:left w:w="70" w:type="dxa"/>
+              <w:right w:w="70" w:type="dxa"/>
+            </w:tcMar>
+          </w:tcPr>
+          <w:p>
+            <w:pPr>
+              <w:spacing w:after="0" w:line="252" w:lineRule="auto"/>
+            </w:pPr>
+            <w:r>
+              <w:rPr>
+                <w:rFonts w:ascii="Calibri" w:hAnsi="Calibri"/>
+                <w:sz w:val="16"/>
+              </w:rPr>
+              <w:t>60,070</w:t>
+            </w:r>
+          </w:p>
+        </w:tc>
+        <w:tc>
+          <w:tcPr>
+            <w:tcW w:type="dxa" w:w="2304"/>
+            <w:shd w:fill="FFFFFF"/>
+            <w:tcMar>
+              <w:top w:w="50" w:type="dxa"/>
+              <w:bottom w:w="50" w:type="dxa"/>
+              <w:left w:w="70" w:type="dxa"/>
+              <w:right w:w="70" w:type="dxa"/>
+            </w:tcMar>
+          </w:tcPr>
+          <w:p>
+            <w:pPr>
+              <w:spacing w:after="0" w:line="252" w:lineRule="auto"/>
+            </w:pPr>
+            <w:r>
+              <w:rPr>
+                <w:rFonts w:ascii="Calibri" w:hAnsi="Calibri"/>
+                <w:sz w:val="16"/>
+              </w:rPr>
+              <w:t>|Δln A| = 1.834: Lonjakan pelaporan dinas lokal</w:t>
+            </w:r>
+          </w:p>
+        </w:tc>
+      </w:tr>
+    </w:tbl>
+    <w:p>
+      <w:pPr>
+        <w:spacing w:after="120"/>
+      </w:pPr>
     </w:p>
     <w:p>
       <w:pPr>
@@ -2070,7 +5313,7 @@
         <w:drawing>
           <wp:inline xmlns:a="http://schemas.openxmlformats.org/drawingml/2006/main" xmlns:pic="http://schemas.openxmlformats.org/drawingml/2006/picture">
             <wp:extent cx="5303520" cy="2930226"/>
-            <wp:docPr id="6" name="Picture 6"/>
+            <wp:docPr id="7" name="Picture 7"/>
             <wp:cNvGraphicFramePr>
               <a:graphicFrameLocks noChangeAspect="1"/>
             </wp:cNvGraphicFramePr>
@@ -2082,7 +5325,7 @@
                     <pic:cNvPicPr/>
                   </pic:nvPicPr>
                   <pic:blipFill>
-                    <a:blip r:embed="rId14"/>
+                    <a:blip r:embed="rId15"/>
                     <a:stretch>
                       <a:fillRect/>
                     </a:stretch>
@@ -2106,7 +5349,7 @@
         <w:spacing w:after="160"/>
       </w:pPr>
       <w:r>
-        <w:t>Gambar 4.6: Strip Plot Deteksi Nilai Identik 2022 pada Produktivitas Jagung (13 Kabupaten Mampat Persis di 75.70 ku/ha -&gt; Bukti Imputasi Seragam Dinas).</w:t>
+        <w:t>Gambar 4.7: Strip Plot Deteksi Nilai Identik 2022 pada Produktivitas Jagung (13 Kabupaten Mampat Persis di 75.70 ku/ha -&gt; Bukti Imputasi Seragam Dinas).</w:t>
       </w:r>
     </w:p>
     <w:p>
@@ -2138,7 +5381,7 @@
         <w:drawing>
           <wp:inline xmlns:a="http://schemas.openxmlformats.org/drawingml/2006/main" xmlns:pic="http://schemas.openxmlformats.org/drawingml/2006/picture">
             <wp:extent cx="5303520" cy="2148410"/>
-            <wp:docPr id="7" name="Picture 7"/>
+            <wp:docPr id="8" name="Picture 8"/>
             <wp:cNvGraphicFramePr>
               <a:graphicFrameLocks noChangeAspect="1"/>
             </wp:cNvGraphicFramePr>
@@ -2150,7 +5393,7 @@
                     <pic:cNvPicPr/>
                   </pic:nvPicPr>
                   <pic:blipFill>
-                    <a:blip r:embed="rId15"/>
+                    <a:blip r:embed="rId16"/>
                     <a:stretch>
                       <a:fillRect/>
                     </a:stretch>
@@ -2174,7 +5417,7 @@
         <w:spacing w:after="160"/>
       </w:pPr>
       <w:r>
-        <w:t>Gambar 4.7: Bukti Visual Zero Temporal Overlap antara Produksi Sayuran Kabupaten/Kota (od_18096: 2013–2014) vs Cuaca AgERA5 (2015–2024).</w:t>
+        <w:t>Gambar 4.8: Bukti Visual Zero Temporal Overlap antara Produksi Sayuran Kabupaten/Kota (od_18096: 2013–2014) vs Cuaca AgERA5 (2015–2024).</w:t>
       </w:r>
     </w:p>
     <w:p>
@@ -2192,7 +5435,1959 @@
         <w:t>• Kolaps Variansi Spasial 2022 (SUSPECT): Standar deviasi spasial kedelai pada 2022 runtuh dari 2.18 ku/ha (2021) menjadi hanya 0.19 ku/ha akibat imputasi rata-rata dinas 14.30 ku/ha. Tahun 2022 resmi diklasifikasikan sebagai SUSPECT.</w:t>
         <w:br/>
         <w:t>• Integrasi Geospasial: Centroid 27 wilayah geoBoundaries ADM2 dipadankan ke 22 sel AgERA5 unik dengan rata-rata perpindahan 5.2 km. Elevasi SRTM menunjukkan kontras dari Pantura (&lt;50 m) hingga Priangan (&gt;1.000 m). Tabel lookup disimpan di data/processed/lookup_kab_cell_elev.csv.</w:t>
+        <w:br/>
+        <w:t>• Audit Outlier Kedelai: Ditemukan artefak indexing serupa di Kab. Bandung (1.00, 2.00, 3.00, 4.00 ku/ha) dan lonjakan luas panen ekstrem |Δln A| di Karawang dan Majalengka.</w:t>
       </w:r>
+    </w:p>
+    <w:tbl>
+      <w:tblPr>
+        <w:tblW w:type="auto" w:w="0"/>
+        <w:jc w:val="center"/>
+        <w:tblLayout w:type="fixed"/>
+        <w:tblLook w:firstColumn="1" w:firstRow="1" w:lastColumn="0" w:lastRow="0" w:noHBand="0" w:noVBand="1" w:val="04A0"/>
+      </w:tblPr>
+      <w:tblGrid>
+        <w:gridCol w:w="1337"/>
+        <w:gridCol w:w="1337"/>
+        <w:gridCol w:w="1337"/>
+        <w:gridCol w:w="1337"/>
+        <w:gridCol w:w="1337"/>
+        <w:gridCol w:w="1337"/>
+        <w:gridCol w:w="1337"/>
+      </w:tblGrid>
+      <w:tr>
+        <w:trPr>
+          <w:tblHeader/>
+          <w:cantSplit/>
+        </w:trPr>
+        <w:tc>
+          <w:tcPr>
+            <w:tcW w:type="dxa" w:w="1584"/>
+            <w:shd w:fill="2E7D32"/>
+            <w:tcMar>
+              <w:top w:w="70" w:type="dxa"/>
+              <w:bottom w:w="70" w:type="dxa"/>
+              <w:left w:w="90" w:type="dxa"/>
+              <w:right w:w="90" w:type="dxa"/>
+            </w:tcMar>
+          </w:tcPr>
+          <w:p>
+            <w:pPr>
+              <w:spacing w:after="0" w:line="252" w:lineRule="auto"/>
+            </w:pPr>
+            <w:r>
+              <w:rPr>
+                <w:rFonts w:ascii="Calibri" w:hAnsi="Calibri"/>
+                <w:b/>
+                <w:color w:val="FFFFFF"/>
+                <w:sz w:val="17"/>
+              </w:rPr>
+              <w:t>Kategori Outlier</w:t>
+            </w:r>
+          </w:p>
+        </w:tc>
+        <w:tc>
+          <w:tcPr>
+            <w:tcW w:type="dxa" w:w="1440"/>
+            <w:shd w:fill="2E7D32"/>
+            <w:tcMar>
+              <w:top w:w="70" w:type="dxa"/>
+              <w:bottom w:w="70" w:type="dxa"/>
+              <w:left w:w="90" w:type="dxa"/>
+              <w:right w:w="90" w:type="dxa"/>
+            </w:tcMar>
+          </w:tcPr>
+          <w:p>
+            <w:pPr>
+              <w:spacing w:after="0" w:line="252" w:lineRule="auto"/>
+            </w:pPr>
+            <w:r>
+              <w:rPr>
+                <w:rFonts w:ascii="Calibri" w:hAnsi="Calibri"/>
+                <w:b/>
+                <w:color w:val="FFFFFF"/>
+                <w:sz w:val="17"/>
+              </w:rPr>
+              <w:t>Kabupaten</w:t>
+            </w:r>
+          </w:p>
+        </w:tc>
+        <w:tc>
+          <w:tcPr>
+            <w:tcW w:type="dxa" w:w="864"/>
+            <w:shd w:fill="2E7D32"/>
+            <w:tcMar>
+              <w:top w:w="70" w:type="dxa"/>
+              <w:bottom w:w="70" w:type="dxa"/>
+              <w:left w:w="90" w:type="dxa"/>
+              <w:right w:w="90" w:type="dxa"/>
+            </w:tcMar>
+          </w:tcPr>
+          <w:p>
+            <w:pPr>
+              <w:spacing w:after="0" w:line="252" w:lineRule="auto"/>
+            </w:pPr>
+            <w:r>
+              <w:rPr>
+                <w:rFonts w:ascii="Calibri" w:hAnsi="Calibri"/>
+                <w:b/>
+                <w:color w:val="FFFFFF"/>
+                <w:sz w:val="17"/>
+              </w:rPr>
+              <w:t>Tahun</w:t>
+            </w:r>
+          </w:p>
+        </w:tc>
+        <w:tc>
+          <w:tcPr>
+            <w:tcW w:type="dxa" w:w="1152"/>
+            <w:shd w:fill="2E7D32"/>
+            <w:tcMar>
+              <w:top w:w="70" w:type="dxa"/>
+              <w:bottom w:w="70" w:type="dxa"/>
+              <w:left w:w="90" w:type="dxa"/>
+              <w:right w:w="90" w:type="dxa"/>
+            </w:tcMar>
+          </w:tcPr>
+          <w:p>
+            <w:pPr>
+              <w:spacing w:after="0" w:line="252" w:lineRule="auto"/>
+            </w:pPr>
+            <w:r>
+              <w:rPr>
+                <w:rFonts w:ascii="Calibri" w:hAnsi="Calibri"/>
+                <w:b/>
+                <w:color w:val="FFFFFF"/>
+                <w:sz w:val="17"/>
+              </w:rPr>
+              <w:t>Yield (ku/ha)</w:t>
+            </w:r>
+          </w:p>
+        </w:tc>
+        <w:tc>
+          <w:tcPr>
+            <w:tcW w:type="dxa" w:w="1440"/>
+            <w:shd w:fill="2E7D32"/>
+            <w:tcMar>
+              <w:top w:w="70" w:type="dxa"/>
+              <w:bottom w:w="70" w:type="dxa"/>
+              <w:left w:w="90" w:type="dxa"/>
+              <w:right w:w="90" w:type="dxa"/>
+            </w:tcMar>
+          </w:tcPr>
+          <w:p>
+            <w:pPr>
+              <w:spacing w:after="0" w:line="252" w:lineRule="auto"/>
+            </w:pPr>
+            <w:r>
+              <w:rPr>
+                <w:rFonts w:ascii="Calibri" w:hAnsi="Calibri"/>
+                <w:b/>
+                <w:color w:val="FFFFFF"/>
+                <w:sz w:val="17"/>
+              </w:rPr>
+              <w:t>Luas Panen (ha)</w:t>
+            </w:r>
+          </w:p>
+        </w:tc>
+        <w:tc>
+          <w:tcPr>
+            <w:tcW w:type="dxa" w:w="1296"/>
+            <w:shd w:fill="2E7D32"/>
+            <w:tcMar>
+              <w:top w:w="70" w:type="dxa"/>
+              <w:bottom w:w="70" w:type="dxa"/>
+              <w:left w:w="90" w:type="dxa"/>
+              <w:right w:w="90" w:type="dxa"/>
+            </w:tcMar>
+          </w:tcPr>
+          <w:p>
+            <w:pPr>
+              <w:spacing w:after="0" w:line="252" w:lineRule="auto"/>
+            </w:pPr>
+            <w:r>
+              <w:rPr>
+                <w:rFonts w:ascii="Calibri" w:hAnsi="Calibri"/>
+                <w:b/>
+                <w:color w:val="FFFFFF"/>
+                <w:sz w:val="17"/>
+              </w:rPr>
+              <w:t>Produksi (ton)</w:t>
+            </w:r>
+          </w:p>
+        </w:tc>
+        <w:tc>
+          <w:tcPr>
+            <w:tcW w:type="dxa" w:w="2304"/>
+            <w:shd w:fill="2E7D32"/>
+            <w:tcMar>
+              <w:top w:w="70" w:type="dxa"/>
+              <w:bottom w:w="70" w:type="dxa"/>
+              <w:left w:w="90" w:type="dxa"/>
+              <w:right w:w="90" w:type="dxa"/>
+            </w:tcMar>
+          </w:tcPr>
+          <w:p>
+            <w:pPr>
+              <w:spacing w:after="0" w:line="252" w:lineRule="auto"/>
+            </w:pPr>
+            <w:r>
+              <w:rPr>
+                <w:rFonts w:ascii="Calibri" w:hAnsi="Calibri"/>
+                <w:b/>
+                <w:color w:val="FFFFFF"/>
+                <w:sz w:val="17"/>
+              </w:rPr>
+              <w:t>Diagnosis Metodologis</w:t>
+            </w:r>
+          </w:p>
+        </w:tc>
+      </w:tr>
+      <w:tr>
+        <w:trPr>
+          <w:cantSplit/>
+        </w:trPr>
+        <w:tc>
+          <w:tcPr>
+            <w:tcW w:type="dxa" w:w="1584"/>
+            <w:shd w:fill="F9FBE7"/>
+            <w:tcMar>
+              <w:top w:w="50" w:type="dxa"/>
+              <w:bottom w:w="50" w:type="dxa"/>
+              <w:left w:w="70" w:type="dxa"/>
+              <w:right w:w="70" w:type="dxa"/>
+            </w:tcMar>
+          </w:tcPr>
+          <w:p>
+            <w:pPr>
+              <w:spacing w:after="0" w:line="252" w:lineRule="auto"/>
+            </w:pPr>
+            <w:r>
+              <w:rPr>
+                <w:rFonts w:ascii="Calibri" w:hAnsi="Calibri"/>
+                <w:b/>
+                <w:sz w:val="16"/>
+              </w:rPr>
+              <w:t>Yield Terendah #1</w:t>
+            </w:r>
+          </w:p>
+        </w:tc>
+        <w:tc>
+          <w:tcPr>
+            <w:tcW w:type="dxa" w:w="1440"/>
+            <w:shd w:fill="F9FBE7"/>
+            <w:tcMar>
+              <w:top w:w="50" w:type="dxa"/>
+              <w:bottom w:w="50" w:type="dxa"/>
+              <w:left w:w="70" w:type="dxa"/>
+              <w:right w:w="70" w:type="dxa"/>
+            </w:tcMar>
+          </w:tcPr>
+          <w:p>
+            <w:pPr>
+              <w:spacing w:after="0" w:line="252" w:lineRule="auto"/>
+            </w:pPr>
+            <w:r>
+              <w:rPr>
+                <w:rFonts w:ascii="Calibri" w:hAnsi="Calibri"/>
+                <w:sz w:val="16"/>
+              </w:rPr>
+              <w:t>Kab. Bandung</w:t>
+            </w:r>
+          </w:p>
+        </w:tc>
+        <w:tc>
+          <w:tcPr>
+            <w:tcW w:type="dxa" w:w="864"/>
+            <w:shd w:fill="F9FBE7"/>
+            <w:tcMar>
+              <w:top w:w="50" w:type="dxa"/>
+              <w:bottom w:w="50" w:type="dxa"/>
+              <w:left w:w="70" w:type="dxa"/>
+              <w:right w:w="70" w:type="dxa"/>
+            </w:tcMar>
+          </w:tcPr>
+          <w:p>
+            <w:pPr>
+              <w:spacing w:after="0" w:line="252" w:lineRule="auto"/>
+            </w:pPr>
+            <w:r>
+              <w:rPr>
+                <w:rFonts w:ascii="Calibri" w:hAnsi="Calibri"/>
+                <w:sz w:val="16"/>
+              </w:rPr>
+              <w:t>2017</w:t>
+            </w:r>
+          </w:p>
+        </w:tc>
+        <w:tc>
+          <w:tcPr>
+            <w:tcW w:type="dxa" w:w="1152"/>
+            <w:shd w:fill="F9FBE7"/>
+            <w:tcMar>
+              <w:top w:w="50" w:type="dxa"/>
+              <w:bottom w:w="50" w:type="dxa"/>
+              <w:left w:w="70" w:type="dxa"/>
+              <w:right w:w="70" w:type="dxa"/>
+            </w:tcMar>
+          </w:tcPr>
+          <w:p>
+            <w:pPr>
+              <w:spacing w:after="0" w:line="252" w:lineRule="auto"/>
+            </w:pPr>
+            <w:r>
+              <w:rPr>
+                <w:rFonts w:ascii="Calibri" w:hAnsi="Calibri"/>
+                <w:sz w:val="16"/>
+              </w:rPr>
+              <w:t>1.00</w:t>
+            </w:r>
+          </w:p>
+        </w:tc>
+        <w:tc>
+          <w:tcPr>
+            <w:tcW w:type="dxa" w:w="1440"/>
+            <w:shd w:fill="F9FBE7"/>
+            <w:tcMar>
+              <w:top w:w="50" w:type="dxa"/>
+              <w:bottom w:w="50" w:type="dxa"/>
+              <w:left w:w="70" w:type="dxa"/>
+              <w:right w:w="70" w:type="dxa"/>
+            </w:tcMar>
+          </w:tcPr>
+          <w:p>
+            <w:pPr>
+              <w:spacing w:after="0" w:line="252" w:lineRule="auto"/>
+            </w:pPr>
+            <w:r>
+              <w:rPr>
+                <w:rFonts w:ascii="Calibri" w:hAnsi="Calibri"/>
+                <w:sz w:val="16"/>
+              </w:rPr>
+              <w:t>4,500</w:t>
+            </w:r>
+          </w:p>
+        </w:tc>
+        <w:tc>
+          <w:tcPr>
+            <w:tcW w:type="dxa" w:w="1296"/>
+            <w:shd w:fill="F9FBE7"/>
+            <w:tcMar>
+              <w:top w:w="50" w:type="dxa"/>
+              <w:bottom w:w="50" w:type="dxa"/>
+              <w:left w:w="70" w:type="dxa"/>
+              <w:right w:w="70" w:type="dxa"/>
+            </w:tcMar>
+          </w:tcPr>
+          <w:p>
+            <w:pPr>
+              <w:spacing w:after="0" w:line="252" w:lineRule="auto"/>
+            </w:pPr>
+            <w:r>
+              <w:rPr>
+                <w:rFonts w:ascii="Calibri" w:hAnsi="Calibri"/>
+                <w:sz w:val="16"/>
+              </w:rPr>
+              <w:t>450</w:t>
+            </w:r>
+          </w:p>
+        </w:tc>
+        <w:tc>
+          <w:tcPr>
+            <w:tcW w:type="dxa" w:w="2304"/>
+            <w:shd w:fill="F9FBE7"/>
+            <w:tcMar>
+              <w:top w:w="50" w:type="dxa"/>
+              <w:bottom w:w="50" w:type="dxa"/>
+              <w:left w:w="70" w:type="dxa"/>
+              <w:right w:w="70" w:type="dxa"/>
+            </w:tcMar>
+          </w:tcPr>
+          <w:p>
+            <w:pPr>
+              <w:spacing w:after="0" w:line="252" w:lineRule="auto"/>
+            </w:pPr>
+            <w:r>
+              <w:rPr>
+                <w:rFonts w:ascii="Calibri" w:hAnsi="Calibri"/>
+                <w:sz w:val="16"/>
+              </w:rPr>
+              <w:t>Artefak indexing placeholder administratif (1.00 ku/ha)</w:t>
+            </w:r>
+          </w:p>
+        </w:tc>
+      </w:tr>
+      <w:tr>
+        <w:trPr>
+          <w:cantSplit/>
+        </w:trPr>
+        <w:tc>
+          <w:tcPr>
+            <w:tcW w:type="dxa" w:w="1584"/>
+            <w:shd w:fill="FFFFFF"/>
+            <w:tcMar>
+              <w:top w:w="50" w:type="dxa"/>
+              <w:bottom w:w="50" w:type="dxa"/>
+              <w:left w:w="70" w:type="dxa"/>
+              <w:right w:w="70" w:type="dxa"/>
+            </w:tcMar>
+          </w:tcPr>
+          <w:p>
+            <w:pPr>
+              <w:spacing w:after="0" w:line="252" w:lineRule="auto"/>
+            </w:pPr>
+            <w:r>
+              <w:rPr>
+                <w:rFonts w:ascii="Calibri" w:hAnsi="Calibri"/>
+                <w:b/>
+                <w:sz w:val="16"/>
+              </w:rPr>
+              <w:t>Yield Terendah #2</w:t>
+            </w:r>
+          </w:p>
+        </w:tc>
+        <w:tc>
+          <w:tcPr>
+            <w:tcW w:type="dxa" w:w="1440"/>
+            <w:shd w:fill="FFFFFF"/>
+            <w:tcMar>
+              <w:top w:w="50" w:type="dxa"/>
+              <w:bottom w:w="50" w:type="dxa"/>
+              <w:left w:w="70" w:type="dxa"/>
+              <w:right w:w="70" w:type="dxa"/>
+            </w:tcMar>
+          </w:tcPr>
+          <w:p>
+            <w:pPr>
+              <w:spacing w:after="0" w:line="252" w:lineRule="auto"/>
+            </w:pPr>
+            <w:r>
+              <w:rPr>
+                <w:rFonts w:ascii="Calibri" w:hAnsi="Calibri"/>
+                <w:sz w:val="16"/>
+              </w:rPr>
+              <w:t>Kab. Bandung</w:t>
+            </w:r>
+          </w:p>
+        </w:tc>
+        <w:tc>
+          <w:tcPr>
+            <w:tcW w:type="dxa" w:w="864"/>
+            <w:shd w:fill="FFFFFF"/>
+            <w:tcMar>
+              <w:top w:w="50" w:type="dxa"/>
+              <w:bottom w:w="50" w:type="dxa"/>
+              <w:left w:w="70" w:type="dxa"/>
+              <w:right w:w="70" w:type="dxa"/>
+            </w:tcMar>
+          </w:tcPr>
+          <w:p>
+            <w:pPr>
+              <w:spacing w:after="0" w:line="252" w:lineRule="auto"/>
+            </w:pPr>
+            <w:r>
+              <w:rPr>
+                <w:rFonts w:ascii="Calibri" w:hAnsi="Calibri"/>
+                <w:sz w:val="16"/>
+              </w:rPr>
+              <w:t>2018</w:t>
+            </w:r>
+          </w:p>
+        </w:tc>
+        <w:tc>
+          <w:tcPr>
+            <w:tcW w:type="dxa" w:w="1152"/>
+            <w:shd w:fill="FFFFFF"/>
+            <w:tcMar>
+              <w:top w:w="50" w:type="dxa"/>
+              <w:bottom w:w="50" w:type="dxa"/>
+              <w:left w:w="70" w:type="dxa"/>
+              <w:right w:w="70" w:type="dxa"/>
+            </w:tcMar>
+          </w:tcPr>
+          <w:p>
+            <w:pPr>
+              <w:spacing w:after="0" w:line="252" w:lineRule="auto"/>
+            </w:pPr>
+            <w:r>
+              <w:rPr>
+                <w:rFonts w:ascii="Calibri" w:hAnsi="Calibri"/>
+                <w:sz w:val="16"/>
+              </w:rPr>
+              <w:t>2.00</w:t>
+            </w:r>
+          </w:p>
+        </w:tc>
+        <w:tc>
+          <w:tcPr>
+            <w:tcW w:type="dxa" w:w="1440"/>
+            <w:shd w:fill="FFFFFF"/>
+            <w:tcMar>
+              <w:top w:w="50" w:type="dxa"/>
+              <w:bottom w:w="50" w:type="dxa"/>
+              <w:left w:w="70" w:type="dxa"/>
+              <w:right w:w="70" w:type="dxa"/>
+            </w:tcMar>
+          </w:tcPr>
+          <w:p>
+            <w:pPr>
+              <w:spacing w:after="0" w:line="252" w:lineRule="auto"/>
+            </w:pPr>
+            <w:r>
+              <w:rPr>
+                <w:rFonts w:ascii="Calibri" w:hAnsi="Calibri"/>
+                <w:sz w:val="16"/>
+              </w:rPr>
+              <w:t>4,600</w:t>
+            </w:r>
+          </w:p>
+        </w:tc>
+        <w:tc>
+          <w:tcPr>
+            <w:tcW w:type="dxa" w:w="1296"/>
+            <w:shd w:fill="FFFFFF"/>
+            <w:tcMar>
+              <w:top w:w="50" w:type="dxa"/>
+              <w:bottom w:w="50" w:type="dxa"/>
+              <w:left w:w="70" w:type="dxa"/>
+              <w:right w:w="70" w:type="dxa"/>
+            </w:tcMar>
+          </w:tcPr>
+          <w:p>
+            <w:pPr>
+              <w:spacing w:after="0" w:line="252" w:lineRule="auto"/>
+            </w:pPr>
+            <w:r>
+              <w:rPr>
+                <w:rFonts w:ascii="Calibri" w:hAnsi="Calibri"/>
+                <w:sz w:val="16"/>
+              </w:rPr>
+              <w:t>920</w:t>
+            </w:r>
+          </w:p>
+        </w:tc>
+        <w:tc>
+          <w:tcPr>
+            <w:tcW w:type="dxa" w:w="2304"/>
+            <w:shd w:fill="FFFFFF"/>
+            <w:tcMar>
+              <w:top w:w="50" w:type="dxa"/>
+              <w:bottom w:w="50" w:type="dxa"/>
+              <w:left w:w="70" w:type="dxa"/>
+              <w:right w:w="70" w:type="dxa"/>
+            </w:tcMar>
+          </w:tcPr>
+          <w:p>
+            <w:pPr>
+              <w:spacing w:after="0" w:line="252" w:lineRule="auto"/>
+            </w:pPr>
+            <w:r>
+              <w:rPr>
+                <w:rFonts w:ascii="Calibri" w:hAnsi="Calibri"/>
+                <w:sz w:val="16"/>
+              </w:rPr>
+              <w:t>Artefak indexing placeholder administratif (2.00 ku/ha)</w:t>
+            </w:r>
+          </w:p>
+        </w:tc>
+      </w:tr>
+      <w:tr>
+        <w:trPr>
+          <w:cantSplit/>
+        </w:trPr>
+        <w:tc>
+          <w:tcPr>
+            <w:tcW w:type="dxa" w:w="1584"/>
+            <w:shd w:fill="F9FBE7"/>
+            <w:tcMar>
+              <w:top w:w="50" w:type="dxa"/>
+              <w:bottom w:w="50" w:type="dxa"/>
+              <w:left w:w="70" w:type="dxa"/>
+              <w:right w:w="70" w:type="dxa"/>
+            </w:tcMar>
+          </w:tcPr>
+          <w:p>
+            <w:pPr>
+              <w:spacing w:after="0" w:line="252" w:lineRule="auto"/>
+            </w:pPr>
+            <w:r>
+              <w:rPr>
+                <w:rFonts w:ascii="Calibri" w:hAnsi="Calibri"/>
+                <w:b/>
+                <w:sz w:val="16"/>
+              </w:rPr>
+              <w:t>Yield Terendah #3</w:t>
+            </w:r>
+          </w:p>
+        </w:tc>
+        <w:tc>
+          <w:tcPr>
+            <w:tcW w:type="dxa" w:w="1440"/>
+            <w:shd w:fill="F9FBE7"/>
+            <w:tcMar>
+              <w:top w:w="50" w:type="dxa"/>
+              <w:bottom w:w="50" w:type="dxa"/>
+              <w:left w:w="70" w:type="dxa"/>
+              <w:right w:w="70" w:type="dxa"/>
+            </w:tcMar>
+          </w:tcPr>
+          <w:p>
+            <w:pPr>
+              <w:spacing w:after="0" w:line="252" w:lineRule="auto"/>
+            </w:pPr>
+            <w:r>
+              <w:rPr>
+                <w:rFonts w:ascii="Calibri" w:hAnsi="Calibri"/>
+                <w:sz w:val="16"/>
+              </w:rPr>
+              <w:t>Kab. Bandung</w:t>
+            </w:r>
+          </w:p>
+        </w:tc>
+        <w:tc>
+          <w:tcPr>
+            <w:tcW w:type="dxa" w:w="864"/>
+            <w:shd w:fill="F9FBE7"/>
+            <w:tcMar>
+              <w:top w:w="50" w:type="dxa"/>
+              <w:bottom w:w="50" w:type="dxa"/>
+              <w:left w:w="70" w:type="dxa"/>
+              <w:right w:w="70" w:type="dxa"/>
+            </w:tcMar>
+          </w:tcPr>
+          <w:p>
+            <w:pPr>
+              <w:spacing w:after="0" w:line="252" w:lineRule="auto"/>
+            </w:pPr>
+            <w:r>
+              <w:rPr>
+                <w:rFonts w:ascii="Calibri" w:hAnsi="Calibri"/>
+                <w:sz w:val="16"/>
+              </w:rPr>
+              <w:t>2019</w:t>
+            </w:r>
+          </w:p>
+        </w:tc>
+        <w:tc>
+          <w:tcPr>
+            <w:tcW w:type="dxa" w:w="1152"/>
+            <w:shd w:fill="F9FBE7"/>
+            <w:tcMar>
+              <w:top w:w="50" w:type="dxa"/>
+              <w:bottom w:w="50" w:type="dxa"/>
+              <w:left w:w="70" w:type="dxa"/>
+              <w:right w:w="70" w:type="dxa"/>
+            </w:tcMar>
+          </w:tcPr>
+          <w:p>
+            <w:pPr>
+              <w:spacing w:after="0" w:line="252" w:lineRule="auto"/>
+            </w:pPr>
+            <w:r>
+              <w:rPr>
+                <w:rFonts w:ascii="Calibri" w:hAnsi="Calibri"/>
+                <w:sz w:val="16"/>
+              </w:rPr>
+              <w:t>3.00</w:t>
+            </w:r>
+          </w:p>
+        </w:tc>
+        <w:tc>
+          <w:tcPr>
+            <w:tcW w:type="dxa" w:w="1440"/>
+            <w:shd w:fill="F9FBE7"/>
+            <w:tcMar>
+              <w:top w:w="50" w:type="dxa"/>
+              <w:bottom w:w="50" w:type="dxa"/>
+              <w:left w:w="70" w:type="dxa"/>
+              <w:right w:w="70" w:type="dxa"/>
+            </w:tcMar>
+          </w:tcPr>
+          <w:p>
+            <w:pPr>
+              <w:spacing w:after="0" w:line="252" w:lineRule="auto"/>
+            </w:pPr>
+            <w:r>
+              <w:rPr>
+                <w:rFonts w:ascii="Calibri" w:hAnsi="Calibri"/>
+                <w:sz w:val="16"/>
+              </w:rPr>
+              <w:t>4,700</w:t>
+            </w:r>
+          </w:p>
+        </w:tc>
+        <w:tc>
+          <w:tcPr>
+            <w:tcW w:type="dxa" w:w="1296"/>
+            <w:shd w:fill="F9FBE7"/>
+            <w:tcMar>
+              <w:top w:w="50" w:type="dxa"/>
+              <w:bottom w:w="50" w:type="dxa"/>
+              <w:left w:w="70" w:type="dxa"/>
+              <w:right w:w="70" w:type="dxa"/>
+            </w:tcMar>
+          </w:tcPr>
+          <w:p>
+            <w:pPr>
+              <w:spacing w:after="0" w:line="252" w:lineRule="auto"/>
+            </w:pPr>
+            <w:r>
+              <w:rPr>
+                <w:rFonts w:ascii="Calibri" w:hAnsi="Calibri"/>
+                <w:sz w:val="16"/>
+              </w:rPr>
+              <w:t>1,410</w:t>
+            </w:r>
+          </w:p>
+        </w:tc>
+        <w:tc>
+          <w:tcPr>
+            <w:tcW w:type="dxa" w:w="2304"/>
+            <w:shd w:fill="F9FBE7"/>
+            <w:tcMar>
+              <w:top w:w="50" w:type="dxa"/>
+              <w:bottom w:w="50" w:type="dxa"/>
+              <w:left w:w="70" w:type="dxa"/>
+              <w:right w:w="70" w:type="dxa"/>
+            </w:tcMar>
+          </w:tcPr>
+          <w:p>
+            <w:pPr>
+              <w:spacing w:after="0" w:line="252" w:lineRule="auto"/>
+            </w:pPr>
+            <w:r>
+              <w:rPr>
+                <w:rFonts w:ascii="Calibri" w:hAnsi="Calibri"/>
+                <w:sz w:val="16"/>
+              </w:rPr>
+              <w:t>Artefak indexing placeholder administratif (3.00 ku/ha)</w:t>
+            </w:r>
+          </w:p>
+        </w:tc>
+      </w:tr>
+      <w:tr>
+        <w:trPr>
+          <w:cantSplit/>
+        </w:trPr>
+        <w:tc>
+          <w:tcPr>
+            <w:tcW w:type="dxa" w:w="1584"/>
+            <w:shd w:fill="FFFFFF"/>
+            <w:tcMar>
+              <w:top w:w="50" w:type="dxa"/>
+              <w:bottom w:w="50" w:type="dxa"/>
+              <w:left w:w="70" w:type="dxa"/>
+              <w:right w:w="70" w:type="dxa"/>
+            </w:tcMar>
+          </w:tcPr>
+          <w:p>
+            <w:pPr>
+              <w:spacing w:after="0" w:line="252" w:lineRule="auto"/>
+            </w:pPr>
+            <w:r>
+              <w:rPr>
+                <w:rFonts w:ascii="Calibri" w:hAnsi="Calibri"/>
+                <w:b/>
+                <w:sz w:val="16"/>
+              </w:rPr>
+              <w:t>Yield Terendah #4</w:t>
+            </w:r>
+          </w:p>
+        </w:tc>
+        <w:tc>
+          <w:tcPr>
+            <w:tcW w:type="dxa" w:w="1440"/>
+            <w:shd w:fill="FFFFFF"/>
+            <w:tcMar>
+              <w:top w:w="50" w:type="dxa"/>
+              <w:bottom w:w="50" w:type="dxa"/>
+              <w:left w:w="70" w:type="dxa"/>
+              <w:right w:w="70" w:type="dxa"/>
+            </w:tcMar>
+          </w:tcPr>
+          <w:p>
+            <w:pPr>
+              <w:spacing w:after="0" w:line="252" w:lineRule="auto"/>
+            </w:pPr>
+            <w:r>
+              <w:rPr>
+                <w:rFonts w:ascii="Calibri" w:hAnsi="Calibri"/>
+                <w:sz w:val="16"/>
+              </w:rPr>
+              <w:t>Kab. Bandung</w:t>
+            </w:r>
+          </w:p>
+        </w:tc>
+        <w:tc>
+          <w:tcPr>
+            <w:tcW w:type="dxa" w:w="864"/>
+            <w:shd w:fill="FFFFFF"/>
+            <w:tcMar>
+              <w:top w:w="50" w:type="dxa"/>
+              <w:bottom w:w="50" w:type="dxa"/>
+              <w:left w:w="70" w:type="dxa"/>
+              <w:right w:w="70" w:type="dxa"/>
+            </w:tcMar>
+          </w:tcPr>
+          <w:p>
+            <w:pPr>
+              <w:spacing w:after="0" w:line="252" w:lineRule="auto"/>
+            </w:pPr>
+            <w:r>
+              <w:rPr>
+                <w:rFonts w:ascii="Calibri" w:hAnsi="Calibri"/>
+                <w:sz w:val="16"/>
+              </w:rPr>
+              <w:t>2020</w:t>
+            </w:r>
+          </w:p>
+        </w:tc>
+        <w:tc>
+          <w:tcPr>
+            <w:tcW w:type="dxa" w:w="1152"/>
+            <w:shd w:fill="FFFFFF"/>
+            <w:tcMar>
+              <w:top w:w="50" w:type="dxa"/>
+              <w:bottom w:w="50" w:type="dxa"/>
+              <w:left w:w="70" w:type="dxa"/>
+              <w:right w:w="70" w:type="dxa"/>
+            </w:tcMar>
+          </w:tcPr>
+          <w:p>
+            <w:pPr>
+              <w:spacing w:after="0" w:line="252" w:lineRule="auto"/>
+            </w:pPr>
+            <w:r>
+              <w:rPr>
+                <w:rFonts w:ascii="Calibri" w:hAnsi="Calibri"/>
+                <w:sz w:val="16"/>
+              </w:rPr>
+              <w:t>4.00</w:t>
+            </w:r>
+          </w:p>
+        </w:tc>
+        <w:tc>
+          <w:tcPr>
+            <w:tcW w:type="dxa" w:w="1440"/>
+            <w:shd w:fill="FFFFFF"/>
+            <w:tcMar>
+              <w:top w:w="50" w:type="dxa"/>
+              <w:bottom w:w="50" w:type="dxa"/>
+              <w:left w:w="70" w:type="dxa"/>
+              <w:right w:w="70" w:type="dxa"/>
+            </w:tcMar>
+          </w:tcPr>
+          <w:p>
+            <w:pPr>
+              <w:spacing w:after="0" w:line="252" w:lineRule="auto"/>
+            </w:pPr>
+            <w:r>
+              <w:rPr>
+                <w:rFonts w:ascii="Calibri" w:hAnsi="Calibri"/>
+                <w:sz w:val="16"/>
+              </w:rPr>
+              <w:t>4,800</w:t>
+            </w:r>
+          </w:p>
+        </w:tc>
+        <w:tc>
+          <w:tcPr>
+            <w:tcW w:type="dxa" w:w="1296"/>
+            <w:shd w:fill="FFFFFF"/>
+            <w:tcMar>
+              <w:top w:w="50" w:type="dxa"/>
+              <w:bottom w:w="50" w:type="dxa"/>
+              <w:left w:w="70" w:type="dxa"/>
+              <w:right w:w="70" w:type="dxa"/>
+            </w:tcMar>
+          </w:tcPr>
+          <w:p>
+            <w:pPr>
+              <w:spacing w:after="0" w:line="252" w:lineRule="auto"/>
+            </w:pPr>
+            <w:r>
+              <w:rPr>
+                <w:rFonts w:ascii="Calibri" w:hAnsi="Calibri"/>
+                <w:sz w:val="16"/>
+              </w:rPr>
+              <w:t>1,920</w:t>
+            </w:r>
+          </w:p>
+        </w:tc>
+        <w:tc>
+          <w:tcPr>
+            <w:tcW w:type="dxa" w:w="2304"/>
+            <w:shd w:fill="FFFFFF"/>
+            <w:tcMar>
+              <w:top w:w="50" w:type="dxa"/>
+              <w:bottom w:w="50" w:type="dxa"/>
+              <w:left w:w="70" w:type="dxa"/>
+              <w:right w:w="70" w:type="dxa"/>
+            </w:tcMar>
+          </w:tcPr>
+          <w:p>
+            <w:pPr>
+              <w:spacing w:after="0" w:line="252" w:lineRule="auto"/>
+            </w:pPr>
+            <w:r>
+              <w:rPr>
+                <w:rFonts w:ascii="Calibri" w:hAnsi="Calibri"/>
+                <w:sz w:val="16"/>
+              </w:rPr>
+              <w:t>Artefak indexing placeholder administratif (4.00 ku/ha)</w:t>
+            </w:r>
+          </w:p>
+        </w:tc>
+      </w:tr>
+      <w:tr>
+        <w:trPr>
+          <w:cantSplit/>
+        </w:trPr>
+        <w:tc>
+          <w:tcPr>
+            <w:tcW w:type="dxa" w:w="1584"/>
+            <w:shd w:fill="F9FBE7"/>
+            <w:tcMar>
+              <w:top w:w="50" w:type="dxa"/>
+              <w:bottom w:w="50" w:type="dxa"/>
+              <w:left w:w="70" w:type="dxa"/>
+              <w:right w:w="70" w:type="dxa"/>
+            </w:tcMar>
+          </w:tcPr>
+          <w:p>
+            <w:pPr>
+              <w:spacing w:after="0" w:line="252" w:lineRule="auto"/>
+            </w:pPr>
+            <w:r>
+              <w:rPr>
+                <w:rFonts w:ascii="Calibri" w:hAnsi="Calibri"/>
+                <w:b/>
+                <w:sz w:val="16"/>
+              </w:rPr>
+              <w:t>Yield Terendah #5</w:t>
+            </w:r>
+          </w:p>
+        </w:tc>
+        <w:tc>
+          <w:tcPr>
+            <w:tcW w:type="dxa" w:w="1440"/>
+            <w:shd w:fill="F9FBE7"/>
+            <w:tcMar>
+              <w:top w:w="50" w:type="dxa"/>
+              <w:bottom w:w="50" w:type="dxa"/>
+              <w:left w:w="70" w:type="dxa"/>
+              <w:right w:w="70" w:type="dxa"/>
+            </w:tcMar>
+          </w:tcPr>
+          <w:p>
+            <w:pPr>
+              <w:spacing w:after="0" w:line="252" w:lineRule="auto"/>
+            </w:pPr>
+            <w:r>
+              <w:rPr>
+                <w:rFonts w:ascii="Calibri" w:hAnsi="Calibri"/>
+                <w:sz w:val="16"/>
+              </w:rPr>
+              <w:t>Ciamis</w:t>
+            </w:r>
+          </w:p>
+        </w:tc>
+        <w:tc>
+          <w:tcPr>
+            <w:tcW w:type="dxa" w:w="864"/>
+            <w:shd w:fill="F9FBE7"/>
+            <w:tcMar>
+              <w:top w:w="50" w:type="dxa"/>
+              <w:bottom w:w="50" w:type="dxa"/>
+              <w:left w:w="70" w:type="dxa"/>
+              <w:right w:w="70" w:type="dxa"/>
+            </w:tcMar>
+          </w:tcPr>
+          <w:p>
+            <w:pPr>
+              <w:spacing w:after="0" w:line="252" w:lineRule="auto"/>
+            </w:pPr>
+            <w:r>
+              <w:rPr>
+                <w:rFonts w:ascii="Calibri" w:hAnsi="Calibri"/>
+                <w:sz w:val="16"/>
+              </w:rPr>
+              <w:t>2017</w:t>
+            </w:r>
+          </w:p>
+        </w:tc>
+        <w:tc>
+          <w:tcPr>
+            <w:tcW w:type="dxa" w:w="1152"/>
+            <w:shd w:fill="F9FBE7"/>
+            <w:tcMar>
+              <w:top w:w="50" w:type="dxa"/>
+              <w:bottom w:w="50" w:type="dxa"/>
+              <w:left w:w="70" w:type="dxa"/>
+              <w:right w:w="70" w:type="dxa"/>
+            </w:tcMar>
+          </w:tcPr>
+          <w:p>
+            <w:pPr>
+              <w:spacing w:after="0" w:line="252" w:lineRule="auto"/>
+            </w:pPr>
+            <w:r>
+              <w:rPr>
+                <w:rFonts w:ascii="Calibri" w:hAnsi="Calibri"/>
+                <w:sz w:val="16"/>
+              </w:rPr>
+              <w:t>8.21</w:t>
+            </w:r>
+          </w:p>
+        </w:tc>
+        <w:tc>
+          <w:tcPr>
+            <w:tcW w:type="dxa" w:w="1440"/>
+            <w:shd w:fill="F9FBE7"/>
+            <w:tcMar>
+              <w:top w:w="50" w:type="dxa"/>
+              <w:bottom w:w="50" w:type="dxa"/>
+              <w:left w:w="70" w:type="dxa"/>
+              <w:right w:w="70" w:type="dxa"/>
+            </w:tcMar>
+          </w:tcPr>
+          <w:p>
+            <w:pPr>
+              <w:spacing w:after="0" w:line="252" w:lineRule="auto"/>
+            </w:pPr>
+            <w:r>
+              <w:rPr>
+                <w:rFonts w:ascii="Calibri" w:hAnsi="Calibri"/>
+                <w:sz w:val="16"/>
+              </w:rPr>
+              <w:t>1,120</w:t>
+            </w:r>
+          </w:p>
+        </w:tc>
+        <w:tc>
+          <w:tcPr>
+            <w:tcW w:type="dxa" w:w="1296"/>
+            <w:shd w:fill="F9FBE7"/>
+            <w:tcMar>
+              <w:top w:w="50" w:type="dxa"/>
+              <w:bottom w:w="50" w:type="dxa"/>
+              <w:left w:w="70" w:type="dxa"/>
+              <w:right w:w="70" w:type="dxa"/>
+            </w:tcMar>
+          </w:tcPr>
+          <w:p>
+            <w:pPr>
+              <w:spacing w:after="0" w:line="252" w:lineRule="auto"/>
+            </w:pPr>
+            <w:r>
+              <w:rPr>
+                <w:rFonts w:ascii="Calibri" w:hAnsi="Calibri"/>
+                <w:sz w:val="16"/>
+              </w:rPr>
+              <w:t>920</w:t>
+            </w:r>
+          </w:p>
+        </w:tc>
+        <w:tc>
+          <w:tcPr>
+            <w:tcW w:type="dxa" w:w="2304"/>
+            <w:shd w:fill="F9FBE7"/>
+            <w:tcMar>
+              <w:top w:w="50" w:type="dxa"/>
+              <w:bottom w:w="50" w:type="dxa"/>
+              <w:left w:w="70" w:type="dxa"/>
+              <w:right w:w="70" w:type="dxa"/>
+            </w:tcMar>
+          </w:tcPr>
+          <w:p>
+            <w:pPr>
+              <w:spacing w:after="0" w:line="252" w:lineRule="auto"/>
+            </w:pPr>
+            <w:r>
+              <w:rPr>
+                <w:rFonts w:ascii="Calibri" w:hAnsi="Calibri"/>
+                <w:sz w:val="16"/>
+              </w:rPr>
+              <w:t>Variasi ekstrim lokal / gagal panen parsial dalam-kabupaten</w:t>
+            </w:r>
+          </w:p>
+        </w:tc>
+      </w:tr>
+      <w:tr>
+        <w:trPr>
+          <w:cantSplit/>
+        </w:trPr>
+        <w:tc>
+          <w:tcPr>
+            <w:tcW w:type="dxa" w:w="1584"/>
+            <w:shd w:fill="FFFFFF"/>
+            <w:tcMar>
+              <w:top w:w="50" w:type="dxa"/>
+              <w:bottom w:w="50" w:type="dxa"/>
+              <w:left w:w="70" w:type="dxa"/>
+              <w:right w:w="70" w:type="dxa"/>
+            </w:tcMar>
+          </w:tcPr>
+          <w:p>
+            <w:pPr>
+              <w:spacing w:after="0" w:line="252" w:lineRule="auto"/>
+            </w:pPr>
+            <w:r>
+              <w:rPr>
+                <w:rFonts w:ascii="Calibri" w:hAnsi="Calibri"/>
+                <w:b/>
+                <w:sz w:val="16"/>
+              </w:rPr>
+              <w:t>|Δln Luas| #1</w:t>
+            </w:r>
+          </w:p>
+        </w:tc>
+        <w:tc>
+          <w:tcPr>
+            <w:tcW w:type="dxa" w:w="1440"/>
+            <w:shd w:fill="FFFFFF"/>
+            <w:tcMar>
+              <w:top w:w="50" w:type="dxa"/>
+              <w:bottom w:w="50" w:type="dxa"/>
+              <w:left w:w="70" w:type="dxa"/>
+              <w:right w:w="70" w:type="dxa"/>
+            </w:tcMar>
+          </w:tcPr>
+          <w:p>
+            <w:pPr>
+              <w:spacing w:after="0" w:line="252" w:lineRule="auto"/>
+            </w:pPr>
+            <w:r>
+              <w:rPr>
+                <w:rFonts w:ascii="Calibri" w:hAnsi="Calibri"/>
+                <w:sz w:val="16"/>
+              </w:rPr>
+              <w:t>Karawang</w:t>
+            </w:r>
+          </w:p>
+        </w:tc>
+        <w:tc>
+          <w:tcPr>
+            <w:tcW w:type="dxa" w:w="864"/>
+            <w:shd w:fill="FFFFFF"/>
+            <w:tcMar>
+              <w:top w:w="50" w:type="dxa"/>
+              <w:bottom w:w="50" w:type="dxa"/>
+              <w:left w:w="70" w:type="dxa"/>
+              <w:right w:w="70" w:type="dxa"/>
+            </w:tcMar>
+          </w:tcPr>
+          <w:p>
+            <w:pPr>
+              <w:spacing w:after="0" w:line="252" w:lineRule="auto"/>
+            </w:pPr>
+            <w:r>
+              <w:rPr>
+                <w:rFonts w:ascii="Calibri" w:hAnsi="Calibri"/>
+                <w:sz w:val="16"/>
+              </w:rPr>
+              <w:t>2017</w:t>
+            </w:r>
+          </w:p>
+        </w:tc>
+        <w:tc>
+          <w:tcPr>
+            <w:tcW w:type="dxa" w:w="1152"/>
+            <w:shd w:fill="FFFFFF"/>
+            <w:tcMar>
+              <w:top w:w="50" w:type="dxa"/>
+              <w:bottom w:w="50" w:type="dxa"/>
+              <w:left w:w="70" w:type="dxa"/>
+              <w:right w:w="70" w:type="dxa"/>
+            </w:tcMar>
+          </w:tcPr>
+          <w:p>
+            <w:pPr>
+              <w:spacing w:after="0" w:line="252" w:lineRule="auto"/>
+            </w:pPr>
+            <w:r>
+              <w:rPr>
+                <w:rFonts w:ascii="Calibri" w:hAnsi="Calibri"/>
+                <w:sz w:val="16"/>
+              </w:rPr>
+              <w:t>15.40</w:t>
+            </w:r>
+          </w:p>
+        </w:tc>
+        <w:tc>
+          <w:tcPr>
+            <w:tcW w:type="dxa" w:w="1440"/>
+            <w:shd w:fill="FFFFFF"/>
+            <w:tcMar>
+              <w:top w:w="50" w:type="dxa"/>
+              <w:bottom w:w="50" w:type="dxa"/>
+              <w:left w:w="70" w:type="dxa"/>
+              <w:right w:w="70" w:type="dxa"/>
+            </w:tcMar>
+          </w:tcPr>
+          <w:p>
+            <w:pPr>
+              <w:spacing w:after="0" w:line="252" w:lineRule="auto"/>
+            </w:pPr>
+            <w:r>
+              <w:rPr>
+                <w:rFonts w:ascii="Calibri" w:hAnsi="Calibri"/>
+                <w:sz w:val="16"/>
+              </w:rPr>
+              <w:t>5,600 (vs 120)</w:t>
+            </w:r>
+          </w:p>
+        </w:tc>
+        <w:tc>
+          <w:tcPr>
+            <w:tcW w:type="dxa" w:w="1296"/>
+            <w:shd w:fill="FFFFFF"/>
+            <w:tcMar>
+              <w:top w:w="50" w:type="dxa"/>
+              <w:bottom w:w="50" w:type="dxa"/>
+              <w:left w:w="70" w:type="dxa"/>
+              <w:right w:w="70" w:type="dxa"/>
+            </w:tcMar>
+          </w:tcPr>
+          <w:p>
+            <w:pPr>
+              <w:spacing w:after="0" w:line="252" w:lineRule="auto"/>
+            </w:pPr>
+            <w:r>
+              <w:rPr>
+                <w:rFonts w:ascii="Calibri" w:hAnsi="Calibri"/>
+                <w:sz w:val="16"/>
+              </w:rPr>
+              <w:t>8,624</w:t>
+            </w:r>
+          </w:p>
+        </w:tc>
+        <w:tc>
+          <w:tcPr>
+            <w:tcW w:type="dxa" w:w="2304"/>
+            <w:shd w:fill="FFFFFF"/>
+            <w:tcMar>
+              <w:top w:w="50" w:type="dxa"/>
+              <w:bottom w:w="50" w:type="dxa"/>
+              <w:left w:w="70" w:type="dxa"/>
+              <w:right w:w="70" w:type="dxa"/>
+            </w:tcMar>
+          </w:tcPr>
+          <w:p>
+            <w:pPr>
+              <w:spacing w:after="0" w:line="252" w:lineRule="auto"/>
+            </w:pPr>
+            <w:r>
+              <w:rPr>
+                <w:rFonts w:ascii="Calibri" w:hAnsi="Calibri"/>
+                <w:sz w:val="16"/>
+              </w:rPr>
+              <w:t>|Δln A| = 3.842: Lonjakan area 46.7x lipat</w:t>
+            </w:r>
+          </w:p>
+        </w:tc>
+      </w:tr>
+      <w:tr>
+        <w:trPr>
+          <w:cantSplit/>
+        </w:trPr>
+        <w:tc>
+          <w:tcPr>
+            <w:tcW w:type="dxa" w:w="1584"/>
+            <w:shd w:fill="F9FBE7"/>
+            <w:tcMar>
+              <w:top w:w="50" w:type="dxa"/>
+              <w:bottom w:w="50" w:type="dxa"/>
+              <w:left w:w="70" w:type="dxa"/>
+              <w:right w:w="70" w:type="dxa"/>
+            </w:tcMar>
+          </w:tcPr>
+          <w:p>
+            <w:pPr>
+              <w:spacing w:after="0" w:line="252" w:lineRule="auto"/>
+            </w:pPr>
+            <w:r>
+              <w:rPr>
+                <w:rFonts w:ascii="Calibri" w:hAnsi="Calibri"/>
+                <w:b/>
+                <w:sz w:val="16"/>
+              </w:rPr>
+              <w:t>|Δln Luas| #2</w:t>
+            </w:r>
+          </w:p>
+        </w:tc>
+        <w:tc>
+          <w:tcPr>
+            <w:tcW w:type="dxa" w:w="1440"/>
+            <w:shd w:fill="F9FBE7"/>
+            <w:tcMar>
+              <w:top w:w="50" w:type="dxa"/>
+              <w:bottom w:w="50" w:type="dxa"/>
+              <w:left w:w="70" w:type="dxa"/>
+              <w:right w:w="70" w:type="dxa"/>
+            </w:tcMar>
+          </w:tcPr>
+          <w:p>
+            <w:pPr>
+              <w:spacing w:after="0" w:line="252" w:lineRule="auto"/>
+            </w:pPr>
+            <w:r>
+              <w:rPr>
+                <w:rFonts w:ascii="Calibri" w:hAnsi="Calibri"/>
+                <w:sz w:val="16"/>
+              </w:rPr>
+              <w:t>Majalengka</w:t>
+            </w:r>
+          </w:p>
+        </w:tc>
+        <w:tc>
+          <w:tcPr>
+            <w:tcW w:type="dxa" w:w="864"/>
+            <w:shd w:fill="F9FBE7"/>
+            <w:tcMar>
+              <w:top w:w="50" w:type="dxa"/>
+              <w:bottom w:w="50" w:type="dxa"/>
+              <w:left w:w="70" w:type="dxa"/>
+              <w:right w:w="70" w:type="dxa"/>
+            </w:tcMar>
+          </w:tcPr>
+          <w:p>
+            <w:pPr>
+              <w:spacing w:after="0" w:line="252" w:lineRule="auto"/>
+            </w:pPr>
+            <w:r>
+              <w:rPr>
+                <w:rFonts w:ascii="Calibri" w:hAnsi="Calibri"/>
+                <w:sz w:val="16"/>
+              </w:rPr>
+              <w:t>2018</w:t>
+            </w:r>
+          </w:p>
+        </w:tc>
+        <w:tc>
+          <w:tcPr>
+            <w:tcW w:type="dxa" w:w="1152"/>
+            <w:shd w:fill="F9FBE7"/>
+            <w:tcMar>
+              <w:top w:w="50" w:type="dxa"/>
+              <w:bottom w:w="50" w:type="dxa"/>
+              <w:left w:w="70" w:type="dxa"/>
+              <w:right w:w="70" w:type="dxa"/>
+            </w:tcMar>
+          </w:tcPr>
+          <w:p>
+            <w:pPr>
+              <w:spacing w:after="0" w:line="252" w:lineRule="auto"/>
+            </w:pPr>
+            <w:r>
+              <w:rPr>
+                <w:rFonts w:ascii="Calibri" w:hAnsi="Calibri"/>
+                <w:sz w:val="16"/>
+              </w:rPr>
+              <w:t>14.80</w:t>
+            </w:r>
+          </w:p>
+        </w:tc>
+        <w:tc>
+          <w:tcPr>
+            <w:tcW w:type="dxa" w:w="1440"/>
+            <w:shd w:fill="F9FBE7"/>
+            <w:tcMar>
+              <w:top w:w="50" w:type="dxa"/>
+              <w:bottom w:w="50" w:type="dxa"/>
+              <w:left w:w="70" w:type="dxa"/>
+              <w:right w:w="70" w:type="dxa"/>
+            </w:tcMar>
+          </w:tcPr>
+          <w:p>
+            <w:pPr>
+              <w:spacing w:after="0" w:line="252" w:lineRule="auto"/>
+            </w:pPr>
+            <w:r>
+              <w:rPr>
+                <w:rFonts w:ascii="Calibri" w:hAnsi="Calibri"/>
+                <w:sz w:val="16"/>
+              </w:rPr>
+              <w:t>6,120 (vs 407)</w:t>
+            </w:r>
+          </w:p>
+        </w:tc>
+        <w:tc>
+          <w:tcPr>
+            <w:tcW w:type="dxa" w:w="1296"/>
+            <w:shd w:fill="F9FBE7"/>
+            <w:tcMar>
+              <w:top w:w="50" w:type="dxa"/>
+              <w:bottom w:w="50" w:type="dxa"/>
+              <w:left w:w="70" w:type="dxa"/>
+              <w:right w:w="70" w:type="dxa"/>
+            </w:tcMar>
+          </w:tcPr>
+          <w:p>
+            <w:pPr>
+              <w:spacing w:after="0" w:line="252" w:lineRule="auto"/>
+            </w:pPr>
+            <w:r>
+              <w:rPr>
+                <w:rFonts w:ascii="Calibri" w:hAnsi="Calibri"/>
+                <w:sz w:val="16"/>
+              </w:rPr>
+              <w:t>9,058</w:t>
+            </w:r>
+          </w:p>
+        </w:tc>
+        <w:tc>
+          <w:tcPr>
+            <w:tcW w:type="dxa" w:w="2304"/>
+            <w:shd w:fill="F9FBE7"/>
+            <w:tcMar>
+              <w:top w:w="50" w:type="dxa"/>
+              <w:bottom w:w="50" w:type="dxa"/>
+              <w:left w:w="70" w:type="dxa"/>
+              <w:right w:w="70" w:type="dxa"/>
+            </w:tcMar>
+          </w:tcPr>
+          <w:p>
+            <w:pPr>
+              <w:spacing w:after="0" w:line="252" w:lineRule="auto"/>
+            </w:pPr>
+            <w:r>
+              <w:rPr>
+                <w:rFonts w:ascii="Calibri" w:hAnsi="Calibri"/>
+                <w:sz w:val="16"/>
+              </w:rPr>
+              <w:t>|Δln A| = 2.711: Lonjakan area 15.0x lipat</w:t>
+            </w:r>
+          </w:p>
+        </w:tc>
+      </w:tr>
+      <w:tr>
+        <w:trPr>
+          <w:cantSplit/>
+        </w:trPr>
+        <w:tc>
+          <w:tcPr>
+            <w:tcW w:type="dxa" w:w="1584"/>
+            <w:shd w:fill="FFFFFF"/>
+            <w:tcMar>
+              <w:top w:w="50" w:type="dxa"/>
+              <w:bottom w:w="50" w:type="dxa"/>
+              <w:left w:w="70" w:type="dxa"/>
+              <w:right w:w="70" w:type="dxa"/>
+            </w:tcMar>
+          </w:tcPr>
+          <w:p>
+            <w:pPr>
+              <w:spacing w:after="0" w:line="252" w:lineRule="auto"/>
+            </w:pPr>
+            <w:r>
+              <w:rPr>
+                <w:rFonts w:ascii="Calibri" w:hAnsi="Calibri"/>
+                <w:b/>
+                <w:sz w:val="16"/>
+              </w:rPr>
+              <w:t>|Δln Luas| #3</w:t>
+            </w:r>
+          </w:p>
+        </w:tc>
+        <w:tc>
+          <w:tcPr>
+            <w:tcW w:type="dxa" w:w="1440"/>
+            <w:shd w:fill="FFFFFF"/>
+            <w:tcMar>
+              <w:top w:w="50" w:type="dxa"/>
+              <w:bottom w:w="50" w:type="dxa"/>
+              <w:left w:w="70" w:type="dxa"/>
+              <w:right w:w="70" w:type="dxa"/>
+            </w:tcMar>
+          </w:tcPr>
+          <w:p>
+            <w:pPr>
+              <w:spacing w:after="0" w:line="252" w:lineRule="auto"/>
+            </w:pPr>
+            <w:r>
+              <w:rPr>
+                <w:rFonts w:ascii="Calibri" w:hAnsi="Calibri"/>
+                <w:sz w:val="16"/>
+              </w:rPr>
+              <w:t>Subang</w:t>
+            </w:r>
+          </w:p>
+        </w:tc>
+        <w:tc>
+          <w:tcPr>
+            <w:tcW w:type="dxa" w:w="864"/>
+            <w:shd w:fill="FFFFFF"/>
+            <w:tcMar>
+              <w:top w:w="50" w:type="dxa"/>
+              <w:bottom w:w="50" w:type="dxa"/>
+              <w:left w:w="70" w:type="dxa"/>
+              <w:right w:w="70" w:type="dxa"/>
+            </w:tcMar>
+          </w:tcPr>
+          <w:p>
+            <w:pPr>
+              <w:spacing w:after="0" w:line="252" w:lineRule="auto"/>
+            </w:pPr>
+            <w:r>
+              <w:rPr>
+                <w:rFonts w:ascii="Calibri" w:hAnsi="Calibri"/>
+                <w:sz w:val="16"/>
+              </w:rPr>
+              <w:t>2019</w:t>
+            </w:r>
+          </w:p>
+        </w:tc>
+        <w:tc>
+          <w:tcPr>
+            <w:tcW w:type="dxa" w:w="1152"/>
+            <w:shd w:fill="FFFFFF"/>
+            <w:tcMar>
+              <w:top w:w="50" w:type="dxa"/>
+              <w:bottom w:w="50" w:type="dxa"/>
+              <w:left w:w="70" w:type="dxa"/>
+              <w:right w:w="70" w:type="dxa"/>
+            </w:tcMar>
+          </w:tcPr>
+          <w:p>
+            <w:pPr>
+              <w:spacing w:after="0" w:line="252" w:lineRule="auto"/>
+            </w:pPr>
+            <w:r>
+              <w:rPr>
+                <w:rFonts w:ascii="Calibri" w:hAnsi="Calibri"/>
+                <w:sz w:val="16"/>
+              </w:rPr>
+              <w:t>13.50</w:t>
+            </w:r>
+          </w:p>
+        </w:tc>
+        <w:tc>
+          <w:tcPr>
+            <w:tcW w:type="dxa" w:w="1440"/>
+            <w:shd w:fill="FFFFFF"/>
+            <w:tcMar>
+              <w:top w:w="50" w:type="dxa"/>
+              <w:bottom w:w="50" w:type="dxa"/>
+              <w:left w:w="70" w:type="dxa"/>
+              <w:right w:w="70" w:type="dxa"/>
+            </w:tcMar>
+          </w:tcPr>
+          <w:p>
+            <w:pPr>
+              <w:spacing w:after="0" w:line="252" w:lineRule="auto"/>
+            </w:pPr>
+            <w:r>
+              <w:rPr>
+                <w:rFonts w:ascii="Calibri" w:hAnsi="Calibri"/>
+                <w:sz w:val="16"/>
+              </w:rPr>
+              <w:t>250 (vs 2,770)</w:t>
+            </w:r>
+          </w:p>
+        </w:tc>
+        <w:tc>
+          <w:tcPr>
+            <w:tcW w:type="dxa" w:w="1296"/>
+            <w:shd w:fill="FFFFFF"/>
+            <w:tcMar>
+              <w:top w:w="50" w:type="dxa"/>
+              <w:bottom w:w="50" w:type="dxa"/>
+              <w:left w:w="70" w:type="dxa"/>
+              <w:right w:w="70" w:type="dxa"/>
+            </w:tcMar>
+          </w:tcPr>
+          <w:p>
+            <w:pPr>
+              <w:spacing w:after="0" w:line="252" w:lineRule="auto"/>
+            </w:pPr>
+            <w:r>
+              <w:rPr>
+                <w:rFonts w:ascii="Calibri" w:hAnsi="Calibri"/>
+                <w:sz w:val="16"/>
+              </w:rPr>
+              <w:t>338</w:t>
+            </w:r>
+          </w:p>
+        </w:tc>
+        <w:tc>
+          <w:tcPr>
+            <w:tcW w:type="dxa" w:w="2304"/>
+            <w:shd w:fill="FFFFFF"/>
+            <w:tcMar>
+              <w:top w:w="50" w:type="dxa"/>
+              <w:bottom w:w="50" w:type="dxa"/>
+              <w:left w:w="70" w:type="dxa"/>
+              <w:right w:w="70" w:type="dxa"/>
+            </w:tcMar>
+          </w:tcPr>
+          <w:p>
+            <w:pPr>
+              <w:spacing w:after="0" w:line="252" w:lineRule="auto"/>
+            </w:pPr>
+            <w:r>
+              <w:rPr>
+                <w:rFonts w:ascii="Calibri" w:hAnsi="Calibri"/>
+                <w:sz w:val="16"/>
+              </w:rPr>
+              <w:t>|Δln A| = 2.405: Kontraksi area 91%</w:t>
+            </w:r>
+          </w:p>
+        </w:tc>
+      </w:tr>
+      <w:tr>
+        <w:trPr>
+          <w:cantSplit/>
+        </w:trPr>
+        <w:tc>
+          <w:tcPr>
+            <w:tcW w:type="dxa" w:w="1584"/>
+            <w:shd w:fill="F9FBE7"/>
+            <w:tcMar>
+              <w:top w:w="50" w:type="dxa"/>
+              <w:bottom w:w="50" w:type="dxa"/>
+              <w:left w:w="70" w:type="dxa"/>
+              <w:right w:w="70" w:type="dxa"/>
+            </w:tcMar>
+          </w:tcPr>
+          <w:p>
+            <w:pPr>
+              <w:spacing w:after="0" w:line="252" w:lineRule="auto"/>
+            </w:pPr>
+            <w:r>
+              <w:rPr>
+                <w:rFonts w:ascii="Calibri" w:hAnsi="Calibri"/>
+                <w:b/>
+                <w:sz w:val="16"/>
+              </w:rPr>
+              <w:t>|Δln Luas| #4</w:t>
+            </w:r>
+          </w:p>
+        </w:tc>
+        <w:tc>
+          <w:tcPr>
+            <w:tcW w:type="dxa" w:w="1440"/>
+            <w:shd w:fill="F9FBE7"/>
+            <w:tcMar>
+              <w:top w:w="50" w:type="dxa"/>
+              <w:bottom w:w="50" w:type="dxa"/>
+              <w:left w:w="70" w:type="dxa"/>
+              <w:right w:w="70" w:type="dxa"/>
+            </w:tcMar>
+          </w:tcPr>
+          <w:p>
+            <w:pPr>
+              <w:spacing w:after="0" w:line="252" w:lineRule="auto"/>
+            </w:pPr>
+            <w:r>
+              <w:rPr>
+                <w:rFonts w:ascii="Calibri" w:hAnsi="Calibri"/>
+                <w:sz w:val="16"/>
+              </w:rPr>
+              <w:t>Indramayu</w:t>
+            </w:r>
+          </w:p>
+        </w:tc>
+        <w:tc>
+          <w:tcPr>
+            <w:tcW w:type="dxa" w:w="864"/>
+            <w:shd w:fill="F9FBE7"/>
+            <w:tcMar>
+              <w:top w:w="50" w:type="dxa"/>
+              <w:bottom w:w="50" w:type="dxa"/>
+              <w:left w:w="70" w:type="dxa"/>
+              <w:right w:w="70" w:type="dxa"/>
+            </w:tcMar>
+          </w:tcPr>
+          <w:p>
+            <w:pPr>
+              <w:spacing w:after="0" w:line="252" w:lineRule="auto"/>
+            </w:pPr>
+            <w:r>
+              <w:rPr>
+                <w:rFonts w:ascii="Calibri" w:hAnsi="Calibri"/>
+                <w:sz w:val="16"/>
+              </w:rPr>
+              <w:t>2016</w:t>
+            </w:r>
+          </w:p>
+        </w:tc>
+        <w:tc>
+          <w:tcPr>
+            <w:tcW w:type="dxa" w:w="1152"/>
+            <w:shd w:fill="F9FBE7"/>
+            <w:tcMar>
+              <w:top w:w="50" w:type="dxa"/>
+              <w:bottom w:w="50" w:type="dxa"/>
+              <w:left w:w="70" w:type="dxa"/>
+              <w:right w:w="70" w:type="dxa"/>
+            </w:tcMar>
+          </w:tcPr>
+          <w:p>
+            <w:pPr>
+              <w:spacing w:after="0" w:line="252" w:lineRule="auto"/>
+            </w:pPr>
+            <w:r>
+              <w:rPr>
+                <w:rFonts w:ascii="Calibri" w:hAnsi="Calibri"/>
+                <w:sz w:val="16"/>
+              </w:rPr>
+              <w:t>14.10</w:t>
+            </w:r>
+          </w:p>
+        </w:tc>
+        <w:tc>
+          <w:tcPr>
+            <w:tcW w:type="dxa" w:w="1440"/>
+            <w:shd w:fill="F9FBE7"/>
+            <w:tcMar>
+              <w:top w:w="50" w:type="dxa"/>
+              <w:bottom w:w="50" w:type="dxa"/>
+              <w:left w:w="70" w:type="dxa"/>
+              <w:right w:w="70" w:type="dxa"/>
+            </w:tcMar>
+          </w:tcPr>
+          <w:p>
+            <w:pPr>
+              <w:spacing w:after="0" w:line="252" w:lineRule="auto"/>
+            </w:pPr>
+            <w:r>
+              <w:rPr>
+                <w:rFonts w:ascii="Calibri" w:hAnsi="Calibri"/>
+                <w:sz w:val="16"/>
+              </w:rPr>
+              <w:t>1,450 (vs 162)</w:t>
+            </w:r>
+          </w:p>
+        </w:tc>
+        <w:tc>
+          <w:tcPr>
+            <w:tcW w:type="dxa" w:w="1296"/>
+            <w:shd w:fill="F9FBE7"/>
+            <w:tcMar>
+              <w:top w:w="50" w:type="dxa"/>
+              <w:bottom w:w="50" w:type="dxa"/>
+              <w:left w:w="70" w:type="dxa"/>
+              <w:right w:w="70" w:type="dxa"/>
+            </w:tcMar>
+          </w:tcPr>
+          <w:p>
+            <w:pPr>
+              <w:spacing w:after="0" w:line="252" w:lineRule="auto"/>
+            </w:pPr>
+            <w:r>
+              <w:rPr>
+                <w:rFonts w:ascii="Calibri" w:hAnsi="Calibri"/>
+                <w:sz w:val="16"/>
+              </w:rPr>
+              <w:t>2,045</w:t>
+            </w:r>
+          </w:p>
+        </w:tc>
+        <w:tc>
+          <w:tcPr>
+            <w:tcW w:type="dxa" w:w="2304"/>
+            <w:shd w:fill="F9FBE7"/>
+            <w:tcMar>
+              <w:top w:w="50" w:type="dxa"/>
+              <w:bottom w:w="50" w:type="dxa"/>
+              <w:left w:w="70" w:type="dxa"/>
+              <w:right w:w="70" w:type="dxa"/>
+            </w:tcMar>
+          </w:tcPr>
+          <w:p>
+            <w:pPr>
+              <w:spacing w:after="0" w:line="252" w:lineRule="auto"/>
+            </w:pPr>
+            <w:r>
+              <w:rPr>
+                <w:rFonts w:ascii="Calibri" w:hAnsi="Calibri"/>
+                <w:sz w:val="16"/>
+              </w:rPr>
+              <w:t>|Δln A| = 2.190: Lonjakan area 8.9x lipat</w:t>
+            </w:r>
+          </w:p>
+        </w:tc>
+      </w:tr>
+      <w:tr>
+        <w:trPr>
+          <w:cantSplit/>
+        </w:trPr>
+        <w:tc>
+          <w:tcPr>
+            <w:tcW w:type="dxa" w:w="1584"/>
+            <w:shd w:fill="FFFFFF"/>
+            <w:tcMar>
+              <w:top w:w="50" w:type="dxa"/>
+              <w:bottom w:w="50" w:type="dxa"/>
+              <w:left w:w="70" w:type="dxa"/>
+              <w:right w:w="70" w:type="dxa"/>
+            </w:tcMar>
+          </w:tcPr>
+          <w:p>
+            <w:pPr>
+              <w:spacing w:after="0" w:line="252" w:lineRule="auto"/>
+            </w:pPr>
+            <w:r>
+              <w:rPr>
+                <w:rFonts w:ascii="Calibri" w:hAnsi="Calibri"/>
+                <w:b/>
+                <w:sz w:val="16"/>
+              </w:rPr>
+              <w:t>|Δln Luas| #5</w:t>
+            </w:r>
+          </w:p>
+        </w:tc>
+        <w:tc>
+          <w:tcPr>
+            <w:tcW w:type="dxa" w:w="1440"/>
+            <w:shd w:fill="FFFFFF"/>
+            <w:tcMar>
+              <w:top w:w="50" w:type="dxa"/>
+              <w:bottom w:w="50" w:type="dxa"/>
+              <w:left w:w="70" w:type="dxa"/>
+              <w:right w:w="70" w:type="dxa"/>
+            </w:tcMar>
+          </w:tcPr>
+          <w:p>
+            <w:pPr>
+              <w:spacing w:after="0" w:line="252" w:lineRule="auto"/>
+            </w:pPr>
+            <w:r>
+              <w:rPr>
+                <w:rFonts w:ascii="Calibri" w:hAnsi="Calibri"/>
+                <w:sz w:val="16"/>
+              </w:rPr>
+              <w:t>Pangandaran</w:t>
+            </w:r>
+          </w:p>
+        </w:tc>
+        <w:tc>
+          <w:tcPr>
+            <w:tcW w:type="dxa" w:w="864"/>
+            <w:shd w:fill="FFFFFF"/>
+            <w:tcMar>
+              <w:top w:w="50" w:type="dxa"/>
+              <w:bottom w:w="50" w:type="dxa"/>
+              <w:left w:w="70" w:type="dxa"/>
+              <w:right w:w="70" w:type="dxa"/>
+            </w:tcMar>
+          </w:tcPr>
+          <w:p>
+            <w:pPr>
+              <w:spacing w:after="0" w:line="252" w:lineRule="auto"/>
+            </w:pPr>
+            <w:r>
+              <w:rPr>
+                <w:rFonts w:ascii="Calibri" w:hAnsi="Calibri"/>
+                <w:sz w:val="16"/>
+              </w:rPr>
+              <w:t>2017</w:t>
+            </w:r>
+          </w:p>
+        </w:tc>
+        <w:tc>
+          <w:tcPr>
+            <w:tcW w:type="dxa" w:w="1152"/>
+            <w:shd w:fill="FFFFFF"/>
+            <w:tcMar>
+              <w:top w:w="50" w:type="dxa"/>
+              <w:bottom w:w="50" w:type="dxa"/>
+              <w:left w:w="70" w:type="dxa"/>
+              <w:right w:w="70" w:type="dxa"/>
+            </w:tcMar>
+          </w:tcPr>
+          <w:p>
+            <w:pPr>
+              <w:spacing w:after="0" w:line="252" w:lineRule="auto"/>
+            </w:pPr>
+            <w:r>
+              <w:rPr>
+                <w:rFonts w:ascii="Calibri" w:hAnsi="Calibri"/>
+                <w:sz w:val="16"/>
+              </w:rPr>
+              <w:t>12.90</w:t>
+            </w:r>
+          </w:p>
+        </w:tc>
+        <w:tc>
+          <w:tcPr>
+            <w:tcW w:type="dxa" w:w="1440"/>
+            <w:shd w:fill="FFFFFF"/>
+            <w:tcMar>
+              <w:top w:w="50" w:type="dxa"/>
+              <w:bottom w:w="50" w:type="dxa"/>
+              <w:left w:w="70" w:type="dxa"/>
+              <w:right w:w="70" w:type="dxa"/>
+            </w:tcMar>
+          </w:tcPr>
+          <w:p>
+            <w:pPr>
+              <w:spacing w:after="0" w:line="252" w:lineRule="auto"/>
+            </w:pPr>
+            <w:r>
+              <w:rPr>
+                <w:rFonts w:ascii="Calibri" w:hAnsi="Calibri"/>
+                <w:sz w:val="16"/>
+              </w:rPr>
+              <w:t>3,200 (vs 453)</w:t>
+            </w:r>
+          </w:p>
+        </w:tc>
+        <w:tc>
+          <w:tcPr>
+            <w:tcW w:type="dxa" w:w="1296"/>
+            <w:shd w:fill="FFFFFF"/>
+            <w:tcMar>
+              <w:top w:w="50" w:type="dxa"/>
+              <w:bottom w:w="50" w:type="dxa"/>
+              <w:left w:w="70" w:type="dxa"/>
+              <w:right w:w="70" w:type="dxa"/>
+            </w:tcMar>
+          </w:tcPr>
+          <w:p>
+            <w:pPr>
+              <w:spacing w:after="0" w:line="252" w:lineRule="auto"/>
+            </w:pPr>
+            <w:r>
+              <w:rPr>
+                <w:rFonts w:ascii="Calibri" w:hAnsi="Calibri"/>
+                <w:sz w:val="16"/>
+              </w:rPr>
+              <w:t>4,128</w:t>
+            </w:r>
+          </w:p>
+        </w:tc>
+        <w:tc>
+          <w:tcPr>
+            <w:tcW w:type="dxa" w:w="2304"/>
+            <w:shd w:fill="FFFFFF"/>
+            <w:tcMar>
+              <w:top w:w="50" w:type="dxa"/>
+              <w:bottom w:w="50" w:type="dxa"/>
+              <w:left w:w="70" w:type="dxa"/>
+              <w:right w:w="70" w:type="dxa"/>
+            </w:tcMar>
+          </w:tcPr>
+          <w:p>
+            <w:pPr>
+              <w:spacing w:after="0" w:line="252" w:lineRule="auto"/>
+            </w:pPr>
+            <w:r>
+              <w:rPr>
+                <w:rFonts w:ascii="Calibri" w:hAnsi="Calibri"/>
+                <w:sz w:val="16"/>
+              </w:rPr>
+              <w:t>|Δln A| = 1.954: Lonjakan area 7.1x lipat</w:t>
+            </w:r>
+          </w:p>
+        </w:tc>
+      </w:tr>
+    </w:tbl>
+    <w:p>
+      <w:pPr>
+        <w:spacing w:after="120"/>
+      </w:pPr>
     </w:p>
     <w:p>
       <w:pPr>
@@ -2204,7 +7399,7 @@
         <w:drawing>
           <wp:inline xmlns:a="http://schemas.openxmlformats.org/drawingml/2006/main" xmlns:pic="http://schemas.openxmlformats.org/drawingml/2006/picture">
             <wp:extent cx="5303520" cy="2087357"/>
-            <wp:docPr id="8" name="Picture 8"/>
+            <wp:docPr id="9" name="Picture 9"/>
             <wp:cNvGraphicFramePr>
               <a:graphicFrameLocks noChangeAspect="1"/>
             </wp:cNvGraphicFramePr>
@@ -2216,7 +7411,7 @@
                     <pic:cNvPicPr/>
                   </pic:nvPicPr>
                   <pic:blipFill>
-                    <a:blip r:embed="rId16"/>
+                    <a:blip r:embed="rId17"/>
                     <a:stretch>
                       <a:fillRect/>
                     </a:stretch>
@@ -2240,7 +7435,7 @@
         <w:spacing w:after="160"/>
       </w:pPr>
       <w:r>
-        <w:t>Gambar 4.8: Strip Plot &amp; Keruntuhan Standar Deviasi Spasial Kedelai 2022 (SD Menyusut ke 0.19 ku/ha -&gt; Bukti Imputasi Rata-rata Dinas 14.30 ku/ha).</w:t>
+        <w:t>Gambar 4.9: Strip Plot &amp; Keruntuhan Standar Deviasi Spasial Kedelai 2022 (SD Menyusut ke 0.19 ku/ha -&gt; Bukti Imputasi Rata-rata Dinas 14.30 ku/ha).</w:t>
       </w:r>
     </w:p>
     <w:p>
@@ -2272,7 +7467,7 @@
         <w:drawing>
           <wp:inline xmlns:a="http://schemas.openxmlformats.org/drawingml/2006/main" xmlns:pic="http://schemas.openxmlformats.org/drawingml/2006/picture">
             <wp:extent cx="5303520" cy="3349193"/>
-            <wp:docPr id="9" name="Picture 9"/>
+            <wp:docPr id="10" name="Picture 10"/>
             <wp:cNvGraphicFramePr>
               <a:graphicFrameLocks noChangeAspect="1"/>
             </wp:cNvGraphicFramePr>
@@ -2284,7 +7479,7 @@
                     <pic:cNvPicPr/>
                   </pic:nvPicPr>
                   <pic:blipFill>
-                    <a:blip r:embed="rId17"/>
+                    <a:blip r:embed="rId18"/>
                     <a:stretch>
                       <a:fillRect/>
                     </a:stretch>
@@ -2308,7 +7503,7 @@
         <w:spacing w:after="160"/>
       </w:pPr>
       <w:r>
-        <w:t>Gambar 4.9: Dekomposisi Log Produksi Jagung: Delta ln(P) = Delta ln(A) + Delta ln(Y) (Rata-rata 67.2% Fluktuasi Digerakkan oleh Luas Panen).</w:t>
+        <w:t>Gambar 4.10: Dekomposisi Log Produksi Jagung: Delta ln(P) = Delta ln(A) + Delta ln(Y) (Rata-rata 67.2% Fluktuasi Digerakkan oleh Luas Panen Petani).</w:t>
       </w:r>
     </w:p>
     <w:p>
@@ -2338,7 +7533,7 @@
         <w:drawing>
           <wp:inline xmlns:a="http://schemas.openxmlformats.org/drawingml/2006/main" xmlns:pic="http://schemas.openxmlformats.org/drawingml/2006/picture">
             <wp:extent cx="5303520" cy="3165689"/>
-            <wp:docPr id="10" name="Picture 10"/>
+            <wp:docPr id="11" name="Picture 11"/>
             <wp:cNvGraphicFramePr>
               <a:graphicFrameLocks noChangeAspect="1"/>
             </wp:cNvGraphicFramePr>
@@ -2350,7 +7545,7 @@
                     <pic:cNvPicPr/>
                   </pic:nvPicPr>
                   <pic:blipFill>
-                    <a:blip r:embed="rId18"/>
+                    <a:blip r:embed="rId19"/>
                     <a:stretch>
                       <a:fillRect/>
                     </a:stretch>
@@ -2374,7 +7569,7 @@
         <w:spacing w:after="160"/>
       </w:pPr>
       <w:r>
-        <w:t>Gambar 4.10: Runtun Waktu Indeks Iklim Makro Global ONI dan DMI 2015–2024 (Fase ENSO Pasifik &amp; IOD Samudera Hindia Lengkap 120 Bulan).</w:t>
+        <w:t>Gambar 4.11: Runtun Waktu Indeks Iklim Makro Global ONI dan DMI 2015–2024 (Fase ENSO Pasifik &amp; IOD Samudera Hindia Lengkap 120 Bulan).</w:t>
       </w:r>
     </w:p>
     <w:p>
@@ -2396,9 +7591,11 @@
     </w:p>
     <w:p>
       <w:r>
-        <w:t>• Validasi Silang Lintas Satelit: Scatter plot anomali bulanan AgERA5 vs CHIRPS v2 menghasilkan Pearson r = 0.7102 dan Spearman rho = 0.7371 pada 36 bulan benchmark valid (N = 972 unit-bulan), membuktikan konsistensi AgERA5 dalam merekam dinamika temporal satelit inframerah CHIRPS.</w:t>
+        <w:t>• Validasi Silang Lintas Satelit: Scatter plot anomali bulanan AgERA5 vs CHIRPS v2 menghasilkan Pearson r = 0.7102 dan Spearman rho = 0.7371 pada 36 bulan benchmark valid (N = 972 unit-bulan).</w:t>
         <w:br/>
-        <w:t>• Pola Signed Bias Orografis: Analisis bias musiman terhadap elevasi DEM SRTM mengungkap bias overestimasi positif pada Musim Hujan di dataran tinggi Priangan (+20% s.d. +45%) akibat parameterisasi konvektif ERA5, serta bias defisit negatif di pesisir Pantura pada Musim Kemarau.</w:t>
+        <w:t>• Korelasi Dalam-Tahun &amp; Antar-Unit: Korelasi dalam-tahun terhitung konsisten tinggi (2016: r = 0.6350; 2020: r = 0.7277; 2024: r = 0.6930). Korelasi per-unit wilayah administrasi mencatat median r = 0.7569 (berkisar antara 0.5899 hingga 0.8684).</w:t>
+        <w:br/>
+        <w:t>• Pola Signed Bias Orografis: Analisis bias musiman terhadap elevasi DEM SRTM mengungkap signed bias maksimum Musim Hujan mencapai +72.31% di dataran tinggi Priangan (Bandung Raya) akibat parameterisasi konvektif ERA5 pada topografi pegunungan kompleks, serta bias defisit negatif di pesisir Pantura pada Musim Kemarau.</w:t>
         <w:br/>
         <w:t>• Uji Sampling Spasial Poligon: Mengambil rata-rata sampling seluruh poligon wilayah terbukti meredam amplitudo bias sebesar 18% hingga 28% dibandingkan hanya mengandalkan piksel centroid tunggal pada 6 sentra Tier A.</w:t>
       </w:r>
@@ -2413,7 +7610,7 @@
         <w:drawing>
           <wp:inline xmlns:a="http://schemas.openxmlformats.org/drawingml/2006/main" xmlns:pic="http://schemas.openxmlformats.org/drawingml/2006/picture">
             <wp:extent cx="5303520" cy="3382311"/>
-            <wp:docPr id="11" name="Picture 11"/>
+            <wp:docPr id="12" name="Picture 12"/>
             <wp:cNvGraphicFramePr>
               <a:graphicFrameLocks noChangeAspect="1"/>
             </wp:cNvGraphicFramePr>
@@ -2425,7 +7622,7 @@
                     <pic:cNvPicPr/>
                   </pic:nvPicPr>
                   <pic:blipFill>
-                    <a:blip r:embed="rId19"/>
+                    <a:blip r:embed="rId20"/>
                     <a:stretch>
                       <a:fillRect/>
                     </a:stretch>
@@ -2449,7 +7646,7 @@
         <w:spacing w:after="160"/>
       </w:pPr>
       <w:r>
-        <w:t>Gambar 5.1: Validasi Silang Anomali Bulanan AgERA5 vs CHIRPS v2 pada 36 Bulan Benchmark (N = 972 Unit-Bulan; r = 0.710, rho = 0.737).</w:t>
+        <w:t>Gambar 5.1: Validasi Silang Anomali Bulanan AgERA5 vs CHIRPS v2 pada 36 Bulan Benchmark (N = 972 Unit-Bulan; Pooled r = 0.710, Median per-Unit r = 0.757).</w:t>
       </w:r>
     </w:p>
     <w:p>
@@ -2462,7 +7659,7 @@
         <w:drawing>
           <wp:inline xmlns:a="http://schemas.openxmlformats.org/drawingml/2006/main" xmlns:pic="http://schemas.openxmlformats.org/drawingml/2006/picture">
             <wp:extent cx="5303520" cy="2289766"/>
-            <wp:docPr id="12" name="Picture 12"/>
+            <wp:docPr id="13" name="Picture 13"/>
             <wp:cNvGraphicFramePr>
               <a:graphicFrameLocks noChangeAspect="1"/>
             </wp:cNvGraphicFramePr>
@@ -2474,7 +7671,7 @@
                     <pic:cNvPicPr/>
                   </pic:nvPicPr>
                   <pic:blipFill>
-                    <a:blip r:embed="rId20"/>
+                    <a:blip r:embed="rId21"/>
                     <a:stretch>
                       <a:fillRect/>
                     </a:stretch>
@@ -2498,7 +7695,56 @@
         <w:spacing w:after="160"/>
       </w:pPr>
       <w:r>
-        <w:t>Gambar 5.2: Signed Bias AgERA5 vs CHIRPS per Musim vs Elevasi (Pola Orografis Positif Tajam pada Musim Hujan di Dataran Tinggi Priangan).</w:t>
+        <w:t>Gambar 5.2: Signed Bias AgERA5 vs CHIRPS per Musim vs Elevasi (Signed Bias Musim Hujan Mencapai Puncak +72.31% di Dataran Tinggi Priangan).</w:t>
+      </w:r>
+    </w:p>
+    <w:p>
+      <w:pPr>
+        <w:spacing w:after="40"/>
+      </w:pPr>
+    </w:p>
+    <w:p>
+      <w:r>
+        <w:drawing>
+          <wp:inline xmlns:a="http://schemas.openxmlformats.org/drawingml/2006/main" xmlns:pic="http://schemas.openxmlformats.org/drawingml/2006/picture">
+            <wp:extent cx="5303520" cy="3199157"/>
+            <wp:docPr id="14" name="Picture 14"/>
+            <wp:cNvGraphicFramePr>
+              <a:graphicFrameLocks noChangeAspect="1"/>
+            </wp:cNvGraphicFramePr>
+            <a:graphic>
+              <a:graphicData uri="http://schemas.openxmlformats.org/drawingml/2006/picture">
+                <pic:pic>
+                  <pic:nvPicPr>
+                    <pic:cNvPr id="0" name="fig03_uji_sampling_centroid_vs_area_6_kabupaten.png"/>
+                    <pic:cNvPicPr/>
+                  </pic:nvPicPr>
+                  <pic:blipFill>
+                    <a:blip r:embed="rId22"/>
+                    <a:stretch>
+                      <a:fillRect/>
+                    </a:stretch>
+                  </pic:blipFill>
+                  <pic:spPr>
+                    <a:xfrm>
+                      <a:off x="0" y="0"/>
+                      <a:ext cx="5303520" cy="3199157"/>
+                    </a:xfrm>
+                    <a:prstGeom prst="rect"/>
+                  </pic:spPr>
+                </pic:pic>
+              </a:graphicData>
+            </a:graphic>
+          </wp:inline>
+        </w:drawing>
+      </w:r>
+    </w:p>
+    <w:p>
+      <w:pPr>
+        <w:spacing w:after="160"/>
+      </w:pPr>
+      <w:r>
+        <w:t>Gambar 5.3: Uji Efektivitas Sampling Spasial Rata-rata Poligon Area vs Centroid Tunggal (Peredaman Bias 18-28% pada 6 Sentra Tier A).</w:t>
       </w:r>
     </w:p>
     <w:p>
@@ -2511,24 +7757,1051 @@
     </w:p>
     <w:p>
       <w:r>
-        <w:t>Evaluasi ekonometrika Added-Variable Plot Two-Way FE pada 18 sentra kabupaten (2015–2021, N = 124 observasi):</w:t>
+        <w:t>Evaluasi ekonometrika Added-Variable Plot Two-Way FE pada 18 sentra kabupaten jagung (2015–2021, N = 124 observasi):</w:t>
         <w:br/>
-        <w:t>• Model 1 (Baseline OLS TWFE): beta = +0.0368 log points / SD, 95% Webb CI = [-0.0521, +0.1300], Bootstrap SE = 0.0516, MDE (2.8 x SE) = +-0.1444.</w:t>
+        <w:t>Menguji dampak anomali hujan periode vegetatif (Feb–Apr) terhadap log produktivitas jagung di bawah 4 model estimasi alternatif:</w:t>
+      </w:r>
+    </w:p>
+    <w:tbl>
+      <w:tblPr>
+        <w:tblW w:type="auto" w:w="0"/>
+        <w:jc w:val="center"/>
+        <w:tblLayout w:type="fixed"/>
+        <w:tblLook w:firstColumn="1" w:firstRow="1" w:lastColumn="0" w:lastRow="0" w:noHBand="0" w:noVBand="1" w:val="04A0"/>
+      </w:tblPr>
+      <w:tblGrid>
+        <w:gridCol w:w="1170"/>
+        <w:gridCol w:w="1170"/>
+        <w:gridCol w:w="1170"/>
+        <w:gridCol w:w="1170"/>
+        <w:gridCol w:w="1170"/>
+        <w:gridCol w:w="1170"/>
+        <w:gridCol w:w="1170"/>
+        <w:gridCol w:w="1170"/>
+      </w:tblGrid>
+      <w:tr>
+        <w:trPr>
+          <w:tblHeader/>
+          <w:cantSplit/>
+        </w:trPr>
+        <w:tc>
+          <w:tcPr>
+            <w:tcW w:type="dxa" w:w="1008"/>
+            <w:shd w:fill="1B5E20"/>
+            <w:tcMar>
+              <w:top w:w="70" w:type="dxa"/>
+              <w:bottom w:w="70" w:type="dxa"/>
+              <w:left w:w="90" w:type="dxa"/>
+              <w:right w:w="90" w:type="dxa"/>
+            </w:tcMar>
+          </w:tcPr>
+          <w:p>
+            <w:pPr>
+              <w:spacing w:after="0" w:line="252" w:lineRule="auto"/>
+            </w:pPr>
+            <w:r>
+              <w:rPr>
+                <w:rFonts w:ascii="Calibri" w:hAnsi="Calibri"/>
+                <w:b/>
+                <w:color w:val="FFFFFF"/>
+                <w:sz w:val="17"/>
+              </w:rPr>
+              <w:t>Model</w:t>
+            </w:r>
+          </w:p>
+        </w:tc>
+        <w:tc>
+          <w:tcPr>
+            <w:tcW w:type="dxa" w:w="2592"/>
+            <w:shd w:fill="1B5E20"/>
+            <w:tcMar>
+              <w:top w:w="70" w:type="dxa"/>
+              <w:bottom w:w="70" w:type="dxa"/>
+              <w:left w:w="90" w:type="dxa"/>
+              <w:right w:w="90" w:type="dxa"/>
+            </w:tcMar>
+          </w:tcPr>
+          <w:p>
+            <w:pPr>
+              <w:spacing w:after="0" w:line="252" w:lineRule="auto"/>
+            </w:pPr>
+            <w:r>
+              <w:rPr>
+                <w:rFonts w:ascii="Calibri" w:hAnsi="Calibri"/>
+                <w:b/>
+                <w:color w:val="FFFFFF"/>
+                <w:sz w:val="17"/>
+              </w:rPr>
+              <w:t>Spesifikasi Model Regresi</w:t>
+            </w:r>
+          </w:p>
+        </w:tc>
+        <w:tc>
+          <w:tcPr>
+            <w:tcW w:type="dxa" w:w="1152"/>
+            <w:shd w:fill="1B5E20"/>
+            <w:tcMar>
+              <w:top w:w="70" w:type="dxa"/>
+              <w:bottom w:w="70" w:type="dxa"/>
+              <w:left w:w="90" w:type="dxa"/>
+              <w:right w:w="90" w:type="dxa"/>
+            </w:tcMar>
+          </w:tcPr>
+          <w:p>
+            <w:pPr>
+              <w:spacing w:after="0" w:line="252" w:lineRule="auto"/>
+            </w:pPr>
+            <w:r>
+              <w:rPr>
+                <w:rFonts w:ascii="Calibri" w:hAnsi="Calibri"/>
+                <w:b/>
+                <w:color w:val="FFFFFF"/>
+                <w:sz w:val="17"/>
+              </w:rPr>
+              <w:t>Beta (log pts/SD)</w:t>
+            </w:r>
+          </w:p>
+        </w:tc>
+        <w:tc>
+          <w:tcPr>
+            <w:tcW w:type="dxa" w:w="1584"/>
+            <w:shd w:fill="1B5E20"/>
+            <w:tcMar>
+              <w:top w:w="70" w:type="dxa"/>
+              <w:bottom w:w="70" w:type="dxa"/>
+              <w:left w:w="90" w:type="dxa"/>
+              <w:right w:w="90" w:type="dxa"/>
+            </w:tcMar>
+          </w:tcPr>
+          <w:p>
+            <w:pPr>
+              <w:spacing w:after="0" w:line="252" w:lineRule="auto"/>
+            </w:pPr>
+            <w:r>
+              <w:rPr>
+                <w:rFonts w:ascii="Calibri" w:hAnsi="Calibri"/>
+                <w:b/>
+                <w:color w:val="FFFFFF"/>
+                <w:sz w:val="17"/>
+              </w:rPr>
+              <w:t>95% Webb Bootstrap CI</w:t>
+            </w:r>
+          </w:p>
+        </w:tc>
+        <w:tc>
+          <w:tcPr>
+            <w:tcW w:type="dxa" w:w="1008"/>
+            <w:shd w:fill="1B5E20"/>
+            <w:tcMar>
+              <w:top w:w="70" w:type="dxa"/>
+              <w:bottom w:w="70" w:type="dxa"/>
+              <w:left w:w="90" w:type="dxa"/>
+              <w:right w:w="90" w:type="dxa"/>
+            </w:tcMar>
+          </w:tcPr>
+          <w:p>
+            <w:pPr>
+              <w:spacing w:after="0" w:line="252" w:lineRule="auto"/>
+            </w:pPr>
+            <w:r>
+              <w:rPr>
+                <w:rFonts w:ascii="Calibri" w:hAnsi="Calibri"/>
+                <w:b/>
+                <w:color w:val="FFFFFF"/>
+                <w:sz w:val="17"/>
+              </w:rPr>
+              <w:t>Bootstrap SE</w:t>
+            </w:r>
+          </w:p>
+        </w:tc>
+        <w:tc>
+          <w:tcPr>
+            <w:tcW w:type="dxa" w:w="1152"/>
+            <w:shd w:fill="1B5E20"/>
+            <w:tcMar>
+              <w:top w:w="70" w:type="dxa"/>
+              <w:bottom w:w="70" w:type="dxa"/>
+              <w:left w:w="90" w:type="dxa"/>
+              <w:right w:w="90" w:type="dxa"/>
+            </w:tcMar>
+          </w:tcPr>
+          <w:p>
+            <w:pPr>
+              <w:spacing w:after="0" w:line="252" w:lineRule="auto"/>
+            </w:pPr>
+            <w:r>
+              <w:rPr>
+                <w:rFonts w:ascii="Calibri" w:hAnsi="Calibri"/>
+                <w:b/>
+                <w:color w:val="FFFFFF"/>
+                <w:sz w:val="17"/>
+              </w:rPr>
+              <w:t>MDE (2.8 x SE)</w:t>
+            </w:r>
+          </w:p>
+        </w:tc>
+        <w:tc>
+          <w:tcPr>
+            <w:tcW w:type="dxa" w:w="1584"/>
+            <w:shd w:fill="1B5E20"/>
+            <w:tcMar>
+              <w:top w:w="70" w:type="dxa"/>
+              <w:bottom w:w="70" w:type="dxa"/>
+              <w:left w:w="90" w:type="dxa"/>
+              <w:right w:w="90" w:type="dxa"/>
+            </w:tcMar>
+          </w:tcPr>
+          <w:p>
+            <w:pPr>
+              <w:spacing w:after="0" w:line="252" w:lineRule="auto"/>
+            </w:pPr>
+            <w:r>
+              <w:rPr>
+                <w:rFonts w:ascii="Calibri" w:hAnsi="Calibri"/>
+                <w:b/>
+                <w:color w:val="FFFFFF"/>
+                <w:sz w:val="17"/>
+              </w:rPr>
+              <w:t>Batas Dikecualikan</w:t>
+            </w:r>
+          </w:p>
+        </w:tc>
+        <w:tc>
+          <w:tcPr>
+            <w:tcW w:type="dxa" w:w="1440"/>
+            <w:shd w:fill="1B5E20"/>
+            <w:tcMar>
+              <w:top w:w="70" w:type="dxa"/>
+              <w:bottom w:w="70" w:type="dxa"/>
+              <w:left w:w="90" w:type="dxa"/>
+              <w:right w:w="90" w:type="dxa"/>
+            </w:tcMar>
+          </w:tcPr>
+          <w:p>
+            <w:pPr>
+              <w:spacing w:after="0" w:line="252" w:lineRule="auto"/>
+            </w:pPr>
+            <w:r>
+              <w:rPr>
+                <w:rFonts w:ascii="Calibri" w:hAnsi="Calibri"/>
+                <w:b/>
+                <w:color w:val="FFFFFF"/>
+                <w:sz w:val="17"/>
+              </w:rPr>
+              <w:t>Status Evaluasi</w:t>
+            </w:r>
+          </w:p>
+        </w:tc>
+      </w:tr>
+      <w:tr>
+        <w:trPr>
+          <w:cantSplit/>
+        </w:trPr>
+        <w:tc>
+          <w:tcPr>
+            <w:tcW w:type="dxa" w:w="1008"/>
+            <w:shd w:fill="F1F8E9"/>
+            <w:tcMar>
+              <w:top w:w="50" w:type="dxa"/>
+              <w:bottom w:w="50" w:type="dxa"/>
+              <w:left w:w="70" w:type="dxa"/>
+              <w:right w:w="70" w:type="dxa"/>
+            </w:tcMar>
+          </w:tcPr>
+          <w:p>
+            <w:pPr>
+              <w:spacing w:after="0" w:line="252" w:lineRule="auto"/>
+            </w:pPr>
+            <w:r>
+              <w:rPr>
+                <w:rFonts w:ascii="Calibri" w:hAnsi="Calibri"/>
+                <w:b/>
+                <w:sz w:val="16"/>
+              </w:rPr>
+              <w:t>Model 1</w:t>
+            </w:r>
+          </w:p>
+        </w:tc>
+        <w:tc>
+          <w:tcPr>
+            <w:tcW w:type="dxa" w:w="2592"/>
+            <w:shd w:fill="F1F8E9"/>
+            <w:tcMar>
+              <w:top w:w="50" w:type="dxa"/>
+              <w:bottom w:w="50" w:type="dxa"/>
+              <w:left w:w="70" w:type="dxa"/>
+              <w:right w:w="70" w:type="dxa"/>
+            </w:tcMar>
+          </w:tcPr>
+          <w:p>
+            <w:pPr>
+              <w:spacing w:after="0" w:line="252" w:lineRule="auto"/>
+            </w:pPr>
+            <w:r>
+              <w:rPr>
+                <w:rFonts w:ascii="Calibri" w:hAnsi="Calibri"/>
+                <w:sz w:val="16"/>
+              </w:rPr>
+              <w:t>Baseline OLS TWFE (18 Sentra, N=124)</w:t>
+            </w:r>
+          </w:p>
+        </w:tc>
+        <w:tc>
+          <w:tcPr>
+            <w:tcW w:type="dxa" w:w="1152"/>
+            <w:shd w:fill="F1F8E9"/>
+            <w:tcMar>
+              <w:top w:w="50" w:type="dxa"/>
+              <w:bottom w:w="50" w:type="dxa"/>
+              <w:left w:w="70" w:type="dxa"/>
+              <w:right w:w="70" w:type="dxa"/>
+            </w:tcMar>
+          </w:tcPr>
+          <w:p>
+            <w:pPr>
+              <w:spacing w:after="0" w:line="252" w:lineRule="auto"/>
+            </w:pPr>
+            <w:r>
+              <w:rPr>
+                <w:rFonts w:ascii="Calibri" w:hAnsi="Calibri"/>
+                <w:sz w:val="16"/>
+              </w:rPr>
+              <w:t>+0.0368</w:t>
+            </w:r>
+          </w:p>
+        </w:tc>
+        <w:tc>
+          <w:tcPr>
+            <w:tcW w:type="dxa" w:w="1584"/>
+            <w:shd w:fill="F1F8E9"/>
+            <w:tcMar>
+              <w:top w:w="50" w:type="dxa"/>
+              <w:bottom w:w="50" w:type="dxa"/>
+              <w:left w:w="70" w:type="dxa"/>
+              <w:right w:w="70" w:type="dxa"/>
+            </w:tcMar>
+          </w:tcPr>
+          <w:p>
+            <w:pPr>
+              <w:spacing w:after="0" w:line="252" w:lineRule="auto"/>
+            </w:pPr>
+            <w:r>
+              <w:rPr>
+                <w:rFonts w:ascii="Calibri" w:hAnsi="Calibri"/>
+                <w:sz w:val="16"/>
+              </w:rPr>
+              <w:t>[-0.0521, +0.1300]</w:t>
+            </w:r>
+          </w:p>
+        </w:tc>
+        <w:tc>
+          <w:tcPr>
+            <w:tcW w:type="dxa" w:w="1008"/>
+            <w:shd w:fill="F1F8E9"/>
+            <w:tcMar>
+              <w:top w:w="50" w:type="dxa"/>
+              <w:bottom w:w="50" w:type="dxa"/>
+              <w:left w:w="70" w:type="dxa"/>
+              <w:right w:w="70" w:type="dxa"/>
+            </w:tcMar>
+          </w:tcPr>
+          <w:p>
+            <w:pPr>
+              <w:spacing w:after="0" w:line="252" w:lineRule="auto"/>
+            </w:pPr>
+            <w:r>
+              <w:rPr>
+                <w:rFonts w:ascii="Calibri" w:hAnsi="Calibri"/>
+                <w:sz w:val="16"/>
+              </w:rPr>
+              <w:t>0.0516</w:t>
+            </w:r>
+          </w:p>
+        </w:tc>
+        <w:tc>
+          <w:tcPr>
+            <w:tcW w:type="dxa" w:w="1152"/>
+            <w:shd w:fill="F1F8E9"/>
+            <w:tcMar>
+              <w:top w:w="50" w:type="dxa"/>
+              <w:bottom w:w="50" w:type="dxa"/>
+              <w:left w:w="70" w:type="dxa"/>
+              <w:right w:w="70" w:type="dxa"/>
+            </w:tcMar>
+          </w:tcPr>
+          <w:p>
+            <w:pPr>
+              <w:spacing w:after="0" w:line="252" w:lineRule="auto"/>
+            </w:pPr>
+            <w:r>
+              <w:rPr>
+                <w:rFonts w:ascii="Calibri" w:hAnsi="Calibri"/>
+                <w:sz w:val="16"/>
+              </w:rPr>
+              <w:t>±0.1444</w:t>
+            </w:r>
+          </w:p>
+        </w:tc>
+        <w:tc>
+          <w:tcPr>
+            <w:tcW w:type="dxa" w:w="1584"/>
+            <w:shd w:fill="F1F8E9"/>
+            <w:tcMar>
+              <w:top w:w="50" w:type="dxa"/>
+              <w:bottom w:w="50" w:type="dxa"/>
+              <w:left w:w="70" w:type="dxa"/>
+              <w:right w:w="70" w:type="dxa"/>
+            </w:tcMar>
+          </w:tcPr>
+          <w:p>
+            <w:pPr>
+              <w:spacing w:after="0" w:line="252" w:lineRule="auto"/>
+            </w:pPr>
+            <w:r>
+              <w:rPr>
+                <w:rFonts w:ascii="Calibri" w:hAnsi="Calibri"/>
+                <w:sz w:val="16"/>
+              </w:rPr>
+              <w:t>&lt; -0.0521 atau &gt; +0.1300</w:t>
+            </w:r>
+          </w:p>
+        </w:tc>
+        <w:tc>
+          <w:tcPr>
+            <w:tcW w:type="dxa" w:w="1440"/>
+            <w:shd w:fill="F1F8E9"/>
+            <w:tcMar>
+              <w:top w:w="50" w:type="dxa"/>
+              <w:bottom w:w="50" w:type="dxa"/>
+              <w:left w:w="70" w:type="dxa"/>
+              <w:right w:w="70" w:type="dxa"/>
+            </w:tcMar>
+          </w:tcPr>
+          <w:p>
+            <w:pPr>
+              <w:spacing w:after="0" w:line="252" w:lineRule="auto"/>
+            </w:pPr>
+            <w:r>
+              <w:rPr>
+                <w:rFonts w:ascii="Calibri" w:hAnsi="Calibri"/>
+                <w:sz w:val="16"/>
+              </w:rPr>
+              <w:t>Evidence Insufficient</w:t>
+            </w:r>
+          </w:p>
+        </w:tc>
+      </w:tr>
+      <w:tr>
+        <w:trPr>
+          <w:cantSplit/>
+        </w:trPr>
+        <w:tc>
+          <w:tcPr>
+            <w:tcW w:type="dxa" w:w="1008"/>
+            <w:shd w:fill="FFFFFF"/>
+            <w:tcMar>
+              <w:top w:w="50" w:type="dxa"/>
+              <w:bottom w:w="50" w:type="dxa"/>
+              <w:left w:w="70" w:type="dxa"/>
+              <w:right w:w="70" w:type="dxa"/>
+            </w:tcMar>
+          </w:tcPr>
+          <w:p>
+            <w:pPr>
+              <w:spacing w:after="0" w:line="252" w:lineRule="auto"/>
+            </w:pPr>
+            <w:r>
+              <w:rPr>
+                <w:rFonts w:ascii="Calibri" w:hAnsi="Calibri"/>
+                <w:b/>
+                <w:sz w:val="16"/>
+              </w:rPr>
+              <w:t>Model 2</w:t>
+            </w:r>
+          </w:p>
+        </w:tc>
+        <w:tc>
+          <w:tcPr>
+            <w:tcW w:type="dxa" w:w="2592"/>
+            <w:shd w:fill="FFFFFF"/>
+            <w:tcMar>
+              <w:top w:w="50" w:type="dxa"/>
+              <w:bottom w:w="50" w:type="dxa"/>
+              <w:left w:w="70" w:type="dxa"/>
+              <w:right w:w="70" w:type="dxa"/>
+            </w:tcMar>
+          </w:tcPr>
+          <w:p>
+            <w:pPr>
+              <w:spacing w:after="0" w:line="252" w:lineRule="auto"/>
+            </w:pPr>
+            <w:r>
+              <w:rPr>
+                <w:rFonts w:ascii="Calibri" w:hAnsi="Calibri"/>
+                <w:sz w:val="16"/>
+              </w:rPr>
+              <w:t>WLS Bobot Baseline Luas 2015–2017</w:t>
+            </w:r>
+          </w:p>
+        </w:tc>
+        <w:tc>
+          <w:tcPr>
+            <w:tcW w:type="dxa" w:w="1152"/>
+            <w:shd w:fill="FFFFFF"/>
+            <w:tcMar>
+              <w:top w:w="50" w:type="dxa"/>
+              <w:bottom w:w="50" w:type="dxa"/>
+              <w:left w:w="70" w:type="dxa"/>
+              <w:right w:w="70" w:type="dxa"/>
+            </w:tcMar>
+          </w:tcPr>
+          <w:p>
+            <w:pPr>
+              <w:spacing w:after="0" w:line="252" w:lineRule="auto"/>
+            </w:pPr>
+            <w:r>
+              <w:rPr>
+                <w:rFonts w:ascii="Calibri" w:hAnsi="Calibri"/>
+                <w:sz w:val="16"/>
+              </w:rPr>
+              <w:t>+0.0395</w:t>
+            </w:r>
+          </w:p>
+        </w:tc>
+        <w:tc>
+          <w:tcPr>
+            <w:tcW w:type="dxa" w:w="1584"/>
+            <w:shd w:fill="FFFFFF"/>
+            <w:tcMar>
+              <w:top w:w="50" w:type="dxa"/>
+              <w:bottom w:w="50" w:type="dxa"/>
+              <w:left w:w="70" w:type="dxa"/>
+              <w:right w:w="70" w:type="dxa"/>
+            </w:tcMar>
+          </w:tcPr>
+          <w:p>
+            <w:pPr>
+              <w:spacing w:after="0" w:line="252" w:lineRule="auto"/>
+            </w:pPr>
+            <w:r>
+              <w:rPr>
+                <w:rFonts w:ascii="Calibri" w:hAnsi="Calibri"/>
+                <w:sz w:val="16"/>
+              </w:rPr>
+              <w:t>[-0.0161, +0.0932]</w:t>
+            </w:r>
+          </w:p>
+        </w:tc>
+        <w:tc>
+          <w:tcPr>
+            <w:tcW w:type="dxa" w:w="1008"/>
+            <w:shd w:fill="FFFFFF"/>
+            <w:tcMar>
+              <w:top w:w="50" w:type="dxa"/>
+              <w:bottom w:w="50" w:type="dxa"/>
+              <w:left w:w="70" w:type="dxa"/>
+              <w:right w:w="70" w:type="dxa"/>
+            </w:tcMar>
+          </w:tcPr>
+          <w:p>
+            <w:pPr>
+              <w:spacing w:after="0" w:line="252" w:lineRule="auto"/>
+            </w:pPr>
+            <w:r>
+              <w:rPr>
+                <w:rFonts w:ascii="Calibri" w:hAnsi="Calibri"/>
+                <w:sz w:val="16"/>
+              </w:rPr>
+              <w:t>0.0307</w:t>
+            </w:r>
+          </w:p>
+        </w:tc>
+        <w:tc>
+          <w:tcPr>
+            <w:tcW w:type="dxa" w:w="1152"/>
+            <w:shd w:fill="FFFFFF"/>
+            <w:tcMar>
+              <w:top w:w="50" w:type="dxa"/>
+              <w:bottom w:w="50" w:type="dxa"/>
+              <w:left w:w="70" w:type="dxa"/>
+              <w:right w:w="70" w:type="dxa"/>
+            </w:tcMar>
+          </w:tcPr>
+          <w:p>
+            <w:pPr>
+              <w:spacing w:after="0" w:line="252" w:lineRule="auto"/>
+            </w:pPr>
+            <w:r>
+              <w:rPr>
+                <w:rFonts w:ascii="Calibri" w:hAnsi="Calibri"/>
+                <w:sz w:val="16"/>
+              </w:rPr>
+              <w:t>±0.0859</w:t>
+            </w:r>
+          </w:p>
+        </w:tc>
+        <w:tc>
+          <w:tcPr>
+            <w:tcW w:type="dxa" w:w="1584"/>
+            <w:shd w:fill="FFFFFF"/>
+            <w:tcMar>
+              <w:top w:w="50" w:type="dxa"/>
+              <w:bottom w:w="50" w:type="dxa"/>
+              <w:left w:w="70" w:type="dxa"/>
+              <w:right w:w="70" w:type="dxa"/>
+            </w:tcMar>
+          </w:tcPr>
+          <w:p>
+            <w:pPr>
+              <w:spacing w:after="0" w:line="252" w:lineRule="auto"/>
+            </w:pPr>
+            <w:r>
+              <w:rPr>
+                <w:rFonts w:ascii="Calibri" w:hAnsi="Calibri"/>
+                <w:sz w:val="16"/>
+              </w:rPr>
+              <w:t>&lt; -0.0161 atau &gt; +0.0932</w:t>
+            </w:r>
+          </w:p>
+        </w:tc>
+        <w:tc>
+          <w:tcPr>
+            <w:tcW w:type="dxa" w:w="1440"/>
+            <w:shd w:fill="FFFFFF"/>
+            <w:tcMar>
+              <w:top w:w="50" w:type="dxa"/>
+              <w:bottom w:w="50" w:type="dxa"/>
+              <w:left w:w="70" w:type="dxa"/>
+              <w:right w:w="70" w:type="dxa"/>
+            </w:tcMar>
+          </w:tcPr>
+          <w:p>
+            <w:pPr>
+              <w:spacing w:after="0" w:line="252" w:lineRule="auto"/>
+            </w:pPr>
+            <w:r>
+              <w:rPr>
+                <w:rFonts w:ascii="Calibri" w:hAnsi="Calibri"/>
+                <w:sz w:val="16"/>
+              </w:rPr>
+              <w:t>Evidence Insufficient</w:t>
+            </w:r>
+          </w:p>
+        </w:tc>
+      </w:tr>
+      <w:tr>
+        <w:trPr>
+          <w:cantSplit/>
+        </w:trPr>
+        <w:tc>
+          <w:tcPr>
+            <w:tcW w:type="dxa" w:w="1008"/>
+            <w:shd w:fill="F1F8E9"/>
+            <w:tcMar>
+              <w:top w:w="50" w:type="dxa"/>
+              <w:bottom w:w="50" w:type="dxa"/>
+              <w:left w:w="70" w:type="dxa"/>
+              <w:right w:w="70" w:type="dxa"/>
+            </w:tcMar>
+          </w:tcPr>
+          <w:p>
+            <w:pPr>
+              <w:spacing w:after="0" w:line="252" w:lineRule="auto"/>
+            </w:pPr>
+            <w:r>
+              <w:rPr>
+                <w:rFonts w:ascii="Calibri" w:hAnsi="Calibri"/>
+                <w:b/>
+                <w:sz w:val="16"/>
+              </w:rPr>
+              <w:t>Model 3</w:t>
+            </w:r>
+          </w:p>
+        </w:tc>
+        <w:tc>
+          <w:tcPr>
+            <w:tcW w:type="dxa" w:w="2592"/>
+            <w:shd w:fill="F1F8E9"/>
+            <w:tcMar>
+              <w:top w:w="50" w:type="dxa"/>
+              <w:bottom w:w="50" w:type="dxa"/>
+              <w:left w:w="70" w:type="dxa"/>
+              <w:right w:w="70" w:type="dxa"/>
+            </w:tcMar>
+          </w:tcPr>
+          <w:p>
+            <w:pPr>
+              <w:spacing w:after="0" w:line="252" w:lineRule="auto"/>
+            </w:pPr>
+            <w:r>
+              <w:rPr>
+                <w:rFonts w:ascii="Calibri" w:hAnsi="Calibri"/>
+                <w:sz w:val="16"/>
+              </w:rPr>
+              <w:t>Regresi Robust Huber (RLM)</w:t>
+            </w:r>
+          </w:p>
+        </w:tc>
+        <w:tc>
+          <w:tcPr>
+            <w:tcW w:type="dxa" w:w="1152"/>
+            <w:shd w:fill="F1F8E9"/>
+            <w:tcMar>
+              <w:top w:w="50" w:type="dxa"/>
+              <w:bottom w:w="50" w:type="dxa"/>
+              <w:left w:w="70" w:type="dxa"/>
+              <w:right w:w="70" w:type="dxa"/>
+            </w:tcMar>
+          </w:tcPr>
+          <w:p>
+            <w:pPr>
+              <w:spacing w:after="0" w:line="252" w:lineRule="auto"/>
+            </w:pPr>
+            <w:r>
+              <w:rPr>
+                <w:rFonts w:ascii="Calibri" w:hAnsi="Calibri"/>
+                <w:sz w:val="16"/>
+              </w:rPr>
+              <w:t>+0.0198</w:t>
+            </w:r>
+          </w:p>
+        </w:tc>
+        <w:tc>
+          <w:tcPr>
+            <w:tcW w:type="dxa" w:w="1584"/>
+            <w:shd w:fill="F1F8E9"/>
+            <w:tcMar>
+              <w:top w:w="50" w:type="dxa"/>
+              <w:bottom w:w="50" w:type="dxa"/>
+              <w:left w:w="70" w:type="dxa"/>
+              <w:right w:w="70" w:type="dxa"/>
+            </w:tcMar>
+          </w:tcPr>
+          <w:p>
+            <w:pPr>
+              <w:spacing w:after="0" w:line="252" w:lineRule="auto"/>
+            </w:pPr>
+            <w:r>
+              <w:rPr>
+                <w:rFonts w:ascii="Calibri" w:hAnsi="Calibri"/>
+                <w:sz w:val="16"/>
+              </w:rPr>
+              <w:t>[-0.0292, +0.0709]</w:t>
+            </w:r>
+          </w:p>
+        </w:tc>
+        <w:tc>
+          <w:tcPr>
+            <w:tcW w:type="dxa" w:w="1008"/>
+            <w:shd w:fill="F1F8E9"/>
+            <w:tcMar>
+              <w:top w:w="50" w:type="dxa"/>
+              <w:bottom w:w="50" w:type="dxa"/>
+              <w:left w:w="70" w:type="dxa"/>
+              <w:right w:w="70" w:type="dxa"/>
+            </w:tcMar>
+          </w:tcPr>
+          <w:p>
+            <w:pPr>
+              <w:spacing w:after="0" w:line="252" w:lineRule="auto"/>
+            </w:pPr>
+            <w:r>
+              <w:rPr>
+                <w:rFonts w:ascii="Calibri" w:hAnsi="Calibri"/>
+                <w:sz w:val="16"/>
+              </w:rPr>
+              <w:t>0.0273</w:t>
+            </w:r>
+          </w:p>
+        </w:tc>
+        <w:tc>
+          <w:tcPr>
+            <w:tcW w:type="dxa" w:w="1152"/>
+            <w:shd w:fill="F1F8E9"/>
+            <w:tcMar>
+              <w:top w:w="50" w:type="dxa"/>
+              <w:bottom w:w="50" w:type="dxa"/>
+              <w:left w:w="70" w:type="dxa"/>
+              <w:right w:w="70" w:type="dxa"/>
+            </w:tcMar>
+          </w:tcPr>
+          <w:p>
+            <w:pPr>
+              <w:spacing w:after="0" w:line="252" w:lineRule="auto"/>
+            </w:pPr>
+            <w:r>
+              <w:rPr>
+                <w:rFonts w:ascii="Calibri" w:hAnsi="Calibri"/>
+                <w:sz w:val="16"/>
+              </w:rPr>
+              <w:t>±0.0765</w:t>
+            </w:r>
+          </w:p>
+        </w:tc>
+        <w:tc>
+          <w:tcPr>
+            <w:tcW w:type="dxa" w:w="1584"/>
+            <w:shd w:fill="F1F8E9"/>
+            <w:tcMar>
+              <w:top w:w="50" w:type="dxa"/>
+              <w:bottom w:w="50" w:type="dxa"/>
+              <w:left w:w="70" w:type="dxa"/>
+              <w:right w:w="70" w:type="dxa"/>
+            </w:tcMar>
+          </w:tcPr>
+          <w:p>
+            <w:pPr>
+              <w:spacing w:after="0" w:line="252" w:lineRule="auto"/>
+            </w:pPr>
+            <w:r>
+              <w:rPr>
+                <w:rFonts w:ascii="Calibri" w:hAnsi="Calibri"/>
+                <w:sz w:val="16"/>
+              </w:rPr>
+              <w:t>&lt; -0.0292 atau &gt; +0.0709</w:t>
+            </w:r>
+          </w:p>
+        </w:tc>
+        <w:tc>
+          <w:tcPr>
+            <w:tcW w:type="dxa" w:w="1440"/>
+            <w:shd w:fill="F1F8E9"/>
+            <w:tcMar>
+              <w:top w:w="50" w:type="dxa"/>
+              <w:bottom w:w="50" w:type="dxa"/>
+              <w:left w:w="70" w:type="dxa"/>
+              <w:right w:w="70" w:type="dxa"/>
+            </w:tcMar>
+          </w:tcPr>
+          <w:p>
+            <w:pPr>
+              <w:spacing w:after="0" w:line="252" w:lineRule="auto"/>
+            </w:pPr>
+            <w:r>
+              <w:rPr>
+                <w:rFonts w:ascii="Calibri" w:hAnsi="Calibri"/>
+                <w:sz w:val="16"/>
+              </w:rPr>
+              <w:t>Evidence Insufficient</w:t>
+            </w:r>
+          </w:p>
+        </w:tc>
+      </w:tr>
+      <w:tr>
+        <w:trPr>
+          <w:cantSplit/>
+        </w:trPr>
+        <w:tc>
+          <w:tcPr>
+            <w:tcW w:type="dxa" w:w="1008"/>
+            <w:shd w:fill="FFFFFF"/>
+            <w:tcMar>
+              <w:top w:w="50" w:type="dxa"/>
+              <w:bottom w:w="50" w:type="dxa"/>
+              <w:left w:w="70" w:type="dxa"/>
+              <w:right w:w="70" w:type="dxa"/>
+            </w:tcMar>
+          </w:tcPr>
+          <w:p>
+            <w:pPr>
+              <w:spacing w:after="0" w:line="252" w:lineRule="auto"/>
+            </w:pPr>
+            <w:r>
+              <w:rPr>
+                <w:rFonts w:ascii="Calibri" w:hAnsi="Calibri"/>
+                <w:b/>
+                <w:sz w:val="16"/>
+              </w:rPr>
+              <w:t>Model 4</w:t>
+            </w:r>
+          </w:p>
+        </w:tc>
+        <w:tc>
+          <w:tcPr>
+            <w:tcW w:type="dxa" w:w="2592"/>
+            <w:shd w:fill="FFFFFF"/>
+            <w:tcMar>
+              <w:top w:w="50" w:type="dxa"/>
+              <w:bottom w:w="50" w:type="dxa"/>
+              <w:left w:w="70" w:type="dxa"/>
+              <w:right w:w="70" w:type="dxa"/>
+            </w:tcMar>
+          </w:tcPr>
+          <w:p>
+            <w:pPr>
+              <w:spacing w:after="0" w:line="252" w:lineRule="auto"/>
+            </w:pPr>
+            <w:r>
+              <w:rPr>
+                <w:rFonts w:ascii="Calibri" w:hAnsi="Calibri"/>
+                <w:sz w:val="16"/>
+              </w:rPr>
+              <w:t>Tanpa Outlier MAD-z (Cutoff P95, 7 obs dropped)</w:t>
+            </w:r>
+          </w:p>
+        </w:tc>
+        <w:tc>
+          <w:tcPr>
+            <w:tcW w:type="dxa" w:w="1152"/>
+            <w:shd w:fill="FFFFFF"/>
+            <w:tcMar>
+              <w:top w:w="50" w:type="dxa"/>
+              <w:bottom w:w="50" w:type="dxa"/>
+              <w:left w:w="70" w:type="dxa"/>
+              <w:right w:w="70" w:type="dxa"/>
+            </w:tcMar>
+          </w:tcPr>
+          <w:p>
+            <w:pPr>
+              <w:spacing w:after="0" w:line="252" w:lineRule="auto"/>
+            </w:pPr>
+            <w:r>
+              <w:rPr>
+                <w:rFonts w:ascii="Calibri" w:hAnsi="Calibri"/>
+                <w:sz w:val="16"/>
+              </w:rPr>
+              <w:t>+0.0555</w:t>
+            </w:r>
+          </w:p>
+        </w:tc>
+        <w:tc>
+          <w:tcPr>
+            <w:tcW w:type="dxa" w:w="1584"/>
+            <w:shd w:fill="FFFFFF"/>
+            <w:tcMar>
+              <w:top w:w="50" w:type="dxa"/>
+              <w:bottom w:w="50" w:type="dxa"/>
+              <w:left w:w="70" w:type="dxa"/>
+              <w:right w:w="70" w:type="dxa"/>
+            </w:tcMar>
+          </w:tcPr>
+          <w:p>
+            <w:pPr>
+              <w:spacing w:after="0" w:line="252" w:lineRule="auto"/>
+            </w:pPr>
+            <w:r>
+              <w:rPr>
+                <w:rFonts w:ascii="Calibri" w:hAnsi="Calibri"/>
+                <w:sz w:val="16"/>
+              </w:rPr>
+              <w:t>[-0.0275, +0.1398]</w:t>
+            </w:r>
+          </w:p>
+        </w:tc>
+        <w:tc>
+          <w:tcPr>
+            <w:tcW w:type="dxa" w:w="1008"/>
+            <w:shd w:fill="FFFFFF"/>
+            <w:tcMar>
+              <w:top w:w="50" w:type="dxa"/>
+              <w:bottom w:w="50" w:type="dxa"/>
+              <w:left w:w="70" w:type="dxa"/>
+              <w:right w:w="70" w:type="dxa"/>
+            </w:tcMar>
+          </w:tcPr>
+          <w:p>
+            <w:pPr>
+              <w:spacing w:after="0" w:line="252" w:lineRule="auto"/>
+            </w:pPr>
+            <w:r>
+              <w:rPr>
+                <w:rFonts w:ascii="Calibri" w:hAnsi="Calibri"/>
+                <w:sz w:val="16"/>
+              </w:rPr>
+              <w:t>0.0463</w:t>
+            </w:r>
+          </w:p>
+        </w:tc>
+        <w:tc>
+          <w:tcPr>
+            <w:tcW w:type="dxa" w:w="1152"/>
+            <w:shd w:fill="FFFFFF"/>
+            <w:tcMar>
+              <w:top w:w="50" w:type="dxa"/>
+              <w:bottom w:w="50" w:type="dxa"/>
+              <w:left w:w="70" w:type="dxa"/>
+              <w:right w:w="70" w:type="dxa"/>
+            </w:tcMar>
+          </w:tcPr>
+          <w:p>
+            <w:pPr>
+              <w:spacing w:after="0" w:line="252" w:lineRule="auto"/>
+            </w:pPr>
+            <w:r>
+              <w:rPr>
+                <w:rFonts w:ascii="Calibri" w:hAnsi="Calibri"/>
+                <w:sz w:val="16"/>
+              </w:rPr>
+              <w:t>±0.1298</w:t>
+            </w:r>
+          </w:p>
+        </w:tc>
+        <w:tc>
+          <w:tcPr>
+            <w:tcW w:type="dxa" w:w="1584"/>
+            <w:shd w:fill="FFFFFF"/>
+            <w:tcMar>
+              <w:top w:w="50" w:type="dxa"/>
+              <w:bottom w:w="50" w:type="dxa"/>
+              <w:left w:w="70" w:type="dxa"/>
+              <w:right w:w="70" w:type="dxa"/>
+            </w:tcMar>
+          </w:tcPr>
+          <w:p>
+            <w:pPr>
+              <w:spacing w:after="0" w:line="252" w:lineRule="auto"/>
+            </w:pPr>
+            <w:r>
+              <w:rPr>
+                <w:rFonts w:ascii="Calibri" w:hAnsi="Calibri"/>
+                <w:sz w:val="16"/>
+              </w:rPr>
+              <w:t>&lt; -0.0275 atau &gt; +0.1398</w:t>
+            </w:r>
+          </w:p>
+        </w:tc>
+        <w:tc>
+          <w:tcPr>
+            <w:tcW w:type="dxa" w:w="1440"/>
+            <w:shd w:fill="FFFFFF"/>
+            <w:tcMar>
+              <w:top w:w="50" w:type="dxa"/>
+              <w:bottom w:w="50" w:type="dxa"/>
+              <w:left w:w="70" w:type="dxa"/>
+              <w:right w:w="70" w:type="dxa"/>
+            </w:tcMar>
+          </w:tcPr>
+          <w:p>
+            <w:pPr>
+              <w:spacing w:after="0" w:line="252" w:lineRule="auto"/>
+            </w:pPr>
+            <w:r>
+              <w:rPr>
+                <w:rFonts w:ascii="Calibri" w:hAnsi="Calibri"/>
+                <w:sz w:val="16"/>
+              </w:rPr>
+              <w:t>Evidence Insufficient</w:t>
+            </w:r>
+          </w:p>
+        </w:tc>
+      </w:tr>
+    </w:tbl>
+    <w:p>
+      <w:pPr>
+        <w:spacing w:after="120"/>
+      </w:pPr>
+    </w:p>
+    <w:p>
+      <w:r>
+        <w:t>Interpretasi Ekonometrika Mendalam:</w:t>
         <w:br/>
-        <w:t>• Model 2 (WLS Bobot Luas Baseline 2015–2017): beta = +0.0395, 95% Webb CI = [-0.0161, +0.0932], Bootstrap SE = 0.0307, MDE = +-0.0859.</w:t>
+        <w:t>• Efek yang Dikecualikan oleh Data: beta &lt; -0.0521 atau beta &gt; +0.1300 (data menolak efek cuaca negatif tajam atau positif ekstrem).</w:t>
         <w:br/>
-        <w:t>• Model 3 (Regresi Robust Huber / RLM): beta = +0.0198, 95% Webb CI = [-0.0292, +0.0709], Bootstrap SE = 0.0273, MDE = +-0.0765.</w:t>
+        <w:t>• Transfer dari Efek Suhu Literatur: +-0.0650 log points (Schlenker &amp; Roberts 2009).</w:t>
         <w:br/>
-        <w:t>• Model 4 (Tanpa Outlier MAD-z P95 Cutoff): beta = +0.0555, 95% Webb CI = [-0.0275, +0.1398], Bootstrap SE = 0.0463, MDE = +-0.1298.</w:t>
+        <w:t>• Status Evaluasi Resmi: EVIDENCE INSUFFICIENT.</w:t>
         <w:br/>
-        <w:br/>
-        <w:t>Efek yang Dikecualikan oleh Data: beta &lt; -0.0521 atau beta &gt; +0.1300.</w:t>
-        <w:br/>
-        <w:t>Transfer dari Efek Suhu Literatur: +-0.0650 log points (Schlenker &amp; Roberts 2009).</w:t>
-        <w:br/>
-        <w:t>Status Evaluasi Resmi: EVIDENCE INSUFFICIENT.</w:t>
-        <w:br/>
-        <w:t>Pada seluruh spesifikasi di atas, 95% CI Wild Bootstrap Webb melintasi nol dan mencakup rentang transfer efek suhu literatur (+-0.0650). Mengingat MDE panel makro tahunan lebih lebar dari benchmark efek (+-0.1444 &gt; 0.0650), data observasional makro tidak memiliki daya statistik untuk menarik kesimpulan kausal konfirmatori.</w:t>
+        <w:t>Pada seluruh 4 spesifikasi di atas, 95% Confidence Interval Wild Cluster Bootstrap Webb selalu melintasi nol dan mencakup rentang transfer efek literatur (+-0.0650). Karena MDE panel makro tahunan lebih lebar daripada benchmark efek (+-0.1444 &gt; 0.0650), data observasional makro tahunan tidak memiliki daya statistik untuk menarik kesimpulan kausal konfirmatori.</w:t>
       </w:r>
     </w:p>
     <w:p>
@@ -2541,7 +8814,7 @@
         <w:drawing>
           <wp:inline xmlns:a="http://schemas.openxmlformats.org/drawingml/2006/main" xmlns:pic="http://schemas.openxmlformats.org/drawingml/2006/picture">
             <wp:extent cx="5303520" cy="3147642"/>
-            <wp:docPr id="13" name="Picture 13"/>
+            <wp:docPr id="15" name="Picture 15"/>
             <wp:cNvGraphicFramePr>
               <a:graphicFrameLocks noChangeAspect="1"/>
             </wp:cNvGraphicFramePr>
@@ -2553,7 +8826,7 @@
                     <pic:cNvPicPr/>
                   </pic:nvPicPr>
                   <pic:blipFill>
-                    <a:blip r:embed="rId21"/>
+                    <a:blip r:embed="rId23"/>
                     <a:stretch>
                       <a:fillRect/>
                     </a:stretch>
@@ -2577,7 +8850,7 @@
         <w:spacing w:after="160"/>
       </w:pPr>
       <w:r>
-        <w:t>Gambar 5.3: Added-Variable Plot H_CORN_01 Two-Way FE dengan 95% CI Wild Cluster Bootstrap Webb dan MDE = 2.8 x SE (Status: Evidence Insufficient).</w:t>
+        <w:t>Gambar 5.4: Added-Variable Plot H_CORN_01 Two-Way FE dengan 95% CI Wild Cluster Bootstrap Webb dan MDE = 2.8 x SE (Status: Evidence Insufficient).</w:t>
       </w:r>
     </w:p>
     <w:p>
@@ -2607,7 +8880,7 @@
         <w:drawing>
           <wp:inline xmlns:a="http://schemas.openxmlformats.org/drawingml/2006/main" xmlns:pic="http://schemas.openxmlformats.org/drawingml/2006/picture">
             <wp:extent cx="5303520" cy="2673974"/>
-            <wp:docPr id="14" name="Picture 14"/>
+            <wp:docPr id="16" name="Picture 16"/>
             <wp:cNvGraphicFramePr>
               <a:graphicFrameLocks noChangeAspect="1"/>
             </wp:cNvGraphicFramePr>
@@ -2619,7 +8892,7 @@
                     <pic:cNvPicPr/>
                   </pic:nvPicPr>
                   <pic:blipFill>
-                    <a:blip r:embed="rId22"/>
+                    <a:blip r:embed="rId24"/>
                     <a:stretch>
                       <a:fillRect/>
                     </a:stretch>
@@ -2643,7 +8916,7 @@
         <w:spacing w:after="160"/>
       </w:pPr>
       <w:r>
-        <w:t>Gambar 5.4: Forest Plot Leave-One-Year-Out (LOO) Uji Ketahanan Sensitivitas Ekstrem (Estimasi Konsisten &amp; CI Selalu Melintasi Nol).</w:t>
+        <w:t>Gambar 5.5: Forest Plot Leave-One-Year-Out (LOO) Uji Ketahanan Sensitivitas Ekstrem (Estimasi Konsisten &amp; CI Selalu Melintasi Nol).</w:t>
       </w:r>
     </w:p>
     <w:p>
@@ -2656,7 +8929,7 @@
         <w:drawing>
           <wp:inline xmlns:a="http://schemas.openxmlformats.org/drawingml/2006/main" xmlns:pic="http://schemas.openxmlformats.org/drawingml/2006/picture">
             <wp:extent cx="5303520" cy="2557201"/>
-            <wp:docPr id="15" name="Picture 15"/>
+            <wp:docPr id="17" name="Picture 17"/>
             <wp:cNvGraphicFramePr>
               <a:graphicFrameLocks noChangeAspect="1"/>
             </wp:cNvGraphicFramePr>
@@ -2668,7 +8941,7 @@
                     <pic:cNvPicPr/>
                   </pic:nvPicPr>
                   <pic:blipFill>
-                    <a:blip r:embed="rId23"/>
+                    <a:blip r:embed="rId25"/>
                     <a:stretch>
                       <a:fillRect/>
                     </a:stretch>
@@ -2692,7 +8965,7 @@
         <w:spacing w:after="160"/>
       </w:pPr>
       <w:r>
-        <w:t>Gambar 5.5: Uji Stabilitas Jendela Waktu &amp; Lead Weather Placebo (t+1) Dihitung Nyata dari Data Menggunakan Two-Way FE &amp; Wild Bootstrap Webb.</w:t>
+        <w:t>Gambar 5.6: Uji Stabilitas Jendela Waktu &amp; Lead Weather Placebo (t+1) Dihitung Nyata dari Data Menggunakan Two-Way FE &amp; Wild Bootstrap Webb.</w:t>
       </w:r>
     </w:p>
     <w:p>
@@ -2705,11 +8978,11 @@
     </w:p>
     <w:p>
       <w:r>
-        <w:t>• Depresiasi Titik Embun Malam (Tmin – Tdew): Tmin adalah nilai minimum 24 jam (subuh), sedangkan Tdew adalah rata-rata 24 jam. Sebanyak 40.3% hari mencatat depresiasi negatif (&lt; 0°C) murni akibat ketidaksesuaian rata-rata diurnal, bukan supersaturasi udara. Sebagai pelengkap proksi fajar, kelembapan relatif jam 06 lokal (RH_06h) mencatat persentil 90 sebesar 91.6%.</w:t>
+        <w:t>• Depresiasi Titik Embun Malam (Tmin – Tdew): Tmin adalah nilai minimum 24 jam (subuh), sedangkan Tdew adalah rata-rata 24 jam. Sebanyak 40.31% hari mencatat depresiasi negatif (&lt; 0°C) murni akibat ketidaksesuaian rata-rata diurnal, bukan supersaturasi udara. Sebagai pelengkap proksi fajar, kelembapan relatif jam 06 lokal (RH_06h) mencatat persentil 90 sebesar 91.64%.</w:t>
         <w:br/>
         <w:t>• Persentil Ambang Batas: P10 seluruh musim tanam terhitung -0.70°C (bervariasi per bulan: -0.81°C Maret s.d. -0.48°C Agustus).</w:t>
         <w:br/>
-        <w:t>• Persistensi Hari Basah Ekstrem: Run length hari berturut-turut di bawah P10 (hanya menghitung run &gt;= 1 hari) dilaporkan murni deskriptif untuk sistem peringatan dini jamur (IFWC) tanpa regresi terhadap hasil panen.</w:t>
+        <w:t>• Persistensi Hari Basah Ekstrem: Run length hari berturut-turut di bawah P10 (hanya menghitung run &gt;= 1 hari, total 5.550 run) dilaporkan murni deskriptif untuk sistem peringatan dini jamur (IFWC) tanpa regresi terhadap hasil panen.</w:t>
       </w:r>
     </w:p>
     <w:p>
@@ -2722,7 +8995,7 @@
         <w:drawing>
           <wp:inline xmlns:a="http://schemas.openxmlformats.org/drawingml/2006/main" xmlns:pic="http://schemas.openxmlformats.org/drawingml/2006/picture">
             <wp:extent cx="5303520" cy="2305771"/>
-            <wp:docPr id="16" name="Picture 16"/>
+            <wp:docPr id="18" name="Picture 18"/>
             <wp:cNvGraphicFramePr>
               <a:graphicFrameLocks noChangeAspect="1"/>
             </wp:cNvGraphicFramePr>
@@ -2734,7 +9007,7 @@
                     <pic:cNvPicPr/>
                   </pic:nvPicPr>
                   <pic:blipFill>
-                    <a:blip r:embed="rId24"/>
+                    <a:blip r:embed="rId26"/>
                     <a:stretch>
                       <a:fillRect/>
                     </a:stretch>
@@ -2758,7 +9031,7 @@
         <w:spacing w:after="160"/>
       </w:pPr>
       <w:r>
-        <w:t>Gambar 5.6: Distribusi Depresiasi Titik Embun Malam (Tmin – Tdew) dan Frekuensi Run Length Hari Lembap di Bawah P10 (Run &gt;= 1 Hari, Tier B Deskriptif).</w:t>
+        <w:t>Gambar 5.7: Distribusi Depresiasi Titik Embun Malam (Tmin – Tdew) dan Frekuensi Run Length Hari Lembap di Bawah P10 (Run &gt;= 1 Hari, Tier B Deskriptif).</w:t>
       </w:r>
     </w:p>
     <w:p>
@@ -2771,20 +9044,947 @@
     </w:p>
     <w:p>
       <w:r>
-        <w:t>Tabel komparasi MDE dihitung konsisten langsung dari Standard Error Wild Cluster Bootstrap (MDE = 2.8 x SE):</w:t>
+        <w:t>Tabel komparasi MDE dihitung konsisten langsung dari Standard Error Wild Cluster Bootstrap (MDE = 2.8 x SE_boot):</w:t>
         <w:br/>
-        <w:t>• Jagung (DS05, T=7, N=124): Bootstrap SE = 0.0516, MDE = +-0.1444 (Daya Rendah, MDE 14.4% &gt; Efek Suhu 6.5%).</w:t>
+      </w:r>
+    </w:p>
+    <w:tbl>
+      <w:tblPr>
+        <w:tblW w:type="auto" w:w="0"/>
+        <w:jc w:val="center"/>
+        <w:tblLayout w:type="fixed"/>
+        <w:tblLook w:firstColumn="1" w:firstRow="1" w:lastColumn="0" w:lastRow="0" w:noHBand="0" w:noVBand="1" w:val="04A0"/>
+      </w:tblPr>
+      <w:tblGrid>
+        <w:gridCol w:w="1040"/>
+        <w:gridCol w:w="1040"/>
+        <w:gridCol w:w="1040"/>
+        <w:gridCol w:w="1040"/>
+        <w:gridCol w:w="1040"/>
+        <w:gridCol w:w="1040"/>
+        <w:gridCol w:w="1040"/>
+        <w:gridCol w:w="1040"/>
+        <w:gridCol w:w="1040"/>
+      </w:tblGrid>
+      <w:tr>
+        <w:trPr>
+          <w:tblHeader/>
+          <w:cantSplit/>
+        </w:trPr>
+        <w:tc>
+          <w:tcPr>
+            <w:tcW w:type="dxa" w:w="1728"/>
+            <w:shd w:fill="2E7D32"/>
+            <w:tcMar>
+              <w:top w:w="70" w:type="dxa"/>
+              <w:bottom w:w="70" w:type="dxa"/>
+              <w:left w:w="90" w:type="dxa"/>
+              <w:right w:w="90" w:type="dxa"/>
+            </w:tcMar>
+          </w:tcPr>
+          <w:p>
+            <w:pPr>
+              <w:spacing w:after="0" w:line="252" w:lineRule="auto"/>
+            </w:pPr>
+            <w:r>
+              <w:rPr>
+                <w:rFonts w:ascii="Calibri" w:hAnsi="Calibri"/>
+                <w:b/>
+                <w:color w:val="FFFFFF"/>
+                <w:sz w:val="17"/>
+              </w:rPr>
+              <w:t>Komoditas &amp; Panel</w:t>
+            </w:r>
+          </w:p>
+        </w:tc>
+        <w:tc>
+          <w:tcPr>
+            <w:tcW w:type="dxa" w:w="1296"/>
+            <w:shd w:fill="2E7D32"/>
+            <w:tcMar>
+              <w:top w:w="70" w:type="dxa"/>
+              <w:bottom w:w="70" w:type="dxa"/>
+              <w:left w:w="90" w:type="dxa"/>
+              <w:right w:w="90" w:type="dxa"/>
+            </w:tcMar>
+          </w:tcPr>
+          <w:p>
+            <w:pPr>
+              <w:spacing w:after="0" w:line="252" w:lineRule="auto"/>
+            </w:pPr>
+            <w:r>
+              <w:rPr>
+                <w:rFonts w:ascii="Calibri" w:hAnsi="Calibri"/>
+                <w:b/>
+                <w:color w:val="FFFFFF"/>
+                <w:sz w:val="17"/>
+              </w:rPr>
+              <w:t>Periode Valid</w:t>
+            </w:r>
+          </w:p>
+        </w:tc>
+        <w:tc>
+          <w:tcPr>
+            <w:tcW w:type="dxa" w:w="720"/>
+            <w:shd w:fill="2E7D32"/>
+            <w:tcMar>
+              <w:top w:w="70" w:type="dxa"/>
+              <w:bottom w:w="70" w:type="dxa"/>
+              <w:left w:w="90" w:type="dxa"/>
+              <w:right w:w="90" w:type="dxa"/>
+            </w:tcMar>
+          </w:tcPr>
+          <w:p>
+            <w:pPr>
+              <w:spacing w:after="0" w:line="252" w:lineRule="auto"/>
+            </w:pPr>
+            <w:r>
+              <w:rPr>
+                <w:rFonts w:ascii="Calibri" w:hAnsi="Calibri"/>
+                <w:b/>
+                <w:color w:val="FFFFFF"/>
+                <w:sz w:val="17"/>
+              </w:rPr>
+              <w:t>N Obs</w:t>
+            </w:r>
+          </w:p>
+        </w:tc>
+        <w:tc>
+          <w:tcPr>
+            <w:tcW w:type="dxa" w:w="1152"/>
+            <w:shd w:fill="2E7D32"/>
+            <w:tcMar>
+              <w:top w:w="70" w:type="dxa"/>
+              <w:bottom w:w="70" w:type="dxa"/>
+              <w:left w:w="90" w:type="dxa"/>
+              <w:right w:w="90" w:type="dxa"/>
+            </w:tcMar>
+          </w:tcPr>
+          <w:p>
+            <w:pPr>
+              <w:spacing w:after="0" w:line="252" w:lineRule="auto"/>
+            </w:pPr>
+            <w:r>
+              <w:rPr>
+                <w:rFonts w:ascii="Calibri" w:hAnsi="Calibri"/>
+                <w:b/>
+                <w:color w:val="FFFFFF"/>
+                <w:sz w:val="17"/>
+              </w:rPr>
+              <w:t>Clusters (G)</w:t>
+            </w:r>
+          </w:p>
+        </w:tc>
+        <w:tc>
+          <w:tcPr>
+            <w:tcW w:type="dxa" w:w="1008"/>
+            <w:shd w:fill="2E7D32"/>
+            <w:tcMar>
+              <w:top w:w="70" w:type="dxa"/>
+              <w:bottom w:w="70" w:type="dxa"/>
+              <w:left w:w="90" w:type="dxa"/>
+              <w:right w:w="90" w:type="dxa"/>
+            </w:tcMar>
+          </w:tcPr>
+          <w:p>
+            <w:pPr>
+              <w:spacing w:after="0" w:line="252" w:lineRule="auto"/>
+            </w:pPr>
+            <w:r>
+              <w:rPr>
+                <w:rFonts w:ascii="Calibri" w:hAnsi="Calibri"/>
+                <w:b/>
+                <w:color w:val="FFFFFF"/>
+                <w:sz w:val="17"/>
+              </w:rPr>
+              <w:t>Within-CV</w:t>
+            </w:r>
+          </w:p>
+        </w:tc>
+        <w:tc>
+          <w:tcPr>
+            <w:tcW w:type="dxa" w:w="1008"/>
+            <w:shd w:fill="2E7D32"/>
+            <w:tcMar>
+              <w:top w:w="70" w:type="dxa"/>
+              <w:bottom w:w="70" w:type="dxa"/>
+              <w:left w:w="90" w:type="dxa"/>
+              <w:right w:w="90" w:type="dxa"/>
+            </w:tcMar>
+          </w:tcPr>
+          <w:p>
+            <w:pPr>
+              <w:spacing w:after="0" w:line="252" w:lineRule="auto"/>
+            </w:pPr>
+            <w:r>
+              <w:rPr>
+                <w:rFonts w:ascii="Calibri" w:hAnsi="Calibri"/>
+                <w:b/>
+                <w:color w:val="FFFFFF"/>
+                <w:sz w:val="17"/>
+              </w:rPr>
+              <w:t>Bootstrap SE</w:t>
+            </w:r>
+          </w:p>
+        </w:tc>
+        <w:tc>
+          <w:tcPr>
+            <w:tcW w:type="dxa" w:w="1152"/>
+            <w:shd w:fill="2E7D32"/>
+            <w:tcMar>
+              <w:top w:w="70" w:type="dxa"/>
+              <w:bottom w:w="70" w:type="dxa"/>
+              <w:left w:w="90" w:type="dxa"/>
+              <w:right w:w="90" w:type="dxa"/>
+            </w:tcMar>
+          </w:tcPr>
+          <w:p>
+            <w:pPr>
+              <w:spacing w:after="0" w:line="252" w:lineRule="auto"/>
+            </w:pPr>
+            <w:r>
+              <w:rPr>
+                <w:rFonts w:ascii="Calibri" w:hAnsi="Calibri"/>
+                <w:b/>
+                <w:color w:val="FFFFFF"/>
+                <w:sz w:val="17"/>
+              </w:rPr>
+              <w:t>MDE (2.8 x SE)</w:t>
+            </w:r>
+          </w:p>
+        </w:tc>
+        <w:tc>
+          <w:tcPr>
+            <w:tcW w:type="dxa" w:w="1296"/>
+            <w:shd w:fill="2E7D32"/>
+            <w:tcMar>
+              <w:top w:w="70" w:type="dxa"/>
+              <w:bottom w:w="70" w:type="dxa"/>
+              <w:left w:w="90" w:type="dxa"/>
+              <w:right w:w="90" w:type="dxa"/>
+            </w:tcMar>
+          </w:tcPr>
+          <w:p>
+            <w:pPr>
+              <w:spacing w:after="0" w:line="252" w:lineRule="auto"/>
+            </w:pPr>
+            <w:r>
+              <w:rPr>
+                <w:rFonts w:ascii="Calibri" w:hAnsi="Calibri"/>
+                <w:b/>
+                <w:color w:val="FFFFFF"/>
+                <w:sz w:val="17"/>
+              </w:rPr>
+              <w:t>Benchmark Efek</w:t>
+            </w:r>
+          </w:p>
+        </w:tc>
+        <w:tc>
+          <w:tcPr>
+            <w:tcW w:type="dxa" w:w="1584"/>
+            <w:shd w:fill="2E7D32"/>
+            <w:tcMar>
+              <w:top w:w="70" w:type="dxa"/>
+              <w:bottom w:w="70" w:type="dxa"/>
+              <w:left w:w="90" w:type="dxa"/>
+              <w:right w:w="90" w:type="dxa"/>
+            </w:tcMar>
+          </w:tcPr>
+          <w:p>
+            <w:pPr>
+              <w:spacing w:after="0" w:line="252" w:lineRule="auto"/>
+            </w:pPr>
+            <w:r>
+              <w:rPr>
+                <w:rFonts w:ascii="Calibri" w:hAnsi="Calibri"/>
+                <w:b/>
+                <w:color w:val="FFFFFF"/>
+                <w:sz w:val="17"/>
+              </w:rPr>
+              <w:t>Daya Statistik</w:t>
+            </w:r>
+          </w:p>
+        </w:tc>
+      </w:tr>
+      <w:tr>
+        <w:trPr>
+          <w:cantSplit/>
+        </w:trPr>
+        <w:tc>
+          <w:tcPr>
+            <w:tcW w:type="dxa" w:w="1728"/>
+            <w:shd w:fill="F9FBE7"/>
+            <w:tcMar>
+              <w:top w:w="50" w:type="dxa"/>
+              <w:bottom w:w="50" w:type="dxa"/>
+              <w:left w:w="70" w:type="dxa"/>
+              <w:right w:w="70" w:type="dxa"/>
+            </w:tcMar>
+          </w:tcPr>
+          <w:p>
+            <w:pPr>
+              <w:spacing w:after="0" w:line="252" w:lineRule="auto"/>
+            </w:pPr>
+            <w:r>
+              <w:rPr>
+                <w:rFonts w:ascii="Calibri" w:hAnsi="Calibri"/>
+                <w:b/>
+                <w:sz w:val="16"/>
+              </w:rPr>
+              <w:t>Jagung (DS05)</w:t>
+            </w:r>
+          </w:p>
+        </w:tc>
+        <w:tc>
+          <w:tcPr>
+            <w:tcW w:type="dxa" w:w="1296"/>
+            <w:shd w:fill="F9FBE7"/>
+            <w:tcMar>
+              <w:top w:w="50" w:type="dxa"/>
+              <w:bottom w:w="50" w:type="dxa"/>
+              <w:left w:w="70" w:type="dxa"/>
+              <w:right w:w="70" w:type="dxa"/>
+            </w:tcMar>
+          </w:tcPr>
+          <w:p>
+            <w:pPr>
+              <w:spacing w:after="0" w:line="252" w:lineRule="auto"/>
+            </w:pPr>
+            <w:r>
+              <w:rPr>
+                <w:rFonts w:ascii="Calibri" w:hAnsi="Calibri"/>
+                <w:sz w:val="16"/>
+              </w:rPr>
+              <w:t>2015–2021 (T=7)</w:t>
+            </w:r>
+          </w:p>
+        </w:tc>
+        <w:tc>
+          <w:tcPr>
+            <w:tcW w:type="dxa" w:w="720"/>
+            <w:shd w:fill="F9FBE7"/>
+            <w:tcMar>
+              <w:top w:w="50" w:type="dxa"/>
+              <w:bottom w:w="50" w:type="dxa"/>
+              <w:left w:w="70" w:type="dxa"/>
+              <w:right w:w="70" w:type="dxa"/>
+            </w:tcMar>
+          </w:tcPr>
+          <w:p>
+            <w:pPr>
+              <w:spacing w:after="0" w:line="252" w:lineRule="auto"/>
+            </w:pPr>
+            <w:r>
+              <w:rPr>
+                <w:rFonts w:ascii="Calibri" w:hAnsi="Calibri"/>
+                <w:sz w:val="16"/>
+              </w:rPr>
+              <w:t>124</w:t>
+            </w:r>
+          </w:p>
+        </w:tc>
+        <w:tc>
+          <w:tcPr>
+            <w:tcW w:type="dxa" w:w="1152"/>
+            <w:shd w:fill="F9FBE7"/>
+            <w:tcMar>
+              <w:top w:w="50" w:type="dxa"/>
+              <w:bottom w:w="50" w:type="dxa"/>
+              <w:left w:w="70" w:type="dxa"/>
+              <w:right w:w="70" w:type="dxa"/>
+            </w:tcMar>
+          </w:tcPr>
+          <w:p>
+            <w:pPr>
+              <w:spacing w:after="0" w:line="252" w:lineRule="auto"/>
+            </w:pPr>
+            <w:r>
+              <w:rPr>
+                <w:rFonts w:ascii="Calibri" w:hAnsi="Calibri"/>
+                <w:sz w:val="16"/>
+              </w:rPr>
+              <w:t>18 sentra</w:t>
+            </w:r>
+          </w:p>
+        </w:tc>
+        <w:tc>
+          <w:tcPr>
+            <w:tcW w:type="dxa" w:w="1008"/>
+            <w:shd w:fill="F9FBE7"/>
+            <w:tcMar>
+              <w:top w:w="50" w:type="dxa"/>
+              <w:bottom w:w="50" w:type="dxa"/>
+              <w:left w:w="70" w:type="dxa"/>
+              <w:right w:w="70" w:type="dxa"/>
+            </w:tcMar>
+          </w:tcPr>
+          <w:p>
+            <w:pPr>
+              <w:spacing w:after="0" w:line="252" w:lineRule="auto"/>
+            </w:pPr>
+            <w:r>
+              <w:rPr>
+                <w:rFonts w:ascii="Calibri" w:hAnsi="Calibri"/>
+                <w:sz w:val="16"/>
+              </w:rPr>
+              <w:t>5.49%</w:t>
+            </w:r>
+          </w:p>
+        </w:tc>
+        <w:tc>
+          <w:tcPr>
+            <w:tcW w:type="dxa" w:w="1008"/>
+            <w:shd w:fill="F9FBE7"/>
+            <w:tcMar>
+              <w:top w:w="50" w:type="dxa"/>
+              <w:bottom w:w="50" w:type="dxa"/>
+              <w:left w:w="70" w:type="dxa"/>
+              <w:right w:w="70" w:type="dxa"/>
+            </w:tcMar>
+          </w:tcPr>
+          <w:p>
+            <w:pPr>
+              <w:spacing w:after="0" w:line="252" w:lineRule="auto"/>
+            </w:pPr>
+            <w:r>
+              <w:rPr>
+                <w:rFonts w:ascii="Calibri" w:hAnsi="Calibri"/>
+                <w:sz w:val="16"/>
+              </w:rPr>
+              <w:t>0.0516</w:t>
+            </w:r>
+          </w:p>
+        </w:tc>
+        <w:tc>
+          <w:tcPr>
+            <w:tcW w:type="dxa" w:w="1152"/>
+            <w:shd w:fill="F9FBE7"/>
+            <w:tcMar>
+              <w:top w:w="50" w:type="dxa"/>
+              <w:bottom w:w="50" w:type="dxa"/>
+              <w:left w:w="70" w:type="dxa"/>
+              <w:right w:w="70" w:type="dxa"/>
+            </w:tcMar>
+          </w:tcPr>
+          <w:p>
+            <w:pPr>
+              <w:spacing w:after="0" w:line="252" w:lineRule="auto"/>
+            </w:pPr>
+            <w:r>
+              <w:rPr>
+                <w:rFonts w:ascii="Calibri" w:hAnsi="Calibri"/>
+                <w:sz w:val="16"/>
+              </w:rPr>
+              <w:t>±0.1444</w:t>
+            </w:r>
+          </w:p>
+        </w:tc>
+        <w:tc>
+          <w:tcPr>
+            <w:tcW w:type="dxa" w:w="1296"/>
+            <w:shd w:fill="F9FBE7"/>
+            <w:tcMar>
+              <w:top w:w="50" w:type="dxa"/>
+              <w:bottom w:w="50" w:type="dxa"/>
+              <w:left w:w="70" w:type="dxa"/>
+              <w:right w:w="70" w:type="dxa"/>
+            </w:tcMar>
+          </w:tcPr>
+          <w:p>
+            <w:pPr>
+              <w:spacing w:after="0" w:line="252" w:lineRule="auto"/>
+            </w:pPr>
+            <w:r>
+              <w:rPr>
+                <w:rFonts w:ascii="Calibri" w:hAnsi="Calibri"/>
+                <w:sz w:val="16"/>
+              </w:rPr>
+              <w:t>±0.0650 (Suhu)</w:t>
+            </w:r>
+          </w:p>
+        </w:tc>
+        <w:tc>
+          <w:tcPr>
+            <w:tcW w:type="dxa" w:w="1584"/>
+            <w:shd w:fill="F9FBE7"/>
+            <w:tcMar>
+              <w:top w:w="50" w:type="dxa"/>
+              <w:bottom w:w="50" w:type="dxa"/>
+              <w:left w:w="70" w:type="dxa"/>
+              <w:right w:w="70" w:type="dxa"/>
+            </w:tcMar>
+          </w:tcPr>
+          <w:p>
+            <w:pPr>
+              <w:spacing w:after="0" w:line="252" w:lineRule="auto"/>
+            </w:pPr>
+            <w:r>
+              <w:rPr>
+                <w:rFonts w:ascii="Calibri" w:hAnsi="Calibri"/>
+                <w:sz w:val="16"/>
+              </w:rPr>
+              <w:t>Daya Rendah (MDE &gt; Efek)</w:t>
+            </w:r>
+          </w:p>
+        </w:tc>
+      </w:tr>
+      <w:tr>
+        <w:trPr>
+          <w:cantSplit/>
+        </w:trPr>
+        <w:tc>
+          <w:tcPr>
+            <w:tcW w:type="dxa" w:w="1728"/>
+            <w:shd w:fill="FFFFFF"/>
+            <w:tcMar>
+              <w:top w:w="50" w:type="dxa"/>
+              <w:bottom w:w="50" w:type="dxa"/>
+              <w:left w:w="70" w:type="dxa"/>
+              <w:right w:w="70" w:type="dxa"/>
+            </w:tcMar>
+          </w:tcPr>
+          <w:p>
+            <w:pPr>
+              <w:spacing w:after="0" w:line="252" w:lineRule="auto"/>
+            </w:pPr>
+            <w:r>
+              <w:rPr>
+                <w:rFonts w:ascii="Calibri" w:hAnsi="Calibri"/>
+                <w:b/>
+                <w:sz w:val="16"/>
+              </w:rPr>
+              <w:t>Kedelai (DS07)</w:t>
+            </w:r>
+          </w:p>
+        </w:tc>
+        <w:tc>
+          <w:tcPr>
+            <w:tcW w:type="dxa" w:w="1296"/>
+            <w:shd w:fill="FFFFFF"/>
+            <w:tcMar>
+              <w:top w:w="50" w:type="dxa"/>
+              <w:bottom w:w="50" w:type="dxa"/>
+              <w:left w:w="70" w:type="dxa"/>
+              <w:right w:w="70" w:type="dxa"/>
+            </w:tcMar>
+          </w:tcPr>
+          <w:p>
+            <w:pPr>
+              <w:spacing w:after="0" w:line="252" w:lineRule="auto"/>
+            </w:pPr>
+            <w:r>
+              <w:rPr>
+                <w:rFonts w:ascii="Calibri" w:hAnsi="Calibri"/>
+                <w:sz w:val="16"/>
+              </w:rPr>
+              <w:t>2015–2021 (T=7)</w:t>
+            </w:r>
+          </w:p>
+        </w:tc>
+        <w:tc>
+          <w:tcPr>
+            <w:tcW w:type="dxa" w:w="720"/>
+            <w:shd w:fill="FFFFFF"/>
+            <w:tcMar>
+              <w:top w:w="50" w:type="dxa"/>
+              <w:bottom w:w="50" w:type="dxa"/>
+              <w:left w:w="70" w:type="dxa"/>
+              <w:right w:w="70" w:type="dxa"/>
+            </w:tcMar>
+          </w:tcPr>
+          <w:p>
+            <w:pPr>
+              <w:spacing w:after="0" w:line="252" w:lineRule="auto"/>
+            </w:pPr>
+            <w:r>
+              <w:rPr>
+                <w:rFonts w:ascii="Calibri" w:hAnsi="Calibri"/>
+                <w:sz w:val="16"/>
+              </w:rPr>
+              <w:t>108</w:t>
+            </w:r>
+          </w:p>
+        </w:tc>
+        <w:tc>
+          <w:tcPr>
+            <w:tcW w:type="dxa" w:w="1152"/>
+            <w:shd w:fill="FFFFFF"/>
+            <w:tcMar>
+              <w:top w:w="50" w:type="dxa"/>
+              <w:bottom w:w="50" w:type="dxa"/>
+              <w:left w:w="70" w:type="dxa"/>
+              <w:right w:w="70" w:type="dxa"/>
+            </w:tcMar>
+          </w:tcPr>
+          <w:p>
+            <w:pPr>
+              <w:spacing w:after="0" w:line="252" w:lineRule="auto"/>
+            </w:pPr>
+            <w:r>
+              <w:rPr>
+                <w:rFonts w:ascii="Calibri" w:hAnsi="Calibri"/>
+                <w:sz w:val="16"/>
+              </w:rPr>
+              <w:t>17 sentra</w:t>
+            </w:r>
+          </w:p>
+        </w:tc>
+        <w:tc>
+          <w:tcPr>
+            <w:tcW w:type="dxa" w:w="1008"/>
+            <w:shd w:fill="FFFFFF"/>
+            <w:tcMar>
+              <w:top w:w="50" w:type="dxa"/>
+              <w:bottom w:w="50" w:type="dxa"/>
+              <w:left w:w="70" w:type="dxa"/>
+              <w:right w:w="70" w:type="dxa"/>
+            </w:tcMar>
+          </w:tcPr>
+          <w:p>
+            <w:pPr>
+              <w:spacing w:after="0" w:line="252" w:lineRule="auto"/>
+            </w:pPr>
+            <w:r>
+              <w:rPr>
+                <w:rFonts w:ascii="Calibri" w:hAnsi="Calibri"/>
+                <w:sz w:val="16"/>
+              </w:rPr>
+              <w:t>4.82%</w:t>
+            </w:r>
+          </w:p>
+        </w:tc>
+        <w:tc>
+          <w:tcPr>
+            <w:tcW w:type="dxa" w:w="1008"/>
+            <w:shd w:fill="FFFFFF"/>
+            <w:tcMar>
+              <w:top w:w="50" w:type="dxa"/>
+              <w:bottom w:w="50" w:type="dxa"/>
+              <w:left w:w="70" w:type="dxa"/>
+              <w:right w:w="70" w:type="dxa"/>
+            </w:tcMar>
+          </w:tcPr>
+          <w:p>
+            <w:pPr>
+              <w:spacing w:after="0" w:line="252" w:lineRule="auto"/>
+            </w:pPr>
+            <w:r>
+              <w:rPr>
+                <w:rFonts w:ascii="Calibri" w:hAnsi="Calibri"/>
+                <w:sz w:val="16"/>
+              </w:rPr>
+              <w:t>0.0446</w:t>
+            </w:r>
+          </w:p>
+        </w:tc>
+        <w:tc>
+          <w:tcPr>
+            <w:tcW w:type="dxa" w:w="1152"/>
+            <w:shd w:fill="FFFFFF"/>
+            <w:tcMar>
+              <w:top w:w="50" w:type="dxa"/>
+              <w:bottom w:w="50" w:type="dxa"/>
+              <w:left w:w="70" w:type="dxa"/>
+              <w:right w:w="70" w:type="dxa"/>
+            </w:tcMar>
+          </w:tcPr>
+          <w:p>
+            <w:pPr>
+              <w:spacing w:after="0" w:line="252" w:lineRule="auto"/>
+            </w:pPr>
+            <w:r>
+              <w:rPr>
+                <w:rFonts w:ascii="Calibri" w:hAnsi="Calibri"/>
+                <w:sz w:val="16"/>
+              </w:rPr>
+              <w:t>±0.1250</w:t>
+            </w:r>
+          </w:p>
+        </w:tc>
+        <w:tc>
+          <w:tcPr>
+            <w:tcW w:type="dxa" w:w="1296"/>
+            <w:shd w:fill="FFFFFF"/>
+            <w:tcMar>
+              <w:top w:w="50" w:type="dxa"/>
+              <w:bottom w:w="50" w:type="dxa"/>
+              <w:left w:w="70" w:type="dxa"/>
+              <w:right w:w="70" w:type="dxa"/>
+            </w:tcMar>
+          </w:tcPr>
+          <w:p>
+            <w:pPr>
+              <w:spacing w:after="0" w:line="252" w:lineRule="auto"/>
+            </w:pPr>
+            <w:r>
+              <w:rPr>
+                <w:rFonts w:ascii="Calibri" w:hAnsi="Calibri"/>
+                <w:sz w:val="16"/>
+              </w:rPr>
+              <w:t>±0.0650 (Suhu)</w:t>
+            </w:r>
+          </w:p>
+        </w:tc>
+        <w:tc>
+          <w:tcPr>
+            <w:tcW w:type="dxa" w:w="1584"/>
+            <w:shd w:fill="FFFFFF"/>
+            <w:tcMar>
+              <w:top w:w="50" w:type="dxa"/>
+              <w:bottom w:w="50" w:type="dxa"/>
+              <w:left w:w="70" w:type="dxa"/>
+              <w:right w:w="70" w:type="dxa"/>
+            </w:tcMar>
+          </w:tcPr>
+          <w:p>
+            <w:pPr>
+              <w:spacing w:after="0" w:line="252" w:lineRule="auto"/>
+            </w:pPr>
+            <w:r>
+              <w:rPr>
+                <w:rFonts w:ascii="Calibri" w:hAnsi="Calibri"/>
+                <w:sz w:val="16"/>
+              </w:rPr>
+              <w:t>Daya Rendah (MDE &gt; Efek)</w:t>
+            </w:r>
+          </w:p>
+        </w:tc>
+      </w:tr>
+      <w:tr>
+        <w:trPr>
+          <w:cantSplit/>
+        </w:trPr>
+        <w:tc>
+          <w:tcPr>
+            <w:tcW w:type="dxa" w:w="1728"/>
+            <w:shd w:fill="F9FBE7"/>
+            <w:tcMar>
+              <w:top w:w="50" w:type="dxa"/>
+              <w:bottom w:w="50" w:type="dxa"/>
+              <w:left w:w="70" w:type="dxa"/>
+              <w:right w:w="70" w:type="dxa"/>
+            </w:tcMar>
+          </w:tcPr>
+          <w:p>
+            <w:pPr>
+              <w:spacing w:after="0" w:line="252" w:lineRule="auto"/>
+            </w:pPr>
+            <w:r>
+              <w:rPr>
+                <w:rFonts w:ascii="Calibri" w:hAnsi="Calibri"/>
+                <w:b/>
+                <w:sz w:val="16"/>
+              </w:rPr>
+              <w:t>Padi Sawah (DS03)</w:t>
+            </w:r>
+          </w:p>
+        </w:tc>
+        <w:tc>
+          <w:tcPr>
+            <w:tcW w:type="dxa" w:w="1296"/>
+            <w:shd w:fill="F9FBE7"/>
+            <w:tcMar>
+              <w:top w:w="50" w:type="dxa"/>
+              <w:bottom w:w="50" w:type="dxa"/>
+              <w:left w:w="70" w:type="dxa"/>
+              <w:right w:w="70" w:type="dxa"/>
+            </w:tcMar>
+          </w:tcPr>
+          <w:p>
+            <w:pPr>
+              <w:spacing w:after="0" w:line="252" w:lineRule="auto"/>
+            </w:pPr>
+            <w:r>
+              <w:rPr>
+                <w:rFonts w:ascii="Calibri" w:hAnsi="Calibri"/>
+                <w:sz w:val="16"/>
+              </w:rPr>
+              <w:t>2015–2017 (T=3)</w:t>
+            </w:r>
+          </w:p>
+        </w:tc>
+        <w:tc>
+          <w:tcPr>
+            <w:tcW w:type="dxa" w:w="720"/>
+            <w:shd w:fill="F9FBE7"/>
+            <w:tcMar>
+              <w:top w:w="50" w:type="dxa"/>
+              <w:bottom w:w="50" w:type="dxa"/>
+              <w:left w:w="70" w:type="dxa"/>
+              <w:right w:w="70" w:type="dxa"/>
+            </w:tcMar>
+          </w:tcPr>
+          <w:p>
+            <w:pPr>
+              <w:spacing w:after="0" w:line="252" w:lineRule="auto"/>
+            </w:pPr>
+            <w:r>
+              <w:rPr>
+                <w:rFonts w:ascii="Calibri" w:hAnsi="Calibri"/>
+                <w:sz w:val="16"/>
+              </w:rPr>
+              <w:t>54</w:t>
+            </w:r>
+          </w:p>
+        </w:tc>
+        <w:tc>
+          <w:tcPr>
+            <w:tcW w:type="dxa" w:w="1152"/>
+            <w:shd w:fill="F9FBE7"/>
+            <w:tcMar>
+              <w:top w:w="50" w:type="dxa"/>
+              <w:bottom w:w="50" w:type="dxa"/>
+              <w:left w:w="70" w:type="dxa"/>
+              <w:right w:w="70" w:type="dxa"/>
+            </w:tcMar>
+          </w:tcPr>
+          <w:p>
+            <w:pPr>
+              <w:spacing w:after="0" w:line="252" w:lineRule="auto"/>
+            </w:pPr>
+            <w:r>
+              <w:rPr>
+                <w:rFonts w:ascii="Calibri" w:hAnsi="Calibri"/>
+                <w:sz w:val="16"/>
+              </w:rPr>
+              <w:t>18 sentra</w:t>
+            </w:r>
+          </w:p>
+        </w:tc>
+        <w:tc>
+          <w:tcPr>
+            <w:tcW w:type="dxa" w:w="1008"/>
+            <w:shd w:fill="F9FBE7"/>
+            <w:tcMar>
+              <w:top w:w="50" w:type="dxa"/>
+              <w:bottom w:w="50" w:type="dxa"/>
+              <w:left w:w="70" w:type="dxa"/>
+              <w:right w:w="70" w:type="dxa"/>
+            </w:tcMar>
+          </w:tcPr>
+          <w:p>
+            <w:pPr>
+              <w:spacing w:after="0" w:line="252" w:lineRule="auto"/>
+            </w:pPr>
+            <w:r>
+              <w:rPr>
+                <w:rFonts w:ascii="Calibri" w:hAnsi="Calibri"/>
+                <w:sz w:val="16"/>
+              </w:rPr>
+              <w:t>2.14%</w:t>
+            </w:r>
+          </w:p>
+        </w:tc>
+        <w:tc>
+          <w:tcPr>
+            <w:tcW w:type="dxa" w:w="1008"/>
+            <w:shd w:fill="F9FBE7"/>
+            <w:tcMar>
+              <w:top w:w="50" w:type="dxa"/>
+              <w:bottom w:w="50" w:type="dxa"/>
+              <w:left w:w="70" w:type="dxa"/>
+              <w:right w:w="70" w:type="dxa"/>
+            </w:tcMar>
+          </w:tcPr>
+          <w:p>
+            <w:pPr>
+              <w:spacing w:after="0" w:line="252" w:lineRule="auto"/>
+            </w:pPr>
+            <w:r>
+              <w:rPr>
+                <w:rFonts w:ascii="Calibri" w:hAnsi="Calibri"/>
+                <w:sz w:val="16"/>
+              </w:rPr>
+              <w:t>0.0091</w:t>
+            </w:r>
+          </w:p>
+        </w:tc>
+        <w:tc>
+          <w:tcPr>
+            <w:tcW w:type="dxa" w:w="1152"/>
+            <w:shd w:fill="F9FBE7"/>
+            <w:tcMar>
+              <w:top w:w="50" w:type="dxa"/>
+              <w:bottom w:w="50" w:type="dxa"/>
+              <w:left w:w="70" w:type="dxa"/>
+              <w:right w:w="70" w:type="dxa"/>
+            </w:tcMar>
+          </w:tcPr>
+          <w:p>
+            <w:pPr>
+              <w:spacing w:after="0" w:line="252" w:lineRule="auto"/>
+            </w:pPr>
+            <w:r>
+              <w:rPr>
+                <w:rFonts w:ascii="Calibri" w:hAnsi="Calibri"/>
+                <w:sz w:val="16"/>
+              </w:rPr>
+              <w:t>±0.0255</w:t>
+            </w:r>
+          </w:p>
+        </w:tc>
+        <w:tc>
+          <w:tcPr>
+            <w:tcW w:type="dxa" w:w="1296"/>
+            <w:shd w:fill="F9FBE7"/>
+            <w:tcMar>
+              <w:top w:w="50" w:type="dxa"/>
+              <w:bottom w:w="50" w:type="dxa"/>
+              <w:left w:w="70" w:type="dxa"/>
+              <w:right w:w="70" w:type="dxa"/>
+            </w:tcMar>
+          </w:tcPr>
+          <w:p>
+            <w:pPr>
+              <w:spacing w:after="0" w:line="252" w:lineRule="auto"/>
+            </w:pPr>
+            <w:r>
+              <w:rPr>
+                <w:rFonts w:ascii="Calibri" w:hAnsi="Calibri"/>
+                <w:sz w:val="16"/>
+              </w:rPr>
+              <w:t>±0.0650 (Suhu)</w:t>
+            </w:r>
+          </w:p>
+        </w:tc>
+        <w:tc>
+          <w:tcPr>
+            <w:tcW w:type="dxa" w:w="1584"/>
+            <w:shd w:fill="F9FBE7"/>
+            <w:tcMar>
+              <w:top w:w="50" w:type="dxa"/>
+              <w:bottom w:w="50" w:type="dxa"/>
+              <w:left w:w="70" w:type="dxa"/>
+              <w:right w:w="70" w:type="dxa"/>
+            </w:tcMar>
+          </w:tcPr>
+          <w:p>
+            <w:pPr>
+              <w:spacing w:after="0" w:line="252" w:lineRule="auto"/>
+            </w:pPr>
+            <w:r>
+              <w:rPr>
+                <w:rFonts w:ascii="Calibri" w:hAnsi="Calibri"/>
+                <w:sz w:val="16"/>
+              </w:rPr>
+              <w:t>df Depleted (df=33 semu)</w:t>
+            </w:r>
+          </w:p>
+        </w:tc>
+      </w:tr>
+    </w:tbl>
+    <w:p>
+      <w:pPr>
+        <w:spacing w:after="120"/>
+      </w:pPr>
+    </w:p>
+    <w:p>
+      <w:r>
+        <w:t>Dekomposisi Varians Two-Way FE Lintas Komoditas:</w:t>
         <w:br/>
-        <w:t>• Kedelai (DS07, T=7, N=108): Bootstrap SE = 0.0503, MDE = +-0.1408 (Daya Rendah, MDE 14.1%).</w:t>
+        <w:t>• Jagung (DS05): FE Kabupaten = 45.2%, FE Tahun = 12.8%, Residu setelah FE = 42.0%.</w:t>
         <w:br/>
-        <w:t>• Padi Sawah (DS03, T=3, N=54): Bootstrap SE = 0.0163, MDE = +-0.0457 (PERINGATAN: Degrees of freedom sedikit df=33, bukan daya statistik tinggi!).</w:t>
-        <w:br/>
-        <w:br/>
-        <w:t>Dekomposisi varians Two-Way FE:</w:t>
-        <w:br/>
-        <w:t>• Jagung: FE Kabupaten = 45.2%, FE Tahun = 12.8%, Residu setelah FE = 42.0%.</w:t>
-        <w:br/>
-        <w:t>• Kedelai: FE Kabupaten = 58.4%, FE Tahun = 8.2%, Residu setelah FE = 33.4%.</w:t>
+        <w:t>• Kedelai (DS07): FE Kabupaten = 58.4%, FE Tahun = 8.2%, Residu setelah FE = 33.4%.</w:t>
         <w:br/>
         <w:t>Komponen residu setelah FE diberi label jujur sebagai gabungan cuaca lokal, noise acak, dan variasi non-iklim.</w:t>
       </w:r>
@@ -2799,7 +9999,7 @@
         <w:drawing>
           <wp:inline xmlns:a="http://schemas.openxmlformats.org/drawingml/2006/main" xmlns:pic="http://schemas.openxmlformats.org/drawingml/2006/picture">
             <wp:extent cx="5303520" cy="2692996"/>
-            <wp:docPr id="17" name="Picture 17"/>
+            <wp:docPr id="19" name="Picture 19"/>
             <wp:cNvGraphicFramePr>
               <a:graphicFrameLocks noChangeAspect="1"/>
             </wp:cNvGraphicFramePr>
@@ -2811,7 +10011,7 @@
                     <pic:cNvPicPr/>
                   </pic:nvPicPr>
                   <pic:blipFill>
-                    <a:blip r:embed="rId25"/>
+                    <a:blip r:embed="rId27"/>
                     <a:stretch>
                       <a:fillRect/>
                     </a:stretch>
@@ -2835,7 +10035,7 @@
         <w:spacing w:after="160"/>
       </w:pPr>
       <w:r>
-        <w:t>Gambar 5.7: Perbandingan Analytical Minimum Detectable Effect (MDE) Lintas Panel Komoditas Berdasarkan Varians Residual Two-Way FE.</w:t>
+        <w:t>Gambar 5.8: Perbandingan Analytical Minimum Detectable Effect (MDE = 2.8 x SE_boot) Lintas Panel Komoditas Berdasarkan Varians Residual Two-Way FE.</w:t>
       </w:r>
     </w:p>
     <w:p>
@@ -2848,7 +10048,7 @@
         <w:drawing>
           <wp:inline xmlns:a="http://schemas.openxmlformats.org/drawingml/2006/main" xmlns:pic="http://schemas.openxmlformats.org/drawingml/2006/picture">
             <wp:extent cx="5303520" cy="2162652"/>
-            <wp:docPr id="18" name="Picture 18"/>
+            <wp:docPr id="20" name="Picture 20"/>
             <wp:cNvGraphicFramePr>
               <a:graphicFrameLocks noChangeAspect="1"/>
             </wp:cNvGraphicFramePr>
@@ -2860,7 +10060,7 @@
                     <pic:cNvPicPr/>
                   </pic:nvPicPr>
                   <pic:blipFill>
-                    <a:blip r:embed="rId26"/>
+                    <a:blip r:embed="rId28"/>
                     <a:stretch>
                       <a:fillRect/>
                     </a:stretch>
@@ -2884,7 +10084,7 @@
         <w:spacing w:after="160"/>
       </w:pPr>
       <w:r>
-        <w:t>Gambar 5.8: Dekomposisi Variansi Two-Way Fixed Effects Log Yield Jagung dan Kedelai Jawa Barat.</w:t>
+        <w:t>Gambar 5.9: Dekomposisi Variansi Two-Way Fixed Effects Log Yield Jagung dan Kedelai Jawa Barat.</w:t>
       </w:r>
     </w:p>
     <w:p>
@@ -3454,6 +10654,8 @@
         <w:t>• Laporan Penutupan Audit: reports/audit_closure_report.md</w:t>
         <w:br/>
         <w:t>• Dokumen Keputusan Komoditas: docs/crop_outcome_decision.md</w:t>
+        <w:br/>
+        <w:t>• Log Git &amp; Hash Provenance: reports/logs/git_history.md</w:t>
         <w:br/>
         <w:t>• Tabel Lookup Spasial: data/processed/lookup_kab_cell_elev.csv</w:t>
         <w:br/>
